--- a/project/report.docx
+++ b/project/report.docx
@@ -1134,19 +1134,7 @@
           <w:rPr>
             <w:rFonts w:ascii="Cambria Math" w:hAnsi="Cambria Math"/>
           </w:rPr>
-          <m:t>y</m:t>
-        </m:r>
-        <m:r>
-          <w:rPr>
-            <w:rFonts w:ascii="Cambria Math" w:hAnsi="Cambria Math"/>
-          </w:rPr>
-          <m:t xml:space="preserve"> ≈</m:t>
-        </m:r>
-        <m:r>
-          <w:rPr>
-            <w:rFonts w:ascii="Cambria Math" w:hAnsi="Cambria Math"/>
-          </w:rPr>
-          <m:t xml:space="preserve">(6.31244 × </m:t>
+          <m:t xml:space="preserve">y ≈(6.31244 × </m:t>
         </m:r>
         <m:sSup>
           <m:sSupPr>
@@ -1392,31 +1380,5598 @@
         <w:rPr>
           <w:rFonts w:eastAsiaTheme="minorEastAsia"/>
         </w:rPr>
-        <w:t xml:space="preserve">9 which is very good. However, we do not have that many point that we are testing. IT would be a lot more accurate if we did more test sizes. This of course is </w:t>
+        <w:t>9 which is very good. However, we do not have that many point that we are testing. IT would be a lot more accurate if we did more test sizes. This of course is O(</w:t>
       </w:r>
+      <w:proofErr w:type="spellStart"/>
+      <w:r>
+        <w:rPr>
+          <w:rFonts w:eastAsiaTheme="minorEastAsia"/>
+        </w:rPr>
+        <w:t>nlogn</w:t>
+      </w:r>
+      <w:proofErr w:type="spellEnd"/>
+      <w:r>
+        <w:rPr>
+          <w:rFonts w:eastAsiaTheme="minorEastAsia"/>
+        </w:rPr>
+        <w:t>).</w:t>
+      </w:r>
+    </w:p>
+    <w:p>
+      <w:pPr>
+        <w:rPr>
+          <w:rFonts w:eastAsiaTheme="minorEastAsia"/>
+        </w:rPr>
+      </w:pPr>
+    </w:p>
+    <w:p>
+      <w:pPr>
+        <w:rPr>
+          <w:rFonts w:eastAsiaTheme="minorEastAsia"/>
+        </w:rPr>
+      </w:pPr>
+    </w:p>
+    <w:p>
+      <w:pPr>
+        <w:rPr>
+          <w:rFonts w:eastAsiaTheme="minorEastAsia"/>
+        </w:rPr>
+      </w:pPr>
+    </w:p>
+    <w:p>
+      <w:pPr>
+        <w:rPr>
+          <w:rFonts w:eastAsiaTheme="minorEastAsia"/>
+        </w:rPr>
+      </w:pPr>
+    </w:p>
+    <w:p>
+      <w:pPr>
+        <w:rPr>
+          <w:rFonts w:eastAsiaTheme="minorEastAsia"/>
+        </w:rPr>
+      </w:pPr>
+    </w:p>
+    <w:p>
+      <w:pPr>
+        <w:rPr>
+          <w:rFonts w:eastAsiaTheme="minorEastAsia"/>
+        </w:rPr>
+      </w:pPr>
+    </w:p>
+    <w:p>
+      <w:pPr>
+        <w:rPr>
+          <w:rFonts w:eastAsiaTheme="minorEastAsia"/>
+        </w:rPr>
+      </w:pPr>
+    </w:p>
+    <w:p>
+      <w:pPr>
+        <w:jc w:val="center"/>
+      </w:pPr>
+      <w:r>
+        <w:lastRenderedPageBreak/>
+        <w:t xml:space="preserve">CS_4040 Project (Phase </w:t>
+      </w:r>
+      <w:r>
+        <w:t>2</w:t>
+      </w:r>
+      <w:r>
+        <w:t>)</w:t>
+      </w:r>
+    </w:p>
+    <w:p>
+      <w:pPr>
+        <w:rPr>
+          <w:rFonts w:eastAsiaTheme="minorEastAsia"/>
+        </w:rPr>
+      </w:pPr>
+    </w:p>
+    <w:tbl>
+      <w:tblPr>
+        <w:tblStyle w:val="TableGrid"/>
+        <w:tblW w:w="0" w:type="auto"/>
+        <w:tblLook w:val="04A0" w:firstRow="1" w:lastRow="0" w:firstColumn="1" w:lastColumn="0" w:noHBand="0" w:noVBand="1"/>
+      </w:tblPr>
+      <w:tblGrid>
+        <w:gridCol w:w="8374"/>
+      </w:tblGrid>
+      <w:tr>
+        <w:tc>
+          <w:tcPr>
+            <w:tcW w:w="0" w:type="auto"/>
+          </w:tcPr>
+          <w:tbl>
+            <w:tblPr>
+              <w:tblW w:w="8142" w:type="dxa"/>
+              <w:tblCellSpacing w:w="15" w:type="dxa"/>
+              <w:tblInd w:w="8" w:type="dxa"/>
+              <w:tblCellMar>
+                <w:left w:w="0" w:type="dxa"/>
+                <w:right w:w="0" w:type="dxa"/>
+              </w:tblCellMar>
+              <w:tblLook w:val="04A0" w:firstRow="1" w:lastRow="0" w:firstColumn="1" w:lastColumn="0" w:noHBand="0" w:noVBand="1"/>
+            </w:tblPr>
+            <w:tblGrid>
+              <w:gridCol w:w="51"/>
+              <w:gridCol w:w="36"/>
+              <w:gridCol w:w="36"/>
+              <w:gridCol w:w="36"/>
+              <w:gridCol w:w="1586"/>
+              <w:gridCol w:w="46"/>
+              <w:gridCol w:w="1088"/>
+              <w:gridCol w:w="1410"/>
+              <w:gridCol w:w="2032"/>
+              <w:gridCol w:w="1821"/>
+            </w:tblGrid>
+            <w:tr>
+              <w:trPr>
+                <w:tblHeader/>
+                <w:tblCellSpacing w:w="15" w:type="dxa"/>
+              </w:trPr>
+              <w:tc>
+                <w:tcPr>
+                  <w:tcW w:w="0" w:type="auto"/>
+                </w:tcPr>
+                <w:p>
+                  <w:pPr>
+                    <w:rPr>
+                      <w:rStyle w:val="Strong"/>
+                      <w:rFonts w:ascii="Arial" w:eastAsiaTheme="majorEastAsia" w:hAnsi="Arial" w:cs="Arial"/>
+                      <w:color w:val="1B1C1D"/>
+                      <w:bdr w:val="none" w:sz="0" w:space="0" w:color="auto" w:frame="1"/>
+                    </w:rPr>
+                  </w:pPr>
+                </w:p>
+              </w:tc>
+              <w:tc>
+                <w:tcPr>
+                  <w:tcW w:w="0" w:type="auto"/>
+                </w:tcPr>
+                <w:p>
+                  <w:pPr>
+                    <w:rPr>
+                      <w:rStyle w:val="Strong"/>
+                      <w:rFonts w:ascii="Arial" w:eastAsiaTheme="majorEastAsia" w:hAnsi="Arial" w:cs="Arial"/>
+                      <w:color w:val="1B1C1D"/>
+                      <w:bdr w:val="none" w:sz="0" w:space="0" w:color="auto" w:frame="1"/>
+                    </w:rPr>
+                  </w:pPr>
+                </w:p>
+              </w:tc>
+              <w:tc>
+                <w:tcPr>
+                  <w:tcW w:w="0" w:type="auto"/>
+                </w:tcPr>
+                <w:p>
+                  <w:pPr>
+                    <w:rPr>
+                      <w:rStyle w:val="Strong"/>
+                      <w:rFonts w:ascii="Arial" w:eastAsiaTheme="majorEastAsia" w:hAnsi="Arial" w:cs="Arial"/>
+                      <w:color w:val="1B1C1D"/>
+                      <w:bdr w:val="none" w:sz="0" w:space="0" w:color="auto" w:frame="1"/>
+                    </w:rPr>
+                  </w:pPr>
+                </w:p>
+              </w:tc>
+              <w:tc>
+                <w:tcPr>
+                  <w:tcW w:w="0" w:type="auto"/>
+                </w:tcPr>
+                <w:p>
+                  <w:pPr>
+                    <w:rPr>
+                      <w:rStyle w:val="Strong"/>
+                      <w:rFonts w:ascii="Arial" w:eastAsiaTheme="majorEastAsia" w:hAnsi="Arial" w:cs="Arial"/>
+                      <w:color w:val="1B1C1D"/>
+                      <w:bdr w:val="none" w:sz="0" w:space="0" w:color="auto" w:frame="1"/>
+                    </w:rPr>
+                  </w:pPr>
+                </w:p>
+              </w:tc>
+              <w:tc>
+                <w:tcPr>
+                  <w:tcW w:w="1556" w:type="dxa"/>
+                </w:tcPr>
+                <w:p>
+                  <w:pPr>
+                    <w:jc w:val="center"/>
+                    <w:rPr>
+                      <w:rStyle w:val="Strong"/>
+                      <w:rFonts w:ascii="Arial" w:eastAsiaTheme="majorEastAsia" w:hAnsi="Arial" w:cs="Arial"/>
+                      <w:color w:val="1B1C1D"/>
+                      <w:bdr w:val="none" w:sz="0" w:space="0" w:color="auto" w:frame="1"/>
+                    </w:rPr>
+                  </w:pPr>
+                  <w:r>
+                    <w:rPr>
+                      <w:rStyle w:val="Strong"/>
+                      <w:rFonts w:ascii="Arial" w:eastAsiaTheme="majorEastAsia" w:hAnsi="Arial" w:cs="Arial"/>
+                      <w:color w:val="1B1C1D"/>
+                      <w:bdr w:val="none" w:sz="0" w:space="0" w:color="auto" w:frame="1"/>
+                    </w:rPr>
+                    <w:t>Counting Sort</w:t>
+                  </w:r>
+                </w:p>
+              </w:tc>
+              <w:tc>
+                <w:tcPr>
+                  <w:tcW w:w="16" w:type="dxa"/>
+                </w:tcPr>
+                <w:p>
+                  <w:pPr>
+                    <w:rPr>
+                      <w:rStyle w:val="Strong"/>
+                      <w:rFonts w:ascii="Arial" w:eastAsiaTheme="majorEastAsia" w:hAnsi="Arial" w:cs="Arial"/>
+                      <w:color w:val="1B1C1D"/>
+                      <w:bdr w:val="none" w:sz="0" w:space="0" w:color="auto" w:frame="1"/>
+                    </w:rPr>
+                  </w:pPr>
+                </w:p>
+              </w:tc>
+              <w:tc>
+                <w:tcPr>
+                  <w:tcW w:w="1058" w:type="dxa"/>
+                  <w:tcBorders>
+                    <w:top w:val="single" w:sz="6" w:space="0" w:color="auto"/>
+                    <w:left w:val="single" w:sz="6" w:space="0" w:color="auto"/>
+                    <w:bottom w:val="single" w:sz="6" w:space="0" w:color="auto"/>
+                    <w:right w:val="single" w:sz="6" w:space="0" w:color="auto"/>
+                  </w:tcBorders>
+                  <w:tcMar>
+                    <w:top w:w="120" w:type="dxa"/>
+                    <w:left w:w="180" w:type="dxa"/>
+                    <w:bottom w:w="120" w:type="dxa"/>
+                    <w:right w:w="180" w:type="dxa"/>
+                  </w:tcMar>
+                  <w:vAlign w:val="center"/>
+                  <w:hideMark/>
+                </w:tcPr>
+                <w:p>
+                  <w:pPr>
+                    <w:rPr>
+                      <w:rFonts w:ascii="Arial" w:hAnsi="Arial" w:cs="Arial"/>
+                      <w:color w:val="1B1C1D"/>
+                    </w:rPr>
+                  </w:pPr>
+                  <w:r>
+                    <w:rPr>
+                      <w:rStyle w:val="Strong"/>
+                      <w:rFonts w:ascii="Arial" w:eastAsiaTheme="majorEastAsia" w:hAnsi="Arial" w:cs="Arial"/>
+                      <w:color w:val="1B1C1D"/>
+                      <w:bdr w:val="none" w:sz="0" w:space="0" w:color="auto" w:frame="1"/>
+                    </w:rPr>
+                    <w:t>n</w:t>
+                  </w:r>
+                </w:p>
+              </w:tc>
+              <w:tc>
+                <w:tcPr>
+                  <w:tcW w:w="1380" w:type="dxa"/>
+                  <w:tcBorders>
+                    <w:top w:val="single" w:sz="6" w:space="0" w:color="auto"/>
+                    <w:left w:val="single" w:sz="6" w:space="0" w:color="auto"/>
+                    <w:bottom w:val="single" w:sz="6" w:space="0" w:color="auto"/>
+                    <w:right w:val="single" w:sz="6" w:space="0" w:color="auto"/>
+                  </w:tcBorders>
+                  <w:tcMar>
+                    <w:top w:w="120" w:type="dxa"/>
+                    <w:left w:w="180" w:type="dxa"/>
+                    <w:bottom w:w="120" w:type="dxa"/>
+                    <w:right w:w="180" w:type="dxa"/>
+                  </w:tcMar>
+                  <w:vAlign w:val="center"/>
+                  <w:hideMark/>
+                </w:tcPr>
+                <w:p>
+                  <w:pPr>
+                    <w:rPr>
+                      <w:rFonts w:ascii="Arial" w:hAnsi="Arial" w:cs="Arial"/>
+                      <w:color w:val="1B1C1D"/>
+                    </w:rPr>
+                  </w:pPr>
+                  <w:r>
+                    <w:rPr>
+                      <w:rStyle w:val="Strong"/>
+                      <w:rFonts w:ascii="Arial" w:eastAsiaTheme="majorEastAsia" w:hAnsi="Arial" w:cs="Arial"/>
+                      <w:color w:val="1B1C1D"/>
+                      <w:bdr w:val="none" w:sz="0" w:space="0" w:color="auto" w:frame="1"/>
+                    </w:rPr>
+                    <w:t>k</w:t>
+                  </w:r>
+                </w:p>
+              </w:tc>
+              <w:tc>
+                <w:tcPr>
+                  <w:tcW w:w="2002" w:type="dxa"/>
+                  <w:tcBorders>
+                    <w:top w:val="single" w:sz="6" w:space="0" w:color="auto"/>
+                    <w:left w:val="single" w:sz="6" w:space="0" w:color="auto"/>
+                    <w:bottom w:val="single" w:sz="6" w:space="0" w:color="auto"/>
+                    <w:right w:val="single" w:sz="6" w:space="0" w:color="auto"/>
+                  </w:tcBorders>
+                  <w:tcMar>
+                    <w:top w:w="120" w:type="dxa"/>
+                    <w:left w:w="180" w:type="dxa"/>
+                    <w:bottom w:w="120" w:type="dxa"/>
+                    <w:right w:w="180" w:type="dxa"/>
+                  </w:tcMar>
+                  <w:vAlign w:val="center"/>
+                  <w:hideMark/>
+                </w:tcPr>
+                <w:p>
+                  <w:pPr>
+                    <w:rPr>
+                      <w:rFonts w:ascii="Arial" w:hAnsi="Arial" w:cs="Arial"/>
+                      <w:color w:val="1B1C1D"/>
+                    </w:rPr>
+                  </w:pPr>
+                  <w:r>
+                    <w:rPr>
+                      <w:rStyle w:val="Strong"/>
+                      <w:rFonts w:ascii="Arial" w:eastAsiaTheme="majorEastAsia" w:hAnsi="Arial" w:cs="Arial"/>
+                      <w:color w:val="1B1C1D"/>
+                      <w:bdr w:val="none" w:sz="0" w:space="0" w:color="auto" w:frame="1"/>
+                    </w:rPr>
+                    <w:t>Median (µs)</w:t>
+                  </w:r>
+                </w:p>
+              </w:tc>
+              <w:tc>
+                <w:tcPr>
+                  <w:tcW w:w="1776" w:type="dxa"/>
+                  <w:tcBorders>
+                    <w:top w:val="single" w:sz="6" w:space="0" w:color="auto"/>
+                    <w:left w:val="single" w:sz="6" w:space="0" w:color="auto"/>
+                    <w:bottom w:val="single" w:sz="6" w:space="0" w:color="auto"/>
+                    <w:right w:val="single" w:sz="6" w:space="0" w:color="auto"/>
+                  </w:tcBorders>
+                  <w:tcMar>
+                    <w:top w:w="120" w:type="dxa"/>
+                    <w:left w:w="180" w:type="dxa"/>
+                    <w:bottom w:w="120" w:type="dxa"/>
+                    <w:right w:w="180" w:type="dxa"/>
+                  </w:tcMar>
+                  <w:vAlign w:val="center"/>
+                  <w:hideMark/>
+                </w:tcPr>
+                <w:p>
+                  <w:pPr>
+                    <w:rPr>
+                      <w:rFonts w:ascii="Arial" w:hAnsi="Arial" w:cs="Arial"/>
+                      <w:color w:val="1B1C1D"/>
+                    </w:rPr>
+                  </w:pPr>
+                  <w:r>
+                    <w:rPr>
+                      <w:rStyle w:val="Strong"/>
+                      <w:rFonts w:ascii="Arial" w:eastAsiaTheme="majorEastAsia" w:hAnsi="Arial" w:cs="Arial"/>
+                      <w:color w:val="1B1C1D"/>
+                      <w:bdr w:val="none" w:sz="0" w:space="0" w:color="auto" w:frame="1"/>
+                    </w:rPr>
+                    <w:t>Median (</w:t>
+                  </w:r>
+                  <w:proofErr w:type="spellStart"/>
+                  <w:r>
+                    <w:rPr>
+                      <w:rStyle w:val="Strong"/>
+                      <w:rFonts w:ascii="Arial" w:eastAsiaTheme="majorEastAsia" w:hAnsi="Arial" w:cs="Arial"/>
+                      <w:color w:val="1B1C1D"/>
+                      <w:bdr w:val="none" w:sz="0" w:space="0" w:color="auto" w:frame="1"/>
+                    </w:rPr>
+                    <w:t>ms</w:t>
+                  </w:r>
+                  <w:proofErr w:type="spellEnd"/>
+                  <w:r>
+                    <w:rPr>
+                      <w:rStyle w:val="Strong"/>
+                      <w:rFonts w:ascii="Arial" w:eastAsiaTheme="majorEastAsia" w:hAnsi="Arial" w:cs="Arial"/>
+                      <w:color w:val="1B1C1D"/>
+                      <w:bdr w:val="none" w:sz="0" w:space="0" w:color="auto" w:frame="1"/>
+                    </w:rPr>
+                    <w:t>)</w:t>
+                  </w:r>
+                </w:p>
+              </w:tc>
+            </w:tr>
+            <w:tr>
+              <w:trPr>
+                <w:tblCellSpacing w:w="15" w:type="dxa"/>
+              </w:trPr>
+              <w:tc>
+                <w:tcPr>
+                  <w:tcW w:w="0" w:type="auto"/>
+                </w:tcPr>
+                <w:p>
+                  <w:pPr>
+                    <w:rPr>
+                      <w:rFonts w:ascii="Arial" w:hAnsi="Arial" w:cs="Arial"/>
+                      <w:b/>
+                      <w:bCs/>
+                      <w:color w:val="1B1C1D"/>
+                      <w:bdr w:val="none" w:sz="0" w:space="0" w:color="auto" w:frame="1"/>
+                    </w:rPr>
+                  </w:pPr>
+                </w:p>
+              </w:tc>
+              <w:tc>
+                <w:tcPr>
+                  <w:tcW w:w="0" w:type="auto"/>
+                </w:tcPr>
+                <w:p>
+                  <w:pPr>
+                    <w:rPr>
+                      <w:rFonts w:ascii="Arial" w:hAnsi="Arial" w:cs="Arial"/>
+                      <w:b/>
+                      <w:bCs/>
+                      <w:color w:val="1B1C1D"/>
+                      <w:bdr w:val="none" w:sz="0" w:space="0" w:color="auto" w:frame="1"/>
+                    </w:rPr>
+                  </w:pPr>
+                </w:p>
+              </w:tc>
+              <w:tc>
+                <w:tcPr>
+                  <w:tcW w:w="0" w:type="auto"/>
+                </w:tcPr>
+                <w:p>
+                  <w:pPr>
+                    <w:rPr>
+                      <w:rFonts w:ascii="Arial" w:hAnsi="Arial" w:cs="Arial"/>
+                      <w:b/>
+                      <w:bCs/>
+                      <w:color w:val="1B1C1D"/>
+                      <w:bdr w:val="none" w:sz="0" w:space="0" w:color="auto" w:frame="1"/>
+                    </w:rPr>
+                  </w:pPr>
+                </w:p>
+              </w:tc>
+              <w:tc>
+                <w:tcPr>
+                  <w:tcW w:w="0" w:type="auto"/>
+                </w:tcPr>
+                <w:p>
+                  <w:pPr>
+                    <w:rPr>
+                      <w:rFonts w:ascii="Arial" w:hAnsi="Arial" w:cs="Arial"/>
+                      <w:b/>
+                      <w:bCs/>
+                      <w:color w:val="1B1C1D"/>
+                      <w:bdr w:val="none" w:sz="0" w:space="0" w:color="auto" w:frame="1"/>
+                    </w:rPr>
+                  </w:pPr>
+                </w:p>
+              </w:tc>
+              <w:tc>
+                <w:tcPr>
+                  <w:tcW w:w="1556" w:type="dxa"/>
+                </w:tcPr>
+                <w:p>
+                  <w:pPr>
+                    <w:rPr>
+                      <w:rFonts w:ascii="Arial" w:hAnsi="Arial" w:cs="Arial"/>
+                      <w:b/>
+                      <w:bCs/>
+                      <w:color w:val="1B1C1D"/>
+                      <w:bdr w:val="none" w:sz="0" w:space="0" w:color="auto" w:frame="1"/>
+                    </w:rPr>
+                  </w:pPr>
+                </w:p>
+              </w:tc>
+              <w:tc>
+                <w:tcPr>
+                  <w:tcW w:w="16" w:type="dxa"/>
+                </w:tcPr>
+                <w:p>
+                  <w:pPr>
+                    <w:rPr>
+                      <w:rFonts w:ascii="Arial" w:hAnsi="Arial" w:cs="Arial"/>
+                      <w:b/>
+                      <w:bCs/>
+                      <w:color w:val="1B1C1D"/>
+                      <w:bdr w:val="none" w:sz="0" w:space="0" w:color="auto" w:frame="1"/>
+                    </w:rPr>
+                  </w:pPr>
+                </w:p>
+              </w:tc>
+              <w:tc>
+                <w:tcPr>
+                  <w:tcW w:w="1058" w:type="dxa"/>
+                  <w:tcBorders>
+                    <w:top w:val="single" w:sz="6" w:space="0" w:color="auto"/>
+                    <w:left w:val="single" w:sz="6" w:space="0" w:color="auto"/>
+                    <w:bottom w:val="single" w:sz="6" w:space="0" w:color="auto"/>
+                    <w:right w:val="single" w:sz="6" w:space="0" w:color="auto"/>
+                  </w:tcBorders>
+                  <w:tcMar>
+                    <w:top w:w="120" w:type="dxa"/>
+                    <w:left w:w="180" w:type="dxa"/>
+                    <w:bottom w:w="120" w:type="dxa"/>
+                    <w:right w:w="180" w:type="dxa"/>
+                  </w:tcMar>
+                  <w:vAlign w:val="center"/>
+                  <w:hideMark/>
+                </w:tcPr>
+                <w:p>
+                  <w:pPr>
+                    <w:rPr>
+                      <w:rFonts w:ascii="Arial" w:hAnsi="Arial" w:cs="Arial"/>
+                      <w:color w:val="1B1C1D"/>
+                    </w:rPr>
+                  </w:pPr>
+                  <w:r>
+                    <w:rPr>
+                      <w:rFonts w:ascii="Arial" w:hAnsi="Arial" w:cs="Arial"/>
+                      <w:b/>
+                      <w:bCs/>
+                      <w:color w:val="1B1C1D"/>
+                      <w:bdr w:val="none" w:sz="0" w:space="0" w:color="auto" w:frame="1"/>
+                    </w:rPr>
+                    <w:t>10</w:t>
+                  </w:r>
+                </w:p>
+              </w:tc>
+              <w:tc>
+                <w:tcPr>
+                  <w:tcW w:w="1380" w:type="dxa"/>
+                  <w:tcBorders>
+                    <w:top w:val="single" w:sz="6" w:space="0" w:color="auto"/>
+                    <w:left w:val="single" w:sz="6" w:space="0" w:color="auto"/>
+                    <w:bottom w:val="single" w:sz="6" w:space="0" w:color="auto"/>
+                    <w:right w:val="single" w:sz="6" w:space="0" w:color="auto"/>
+                  </w:tcBorders>
+                  <w:tcMar>
+                    <w:top w:w="120" w:type="dxa"/>
+                    <w:left w:w="180" w:type="dxa"/>
+                    <w:bottom w:w="120" w:type="dxa"/>
+                    <w:right w:w="180" w:type="dxa"/>
+                  </w:tcMar>
+                  <w:vAlign w:val="center"/>
+                  <w:hideMark/>
+                </w:tcPr>
+                <w:p>
+                  <w:pPr>
+                    <w:rPr>
+                      <w:rFonts w:ascii="Arial" w:hAnsi="Arial" w:cs="Arial"/>
+                      <w:color w:val="1B1C1D"/>
+                    </w:rPr>
+                  </w:pPr>
+                  <w:r>
+                    <w:rPr>
+                      <w:rFonts w:ascii="Arial" w:hAnsi="Arial" w:cs="Arial"/>
+                      <w:b/>
+                      <w:bCs/>
+                      <w:color w:val="1B1C1D"/>
+                      <w:bdr w:val="none" w:sz="0" w:space="0" w:color="auto" w:frame="1"/>
+                    </w:rPr>
+                    <w:t>10</w:t>
+                  </w:r>
+                </w:p>
+              </w:tc>
+              <w:tc>
+                <w:tcPr>
+                  <w:tcW w:w="2002" w:type="dxa"/>
+                  <w:tcBorders>
+                    <w:top w:val="single" w:sz="6" w:space="0" w:color="auto"/>
+                    <w:left w:val="single" w:sz="6" w:space="0" w:color="auto"/>
+                    <w:bottom w:val="single" w:sz="6" w:space="0" w:color="auto"/>
+                    <w:right w:val="single" w:sz="6" w:space="0" w:color="auto"/>
+                  </w:tcBorders>
+                  <w:tcMar>
+                    <w:top w:w="120" w:type="dxa"/>
+                    <w:left w:w="180" w:type="dxa"/>
+                    <w:bottom w:w="120" w:type="dxa"/>
+                    <w:right w:w="180" w:type="dxa"/>
+                  </w:tcMar>
+                  <w:vAlign w:val="center"/>
+                  <w:hideMark/>
+                </w:tcPr>
+                <w:p>
+                  <w:pPr>
+                    <w:rPr>
+                      <w:rFonts w:ascii="Arial" w:hAnsi="Arial" w:cs="Arial"/>
+                      <w:color w:val="1B1C1D"/>
+                    </w:rPr>
+                  </w:pPr>
+                  <w:r>
+                    <w:rPr>
+                      <w:rFonts w:ascii="Arial" w:hAnsi="Arial" w:cs="Arial"/>
+                      <w:b/>
+                      <w:bCs/>
+                      <w:color w:val="1B1C1D"/>
+                      <w:bdr w:val="none" w:sz="0" w:space="0" w:color="auto" w:frame="1"/>
+                    </w:rPr>
+                    <w:t>2</w:t>
+                  </w:r>
+                </w:p>
+              </w:tc>
+              <w:tc>
+                <w:tcPr>
+                  <w:tcW w:w="1776" w:type="dxa"/>
+                  <w:tcBorders>
+                    <w:top w:val="single" w:sz="6" w:space="0" w:color="auto"/>
+                    <w:left w:val="single" w:sz="6" w:space="0" w:color="auto"/>
+                    <w:bottom w:val="single" w:sz="6" w:space="0" w:color="auto"/>
+                    <w:right w:val="single" w:sz="6" w:space="0" w:color="auto"/>
+                  </w:tcBorders>
+                  <w:tcMar>
+                    <w:top w:w="120" w:type="dxa"/>
+                    <w:left w:w="180" w:type="dxa"/>
+                    <w:bottom w:w="120" w:type="dxa"/>
+                    <w:right w:w="180" w:type="dxa"/>
+                  </w:tcMar>
+                  <w:vAlign w:val="center"/>
+                  <w:hideMark/>
+                </w:tcPr>
+                <w:p>
+                  <w:pPr>
+                    <w:rPr>
+                      <w:rFonts w:ascii="Arial" w:hAnsi="Arial" w:cs="Arial"/>
+                      <w:color w:val="1B1C1D"/>
+                    </w:rPr>
+                  </w:pPr>
+                  <w:r>
+                    <w:rPr>
+                      <w:rFonts w:ascii="Arial" w:hAnsi="Arial" w:cs="Arial"/>
+                      <w:b/>
+                      <w:bCs/>
+                      <w:color w:val="1B1C1D"/>
+                      <w:bdr w:val="none" w:sz="0" w:space="0" w:color="auto" w:frame="1"/>
+                    </w:rPr>
+                    <w:t>0.002</w:t>
+                  </w:r>
+                </w:p>
+              </w:tc>
+            </w:tr>
+            <w:tr>
+              <w:trPr>
+                <w:tblCellSpacing w:w="15" w:type="dxa"/>
+              </w:trPr>
+              <w:tc>
+                <w:tcPr>
+                  <w:tcW w:w="0" w:type="auto"/>
+                </w:tcPr>
+                <w:p>
+                  <w:pPr>
+                    <w:rPr>
+                      <w:rFonts w:ascii="Arial" w:hAnsi="Arial" w:cs="Arial"/>
+                      <w:color w:val="1B1C1D"/>
+                    </w:rPr>
+                  </w:pPr>
+                </w:p>
+              </w:tc>
+              <w:tc>
+                <w:tcPr>
+                  <w:tcW w:w="0" w:type="auto"/>
+                </w:tcPr>
+                <w:p>
+                  <w:pPr>
+                    <w:rPr>
+                      <w:rFonts w:ascii="Arial" w:hAnsi="Arial" w:cs="Arial"/>
+                      <w:color w:val="1B1C1D"/>
+                    </w:rPr>
+                  </w:pPr>
+                </w:p>
+              </w:tc>
+              <w:tc>
+                <w:tcPr>
+                  <w:tcW w:w="0" w:type="auto"/>
+                </w:tcPr>
+                <w:p>
+                  <w:pPr>
+                    <w:rPr>
+                      <w:rFonts w:ascii="Arial" w:hAnsi="Arial" w:cs="Arial"/>
+                      <w:color w:val="1B1C1D"/>
+                    </w:rPr>
+                  </w:pPr>
+                </w:p>
+              </w:tc>
+              <w:tc>
+                <w:tcPr>
+                  <w:tcW w:w="0" w:type="auto"/>
+                </w:tcPr>
+                <w:p>
+                  <w:pPr>
+                    <w:rPr>
+                      <w:rFonts w:ascii="Arial" w:hAnsi="Arial" w:cs="Arial"/>
+                      <w:color w:val="1B1C1D"/>
+                    </w:rPr>
+                  </w:pPr>
+                </w:p>
+              </w:tc>
+              <w:tc>
+                <w:tcPr>
+                  <w:tcW w:w="1556" w:type="dxa"/>
+                </w:tcPr>
+                <w:p>
+                  <w:pPr>
+                    <w:rPr>
+                      <w:rFonts w:ascii="Arial" w:hAnsi="Arial" w:cs="Arial"/>
+                      <w:color w:val="1B1C1D"/>
+                    </w:rPr>
+                  </w:pPr>
+                </w:p>
+              </w:tc>
+              <w:tc>
+                <w:tcPr>
+                  <w:tcW w:w="16" w:type="dxa"/>
+                </w:tcPr>
+                <w:p>
+                  <w:pPr>
+                    <w:rPr>
+                      <w:rFonts w:ascii="Arial" w:hAnsi="Arial" w:cs="Arial"/>
+                      <w:color w:val="1B1C1D"/>
+                    </w:rPr>
+                  </w:pPr>
+                </w:p>
+              </w:tc>
+              <w:tc>
+                <w:tcPr>
+                  <w:tcW w:w="1058" w:type="dxa"/>
+                  <w:tcBorders>
+                    <w:top w:val="single" w:sz="6" w:space="0" w:color="auto"/>
+                    <w:left w:val="single" w:sz="6" w:space="0" w:color="auto"/>
+                    <w:bottom w:val="single" w:sz="6" w:space="0" w:color="auto"/>
+                    <w:right w:val="single" w:sz="6" w:space="0" w:color="auto"/>
+                  </w:tcBorders>
+                  <w:tcMar>
+                    <w:top w:w="120" w:type="dxa"/>
+                    <w:left w:w="180" w:type="dxa"/>
+                    <w:bottom w:w="120" w:type="dxa"/>
+                    <w:right w:w="180" w:type="dxa"/>
+                  </w:tcMar>
+                  <w:vAlign w:val="center"/>
+                  <w:hideMark/>
+                </w:tcPr>
+                <w:p>
+                  <w:pPr>
+                    <w:rPr>
+                      <w:rFonts w:ascii="Arial" w:hAnsi="Arial" w:cs="Arial"/>
+                      <w:color w:val="1B1C1D"/>
+                    </w:rPr>
+                  </w:pPr>
+                </w:p>
+              </w:tc>
+              <w:tc>
+                <w:tcPr>
+                  <w:tcW w:w="1380" w:type="dxa"/>
+                  <w:tcBorders>
+                    <w:top w:val="single" w:sz="6" w:space="0" w:color="auto"/>
+                    <w:left w:val="single" w:sz="6" w:space="0" w:color="auto"/>
+                    <w:bottom w:val="single" w:sz="6" w:space="0" w:color="auto"/>
+                    <w:right w:val="single" w:sz="6" w:space="0" w:color="auto"/>
+                  </w:tcBorders>
+                  <w:tcMar>
+                    <w:top w:w="120" w:type="dxa"/>
+                    <w:left w:w="180" w:type="dxa"/>
+                    <w:bottom w:w="120" w:type="dxa"/>
+                    <w:right w:w="180" w:type="dxa"/>
+                  </w:tcMar>
+                  <w:vAlign w:val="center"/>
+                  <w:hideMark/>
+                </w:tcPr>
+                <w:p>
+                  <w:pPr>
+                    <w:rPr>
+                      <w:rFonts w:ascii="Arial" w:hAnsi="Arial" w:cs="Arial"/>
+                      <w:color w:val="1B1C1D"/>
+                    </w:rPr>
+                  </w:pPr>
+                  <w:r>
+                    <w:rPr>
+                      <w:rFonts w:ascii="Arial" w:hAnsi="Arial" w:cs="Arial"/>
+                      <w:b/>
+                      <w:bCs/>
+                      <w:color w:val="1B1C1D"/>
+                      <w:bdr w:val="none" w:sz="0" w:space="0" w:color="auto" w:frame="1"/>
+                    </w:rPr>
+                    <w:t>n=10</w:t>
+                  </w:r>
+                </w:p>
+              </w:tc>
+              <w:tc>
+                <w:tcPr>
+                  <w:tcW w:w="2002" w:type="dxa"/>
+                  <w:tcBorders>
+                    <w:top w:val="single" w:sz="6" w:space="0" w:color="auto"/>
+                    <w:left w:val="single" w:sz="6" w:space="0" w:color="auto"/>
+                    <w:bottom w:val="single" w:sz="6" w:space="0" w:color="auto"/>
+                    <w:right w:val="single" w:sz="6" w:space="0" w:color="auto"/>
+                  </w:tcBorders>
+                  <w:tcMar>
+                    <w:top w:w="120" w:type="dxa"/>
+                    <w:left w:w="180" w:type="dxa"/>
+                    <w:bottom w:w="120" w:type="dxa"/>
+                    <w:right w:w="180" w:type="dxa"/>
+                  </w:tcMar>
+                  <w:vAlign w:val="center"/>
+                  <w:hideMark/>
+                </w:tcPr>
+                <w:p>
+                  <w:pPr>
+                    <w:rPr>
+                      <w:rFonts w:ascii="Arial" w:hAnsi="Arial" w:cs="Arial"/>
+                      <w:color w:val="1B1C1D"/>
+                    </w:rPr>
+                  </w:pPr>
+                  <w:r>
+                    <w:rPr>
+                      <w:rFonts w:ascii="Arial" w:hAnsi="Arial" w:cs="Arial"/>
+                      <w:b/>
+                      <w:bCs/>
+                      <w:color w:val="1B1C1D"/>
+                      <w:bdr w:val="none" w:sz="0" w:space="0" w:color="auto" w:frame="1"/>
+                    </w:rPr>
+                    <w:t>1</w:t>
+                  </w:r>
+                </w:p>
+              </w:tc>
+              <w:tc>
+                <w:tcPr>
+                  <w:tcW w:w="1776" w:type="dxa"/>
+                  <w:tcBorders>
+                    <w:top w:val="single" w:sz="6" w:space="0" w:color="auto"/>
+                    <w:left w:val="single" w:sz="6" w:space="0" w:color="auto"/>
+                    <w:bottom w:val="single" w:sz="6" w:space="0" w:color="auto"/>
+                    <w:right w:val="single" w:sz="6" w:space="0" w:color="auto"/>
+                  </w:tcBorders>
+                  <w:tcMar>
+                    <w:top w:w="120" w:type="dxa"/>
+                    <w:left w:w="180" w:type="dxa"/>
+                    <w:bottom w:w="120" w:type="dxa"/>
+                    <w:right w:w="180" w:type="dxa"/>
+                  </w:tcMar>
+                  <w:vAlign w:val="center"/>
+                  <w:hideMark/>
+                </w:tcPr>
+                <w:p>
+                  <w:pPr>
+                    <w:rPr>
+                      <w:rFonts w:ascii="Arial" w:hAnsi="Arial" w:cs="Arial"/>
+                      <w:color w:val="1B1C1D"/>
+                    </w:rPr>
+                  </w:pPr>
+                  <w:r>
+                    <w:rPr>
+                      <w:rFonts w:ascii="Arial" w:hAnsi="Arial" w:cs="Arial"/>
+                      <w:b/>
+                      <w:bCs/>
+                      <w:color w:val="1B1C1D"/>
+                      <w:bdr w:val="none" w:sz="0" w:space="0" w:color="auto" w:frame="1"/>
+                    </w:rPr>
+                    <w:t>0.001</w:t>
+                  </w:r>
+                </w:p>
+              </w:tc>
+            </w:tr>
+            <w:tr>
+              <w:trPr>
+                <w:tblCellSpacing w:w="15" w:type="dxa"/>
+              </w:trPr>
+              <w:tc>
+                <w:tcPr>
+                  <w:tcW w:w="0" w:type="auto"/>
+                </w:tcPr>
+                <w:p>
+                  <w:pPr>
+                    <w:rPr>
+                      <w:rFonts w:ascii="Arial" w:hAnsi="Arial" w:cs="Arial"/>
+                      <w:color w:val="1B1C1D"/>
+                    </w:rPr>
+                  </w:pPr>
+                </w:p>
+              </w:tc>
+              <w:tc>
+                <w:tcPr>
+                  <w:tcW w:w="0" w:type="auto"/>
+                </w:tcPr>
+                <w:p>
+                  <w:pPr>
+                    <w:rPr>
+                      <w:rFonts w:ascii="Arial" w:hAnsi="Arial" w:cs="Arial"/>
+                      <w:color w:val="1B1C1D"/>
+                    </w:rPr>
+                  </w:pPr>
+                </w:p>
+              </w:tc>
+              <w:tc>
+                <w:tcPr>
+                  <w:tcW w:w="0" w:type="auto"/>
+                </w:tcPr>
+                <w:p>
+                  <w:pPr>
+                    <w:rPr>
+                      <w:rFonts w:ascii="Arial" w:hAnsi="Arial" w:cs="Arial"/>
+                      <w:color w:val="1B1C1D"/>
+                    </w:rPr>
+                  </w:pPr>
+                </w:p>
+              </w:tc>
+              <w:tc>
+                <w:tcPr>
+                  <w:tcW w:w="0" w:type="auto"/>
+                </w:tcPr>
+                <w:p>
+                  <w:pPr>
+                    <w:rPr>
+                      <w:rFonts w:ascii="Arial" w:hAnsi="Arial" w:cs="Arial"/>
+                      <w:color w:val="1B1C1D"/>
+                    </w:rPr>
+                  </w:pPr>
+                </w:p>
+              </w:tc>
+              <w:tc>
+                <w:tcPr>
+                  <w:tcW w:w="1556" w:type="dxa"/>
+                </w:tcPr>
+                <w:p>
+                  <w:pPr>
+                    <w:rPr>
+                      <w:rFonts w:ascii="Arial" w:hAnsi="Arial" w:cs="Arial"/>
+                      <w:color w:val="1B1C1D"/>
+                    </w:rPr>
+                  </w:pPr>
+                </w:p>
+              </w:tc>
+              <w:tc>
+                <w:tcPr>
+                  <w:tcW w:w="16" w:type="dxa"/>
+                </w:tcPr>
+                <w:p>
+                  <w:pPr>
+                    <w:rPr>
+                      <w:rFonts w:ascii="Arial" w:hAnsi="Arial" w:cs="Arial"/>
+                      <w:color w:val="1B1C1D"/>
+                    </w:rPr>
+                  </w:pPr>
+                </w:p>
+              </w:tc>
+              <w:tc>
+                <w:tcPr>
+                  <w:tcW w:w="1058" w:type="dxa"/>
+                  <w:tcBorders>
+                    <w:top w:val="single" w:sz="6" w:space="0" w:color="auto"/>
+                    <w:left w:val="single" w:sz="6" w:space="0" w:color="auto"/>
+                    <w:bottom w:val="single" w:sz="6" w:space="0" w:color="auto"/>
+                    <w:right w:val="single" w:sz="6" w:space="0" w:color="auto"/>
+                  </w:tcBorders>
+                  <w:tcMar>
+                    <w:top w:w="120" w:type="dxa"/>
+                    <w:left w:w="180" w:type="dxa"/>
+                    <w:bottom w:w="120" w:type="dxa"/>
+                    <w:right w:w="180" w:type="dxa"/>
+                  </w:tcMar>
+                  <w:vAlign w:val="center"/>
+                  <w:hideMark/>
+                </w:tcPr>
+                <w:p>
+                  <w:pPr>
+                    <w:rPr>
+                      <w:rFonts w:ascii="Arial" w:hAnsi="Arial" w:cs="Arial"/>
+                      <w:color w:val="1B1C1D"/>
+                    </w:rPr>
+                  </w:pPr>
+                </w:p>
+              </w:tc>
+              <w:tc>
+                <w:tcPr>
+                  <w:tcW w:w="1380" w:type="dxa"/>
+                  <w:tcBorders>
+                    <w:top w:val="single" w:sz="6" w:space="0" w:color="auto"/>
+                    <w:left w:val="single" w:sz="6" w:space="0" w:color="auto"/>
+                    <w:bottom w:val="single" w:sz="6" w:space="0" w:color="auto"/>
+                    <w:right w:val="single" w:sz="6" w:space="0" w:color="auto"/>
+                  </w:tcBorders>
+                  <w:tcMar>
+                    <w:top w:w="120" w:type="dxa"/>
+                    <w:left w:w="180" w:type="dxa"/>
+                    <w:bottom w:w="120" w:type="dxa"/>
+                    <w:right w:w="180" w:type="dxa"/>
+                  </w:tcMar>
+                  <w:vAlign w:val="center"/>
+                  <w:hideMark/>
+                </w:tcPr>
+                <w:p>
+                  <w:pPr>
+                    <w:rPr>
+                      <w:rFonts w:ascii="Arial" w:hAnsi="Arial" w:cs="Arial"/>
+                      <w:color w:val="1B1C1D"/>
+                    </w:rPr>
+                  </w:pPr>
+                  <w:r>
+                    <w:rPr>
+                      <w:rFonts w:ascii="Arial" w:hAnsi="Arial" w:cs="Arial"/>
+                      <w:b/>
+                      <w:bCs/>
+                      <w:color w:val="1B1C1D"/>
+                      <w:bdr w:val="none" w:sz="0" w:space="0" w:color="auto" w:frame="1"/>
+                    </w:rPr>
+                    <w:t>n²=100</w:t>
+                  </w:r>
+                </w:p>
+              </w:tc>
+              <w:tc>
+                <w:tcPr>
+                  <w:tcW w:w="2002" w:type="dxa"/>
+                  <w:tcBorders>
+                    <w:top w:val="single" w:sz="6" w:space="0" w:color="auto"/>
+                    <w:left w:val="single" w:sz="6" w:space="0" w:color="auto"/>
+                    <w:bottom w:val="single" w:sz="6" w:space="0" w:color="auto"/>
+                    <w:right w:val="single" w:sz="6" w:space="0" w:color="auto"/>
+                  </w:tcBorders>
+                  <w:tcMar>
+                    <w:top w:w="120" w:type="dxa"/>
+                    <w:left w:w="180" w:type="dxa"/>
+                    <w:bottom w:w="120" w:type="dxa"/>
+                    <w:right w:w="180" w:type="dxa"/>
+                  </w:tcMar>
+                  <w:vAlign w:val="center"/>
+                  <w:hideMark/>
+                </w:tcPr>
+                <w:p>
+                  <w:pPr>
+                    <w:rPr>
+                      <w:rFonts w:ascii="Arial" w:hAnsi="Arial" w:cs="Arial"/>
+                      <w:color w:val="1B1C1D"/>
+                    </w:rPr>
+                  </w:pPr>
+                  <w:r>
+                    <w:rPr>
+                      <w:rFonts w:ascii="Arial" w:hAnsi="Arial" w:cs="Arial"/>
+                      <w:b/>
+                      <w:bCs/>
+                      <w:color w:val="1B1C1D"/>
+                      <w:bdr w:val="none" w:sz="0" w:space="0" w:color="auto" w:frame="1"/>
+                    </w:rPr>
+                    <w:t>3</w:t>
+                  </w:r>
+                </w:p>
+              </w:tc>
+              <w:tc>
+                <w:tcPr>
+                  <w:tcW w:w="1776" w:type="dxa"/>
+                  <w:tcBorders>
+                    <w:top w:val="single" w:sz="6" w:space="0" w:color="auto"/>
+                    <w:left w:val="single" w:sz="6" w:space="0" w:color="auto"/>
+                    <w:bottom w:val="single" w:sz="6" w:space="0" w:color="auto"/>
+                    <w:right w:val="single" w:sz="6" w:space="0" w:color="auto"/>
+                  </w:tcBorders>
+                  <w:tcMar>
+                    <w:top w:w="120" w:type="dxa"/>
+                    <w:left w:w="180" w:type="dxa"/>
+                    <w:bottom w:w="120" w:type="dxa"/>
+                    <w:right w:w="180" w:type="dxa"/>
+                  </w:tcMar>
+                  <w:vAlign w:val="center"/>
+                  <w:hideMark/>
+                </w:tcPr>
+                <w:p>
+                  <w:pPr>
+                    <w:rPr>
+                      <w:rFonts w:ascii="Arial" w:hAnsi="Arial" w:cs="Arial"/>
+                      <w:color w:val="1B1C1D"/>
+                    </w:rPr>
+                  </w:pPr>
+                  <w:r>
+                    <w:rPr>
+                      <w:rFonts w:ascii="Arial" w:hAnsi="Arial" w:cs="Arial"/>
+                      <w:b/>
+                      <w:bCs/>
+                      <w:color w:val="1B1C1D"/>
+                      <w:bdr w:val="none" w:sz="0" w:space="0" w:color="auto" w:frame="1"/>
+                    </w:rPr>
+                    <w:t>0.003</w:t>
+                  </w:r>
+                </w:p>
+              </w:tc>
+            </w:tr>
+            <w:tr>
+              <w:trPr>
+                <w:tblCellSpacing w:w="15" w:type="dxa"/>
+              </w:trPr>
+              <w:tc>
+                <w:tcPr>
+                  <w:tcW w:w="0" w:type="auto"/>
+                </w:tcPr>
+                <w:p>
+                  <w:pPr>
+                    <w:rPr>
+                      <w:rFonts w:ascii="Arial" w:hAnsi="Arial" w:cs="Arial"/>
+                      <w:b/>
+                      <w:bCs/>
+                      <w:color w:val="1B1C1D"/>
+                      <w:bdr w:val="none" w:sz="0" w:space="0" w:color="auto" w:frame="1"/>
+                    </w:rPr>
+                  </w:pPr>
+                </w:p>
+              </w:tc>
+              <w:tc>
+                <w:tcPr>
+                  <w:tcW w:w="0" w:type="auto"/>
+                </w:tcPr>
+                <w:p>
+                  <w:pPr>
+                    <w:rPr>
+                      <w:rFonts w:ascii="Arial" w:hAnsi="Arial" w:cs="Arial"/>
+                      <w:b/>
+                      <w:bCs/>
+                      <w:color w:val="1B1C1D"/>
+                      <w:bdr w:val="none" w:sz="0" w:space="0" w:color="auto" w:frame="1"/>
+                    </w:rPr>
+                  </w:pPr>
+                </w:p>
+              </w:tc>
+              <w:tc>
+                <w:tcPr>
+                  <w:tcW w:w="0" w:type="auto"/>
+                </w:tcPr>
+                <w:p>
+                  <w:pPr>
+                    <w:rPr>
+                      <w:rFonts w:ascii="Arial" w:hAnsi="Arial" w:cs="Arial"/>
+                      <w:b/>
+                      <w:bCs/>
+                      <w:color w:val="1B1C1D"/>
+                      <w:bdr w:val="none" w:sz="0" w:space="0" w:color="auto" w:frame="1"/>
+                    </w:rPr>
+                  </w:pPr>
+                </w:p>
+              </w:tc>
+              <w:tc>
+                <w:tcPr>
+                  <w:tcW w:w="0" w:type="auto"/>
+                </w:tcPr>
+                <w:p>
+                  <w:pPr>
+                    <w:rPr>
+                      <w:rFonts w:ascii="Arial" w:hAnsi="Arial" w:cs="Arial"/>
+                      <w:b/>
+                      <w:bCs/>
+                      <w:color w:val="1B1C1D"/>
+                      <w:bdr w:val="none" w:sz="0" w:space="0" w:color="auto" w:frame="1"/>
+                    </w:rPr>
+                  </w:pPr>
+                </w:p>
+              </w:tc>
+              <w:tc>
+                <w:tcPr>
+                  <w:tcW w:w="1556" w:type="dxa"/>
+                </w:tcPr>
+                <w:p>
+                  <w:pPr>
+                    <w:rPr>
+                      <w:rFonts w:ascii="Arial" w:hAnsi="Arial" w:cs="Arial"/>
+                      <w:b/>
+                      <w:bCs/>
+                      <w:color w:val="1B1C1D"/>
+                      <w:bdr w:val="none" w:sz="0" w:space="0" w:color="auto" w:frame="1"/>
+                    </w:rPr>
+                  </w:pPr>
+                </w:p>
+              </w:tc>
+              <w:tc>
+                <w:tcPr>
+                  <w:tcW w:w="16" w:type="dxa"/>
+                </w:tcPr>
+                <w:p>
+                  <w:pPr>
+                    <w:rPr>
+                      <w:rFonts w:ascii="Arial" w:hAnsi="Arial" w:cs="Arial"/>
+                      <w:b/>
+                      <w:bCs/>
+                      <w:color w:val="1B1C1D"/>
+                      <w:bdr w:val="none" w:sz="0" w:space="0" w:color="auto" w:frame="1"/>
+                    </w:rPr>
+                  </w:pPr>
+                </w:p>
+              </w:tc>
+              <w:tc>
+                <w:tcPr>
+                  <w:tcW w:w="1058" w:type="dxa"/>
+                  <w:tcBorders>
+                    <w:top w:val="single" w:sz="6" w:space="0" w:color="auto"/>
+                    <w:left w:val="single" w:sz="6" w:space="0" w:color="auto"/>
+                    <w:bottom w:val="single" w:sz="6" w:space="0" w:color="auto"/>
+                    <w:right w:val="single" w:sz="6" w:space="0" w:color="auto"/>
+                  </w:tcBorders>
+                  <w:tcMar>
+                    <w:top w:w="120" w:type="dxa"/>
+                    <w:left w:w="180" w:type="dxa"/>
+                    <w:bottom w:w="120" w:type="dxa"/>
+                    <w:right w:w="180" w:type="dxa"/>
+                  </w:tcMar>
+                  <w:vAlign w:val="center"/>
+                  <w:hideMark/>
+                </w:tcPr>
+                <w:p>
+                  <w:pPr>
+                    <w:rPr>
+                      <w:rFonts w:ascii="Arial" w:hAnsi="Arial" w:cs="Arial"/>
+                      <w:color w:val="1B1C1D"/>
+                    </w:rPr>
+                  </w:pPr>
+                  <w:r>
+                    <w:rPr>
+                      <w:rFonts w:ascii="Arial" w:hAnsi="Arial" w:cs="Arial"/>
+                      <w:b/>
+                      <w:bCs/>
+                      <w:color w:val="1B1C1D"/>
+                      <w:bdr w:val="none" w:sz="0" w:space="0" w:color="auto" w:frame="1"/>
+                    </w:rPr>
+                    <w:t>100</w:t>
+                  </w:r>
+                </w:p>
+              </w:tc>
+              <w:tc>
+                <w:tcPr>
+                  <w:tcW w:w="1380" w:type="dxa"/>
+                  <w:tcBorders>
+                    <w:top w:val="single" w:sz="6" w:space="0" w:color="auto"/>
+                    <w:left w:val="single" w:sz="6" w:space="0" w:color="auto"/>
+                    <w:bottom w:val="single" w:sz="6" w:space="0" w:color="auto"/>
+                    <w:right w:val="single" w:sz="6" w:space="0" w:color="auto"/>
+                  </w:tcBorders>
+                  <w:tcMar>
+                    <w:top w:w="120" w:type="dxa"/>
+                    <w:left w:w="180" w:type="dxa"/>
+                    <w:bottom w:w="120" w:type="dxa"/>
+                    <w:right w:w="180" w:type="dxa"/>
+                  </w:tcMar>
+                  <w:vAlign w:val="center"/>
+                  <w:hideMark/>
+                </w:tcPr>
+                <w:p>
+                  <w:pPr>
+                    <w:rPr>
+                      <w:rFonts w:ascii="Arial" w:hAnsi="Arial" w:cs="Arial"/>
+                      <w:color w:val="1B1C1D"/>
+                    </w:rPr>
+                  </w:pPr>
+                  <w:r>
+                    <w:rPr>
+                      <w:rFonts w:ascii="Arial" w:hAnsi="Arial" w:cs="Arial"/>
+                      <w:b/>
+                      <w:bCs/>
+                      <w:color w:val="1B1C1D"/>
+                      <w:bdr w:val="none" w:sz="0" w:space="0" w:color="auto" w:frame="1"/>
+                    </w:rPr>
+                    <w:t>10</w:t>
+                  </w:r>
+                </w:p>
+              </w:tc>
+              <w:tc>
+                <w:tcPr>
+                  <w:tcW w:w="2002" w:type="dxa"/>
+                  <w:tcBorders>
+                    <w:top w:val="single" w:sz="6" w:space="0" w:color="auto"/>
+                    <w:left w:val="single" w:sz="6" w:space="0" w:color="auto"/>
+                    <w:bottom w:val="single" w:sz="6" w:space="0" w:color="auto"/>
+                    <w:right w:val="single" w:sz="6" w:space="0" w:color="auto"/>
+                  </w:tcBorders>
+                  <w:tcMar>
+                    <w:top w:w="120" w:type="dxa"/>
+                    <w:left w:w="180" w:type="dxa"/>
+                    <w:bottom w:w="120" w:type="dxa"/>
+                    <w:right w:w="180" w:type="dxa"/>
+                  </w:tcMar>
+                  <w:vAlign w:val="center"/>
+                  <w:hideMark/>
+                </w:tcPr>
+                <w:p>
+                  <w:pPr>
+                    <w:rPr>
+                      <w:rFonts w:ascii="Arial" w:hAnsi="Arial" w:cs="Arial"/>
+                      <w:color w:val="1B1C1D"/>
+                    </w:rPr>
+                  </w:pPr>
+                  <w:r>
+                    <w:rPr>
+                      <w:rFonts w:ascii="Arial" w:hAnsi="Arial" w:cs="Arial"/>
+                      <w:b/>
+                      <w:bCs/>
+                      <w:color w:val="1B1C1D"/>
+                      <w:bdr w:val="none" w:sz="0" w:space="0" w:color="auto" w:frame="1"/>
+                    </w:rPr>
+                    <w:t>8</w:t>
+                  </w:r>
+                </w:p>
+              </w:tc>
+              <w:tc>
+                <w:tcPr>
+                  <w:tcW w:w="1776" w:type="dxa"/>
+                  <w:tcBorders>
+                    <w:top w:val="single" w:sz="6" w:space="0" w:color="auto"/>
+                    <w:left w:val="single" w:sz="6" w:space="0" w:color="auto"/>
+                    <w:bottom w:val="single" w:sz="6" w:space="0" w:color="auto"/>
+                    <w:right w:val="single" w:sz="6" w:space="0" w:color="auto"/>
+                  </w:tcBorders>
+                  <w:tcMar>
+                    <w:top w:w="120" w:type="dxa"/>
+                    <w:left w:w="180" w:type="dxa"/>
+                    <w:bottom w:w="120" w:type="dxa"/>
+                    <w:right w:w="180" w:type="dxa"/>
+                  </w:tcMar>
+                  <w:vAlign w:val="center"/>
+                  <w:hideMark/>
+                </w:tcPr>
+                <w:p>
+                  <w:pPr>
+                    <w:rPr>
+                      <w:rFonts w:ascii="Arial" w:hAnsi="Arial" w:cs="Arial"/>
+                      <w:color w:val="1B1C1D"/>
+                    </w:rPr>
+                  </w:pPr>
+                  <w:r>
+                    <w:rPr>
+                      <w:rFonts w:ascii="Arial" w:hAnsi="Arial" w:cs="Arial"/>
+                      <w:b/>
+                      <w:bCs/>
+                      <w:color w:val="1B1C1D"/>
+                      <w:bdr w:val="none" w:sz="0" w:space="0" w:color="auto" w:frame="1"/>
+                    </w:rPr>
+                    <w:t>0.008</w:t>
+                  </w:r>
+                </w:p>
+              </w:tc>
+            </w:tr>
+            <w:tr>
+              <w:trPr>
+                <w:tblCellSpacing w:w="15" w:type="dxa"/>
+              </w:trPr>
+              <w:tc>
+                <w:tcPr>
+                  <w:tcW w:w="0" w:type="auto"/>
+                </w:tcPr>
+                <w:p>
+                  <w:pPr>
+                    <w:rPr>
+                      <w:rFonts w:ascii="Arial" w:hAnsi="Arial" w:cs="Arial"/>
+                      <w:color w:val="1B1C1D"/>
+                    </w:rPr>
+                  </w:pPr>
+                </w:p>
+              </w:tc>
+              <w:tc>
+                <w:tcPr>
+                  <w:tcW w:w="0" w:type="auto"/>
+                </w:tcPr>
+                <w:p>
+                  <w:pPr>
+                    <w:rPr>
+                      <w:rFonts w:ascii="Arial" w:hAnsi="Arial" w:cs="Arial"/>
+                      <w:color w:val="1B1C1D"/>
+                    </w:rPr>
+                  </w:pPr>
+                </w:p>
+              </w:tc>
+              <w:tc>
+                <w:tcPr>
+                  <w:tcW w:w="0" w:type="auto"/>
+                </w:tcPr>
+                <w:p>
+                  <w:pPr>
+                    <w:rPr>
+                      <w:rFonts w:ascii="Arial" w:hAnsi="Arial" w:cs="Arial"/>
+                      <w:color w:val="1B1C1D"/>
+                    </w:rPr>
+                  </w:pPr>
+                </w:p>
+              </w:tc>
+              <w:tc>
+                <w:tcPr>
+                  <w:tcW w:w="0" w:type="auto"/>
+                </w:tcPr>
+                <w:p>
+                  <w:pPr>
+                    <w:rPr>
+                      <w:rFonts w:ascii="Arial" w:hAnsi="Arial" w:cs="Arial"/>
+                      <w:color w:val="1B1C1D"/>
+                    </w:rPr>
+                  </w:pPr>
+                </w:p>
+              </w:tc>
+              <w:tc>
+                <w:tcPr>
+                  <w:tcW w:w="1556" w:type="dxa"/>
+                </w:tcPr>
+                <w:p>
+                  <w:pPr>
+                    <w:rPr>
+                      <w:rFonts w:ascii="Arial" w:hAnsi="Arial" w:cs="Arial"/>
+                      <w:color w:val="1B1C1D"/>
+                    </w:rPr>
+                  </w:pPr>
+                </w:p>
+              </w:tc>
+              <w:tc>
+                <w:tcPr>
+                  <w:tcW w:w="16" w:type="dxa"/>
+                </w:tcPr>
+                <w:p>
+                  <w:pPr>
+                    <w:rPr>
+                      <w:rFonts w:ascii="Arial" w:hAnsi="Arial" w:cs="Arial"/>
+                      <w:color w:val="1B1C1D"/>
+                    </w:rPr>
+                  </w:pPr>
+                </w:p>
+              </w:tc>
+              <w:tc>
+                <w:tcPr>
+                  <w:tcW w:w="1058" w:type="dxa"/>
+                  <w:tcBorders>
+                    <w:top w:val="single" w:sz="6" w:space="0" w:color="auto"/>
+                    <w:left w:val="single" w:sz="6" w:space="0" w:color="auto"/>
+                    <w:bottom w:val="single" w:sz="6" w:space="0" w:color="auto"/>
+                    <w:right w:val="single" w:sz="6" w:space="0" w:color="auto"/>
+                  </w:tcBorders>
+                  <w:tcMar>
+                    <w:top w:w="120" w:type="dxa"/>
+                    <w:left w:w="180" w:type="dxa"/>
+                    <w:bottom w:w="120" w:type="dxa"/>
+                    <w:right w:w="180" w:type="dxa"/>
+                  </w:tcMar>
+                  <w:vAlign w:val="center"/>
+                  <w:hideMark/>
+                </w:tcPr>
+                <w:p>
+                  <w:pPr>
+                    <w:rPr>
+                      <w:rFonts w:ascii="Arial" w:hAnsi="Arial" w:cs="Arial"/>
+                      <w:color w:val="1B1C1D"/>
+                    </w:rPr>
+                  </w:pPr>
+                </w:p>
+              </w:tc>
+              <w:tc>
+                <w:tcPr>
+                  <w:tcW w:w="1380" w:type="dxa"/>
+                  <w:tcBorders>
+                    <w:top w:val="single" w:sz="6" w:space="0" w:color="auto"/>
+                    <w:left w:val="single" w:sz="6" w:space="0" w:color="auto"/>
+                    <w:bottom w:val="single" w:sz="6" w:space="0" w:color="auto"/>
+                    <w:right w:val="single" w:sz="6" w:space="0" w:color="auto"/>
+                  </w:tcBorders>
+                  <w:tcMar>
+                    <w:top w:w="120" w:type="dxa"/>
+                    <w:left w:w="180" w:type="dxa"/>
+                    <w:bottom w:w="120" w:type="dxa"/>
+                    <w:right w:w="180" w:type="dxa"/>
+                  </w:tcMar>
+                  <w:vAlign w:val="center"/>
+                  <w:hideMark/>
+                </w:tcPr>
+                <w:p>
+                  <w:pPr>
+                    <w:rPr>
+                      <w:rFonts w:ascii="Arial" w:hAnsi="Arial" w:cs="Arial"/>
+                      <w:color w:val="1B1C1D"/>
+                    </w:rPr>
+                  </w:pPr>
+                  <w:r>
+                    <w:rPr>
+                      <w:rFonts w:ascii="Arial" w:hAnsi="Arial" w:cs="Arial"/>
+                      <w:b/>
+                      <w:bCs/>
+                      <w:color w:val="1B1C1D"/>
+                      <w:bdr w:val="none" w:sz="0" w:space="0" w:color="auto" w:frame="1"/>
+                    </w:rPr>
+                    <w:t>n=100</w:t>
+                  </w:r>
+                </w:p>
+              </w:tc>
+              <w:tc>
+                <w:tcPr>
+                  <w:tcW w:w="2002" w:type="dxa"/>
+                  <w:tcBorders>
+                    <w:top w:val="single" w:sz="6" w:space="0" w:color="auto"/>
+                    <w:left w:val="single" w:sz="6" w:space="0" w:color="auto"/>
+                    <w:bottom w:val="single" w:sz="6" w:space="0" w:color="auto"/>
+                    <w:right w:val="single" w:sz="6" w:space="0" w:color="auto"/>
+                  </w:tcBorders>
+                  <w:tcMar>
+                    <w:top w:w="120" w:type="dxa"/>
+                    <w:left w:w="180" w:type="dxa"/>
+                    <w:bottom w:w="120" w:type="dxa"/>
+                    <w:right w:w="180" w:type="dxa"/>
+                  </w:tcMar>
+                  <w:vAlign w:val="center"/>
+                  <w:hideMark/>
+                </w:tcPr>
+                <w:p>
+                  <w:pPr>
+                    <w:rPr>
+                      <w:rFonts w:ascii="Arial" w:hAnsi="Arial" w:cs="Arial"/>
+                      <w:color w:val="1B1C1D"/>
+                    </w:rPr>
+                  </w:pPr>
+                  <w:r>
+                    <w:rPr>
+                      <w:rFonts w:ascii="Arial" w:hAnsi="Arial" w:cs="Arial"/>
+                      <w:b/>
+                      <w:bCs/>
+                      <w:color w:val="1B1C1D"/>
+                      <w:bdr w:val="none" w:sz="0" w:space="0" w:color="auto" w:frame="1"/>
+                    </w:rPr>
+                    <w:t>9</w:t>
+                  </w:r>
+                </w:p>
+              </w:tc>
+              <w:tc>
+                <w:tcPr>
+                  <w:tcW w:w="1776" w:type="dxa"/>
+                  <w:tcBorders>
+                    <w:top w:val="single" w:sz="6" w:space="0" w:color="auto"/>
+                    <w:left w:val="single" w:sz="6" w:space="0" w:color="auto"/>
+                    <w:bottom w:val="single" w:sz="6" w:space="0" w:color="auto"/>
+                    <w:right w:val="single" w:sz="6" w:space="0" w:color="auto"/>
+                  </w:tcBorders>
+                  <w:tcMar>
+                    <w:top w:w="120" w:type="dxa"/>
+                    <w:left w:w="180" w:type="dxa"/>
+                    <w:bottom w:w="120" w:type="dxa"/>
+                    <w:right w:w="180" w:type="dxa"/>
+                  </w:tcMar>
+                  <w:vAlign w:val="center"/>
+                  <w:hideMark/>
+                </w:tcPr>
+                <w:p>
+                  <w:pPr>
+                    <w:rPr>
+                      <w:rFonts w:ascii="Arial" w:hAnsi="Arial" w:cs="Arial"/>
+                      <w:color w:val="1B1C1D"/>
+                    </w:rPr>
+                  </w:pPr>
+                  <w:r>
+                    <w:rPr>
+                      <w:rFonts w:ascii="Arial" w:hAnsi="Arial" w:cs="Arial"/>
+                      <w:b/>
+                      <w:bCs/>
+                      <w:color w:val="1B1C1D"/>
+                      <w:bdr w:val="none" w:sz="0" w:space="0" w:color="auto" w:frame="1"/>
+                    </w:rPr>
+                    <w:t>0.009</w:t>
+                  </w:r>
+                </w:p>
+              </w:tc>
+            </w:tr>
+            <w:tr>
+              <w:trPr>
+                <w:tblCellSpacing w:w="15" w:type="dxa"/>
+              </w:trPr>
+              <w:tc>
+                <w:tcPr>
+                  <w:tcW w:w="0" w:type="auto"/>
+                </w:tcPr>
+                <w:p>
+                  <w:pPr>
+                    <w:rPr>
+                      <w:rFonts w:ascii="Arial" w:hAnsi="Arial" w:cs="Arial"/>
+                      <w:color w:val="1B1C1D"/>
+                    </w:rPr>
+                  </w:pPr>
+                </w:p>
+              </w:tc>
+              <w:tc>
+                <w:tcPr>
+                  <w:tcW w:w="0" w:type="auto"/>
+                </w:tcPr>
+                <w:p>
+                  <w:pPr>
+                    <w:rPr>
+                      <w:rFonts w:ascii="Arial" w:hAnsi="Arial" w:cs="Arial"/>
+                      <w:color w:val="1B1C1D"/>
+                    </w:rPr>
+                  </w:pPr>
+                </w:p>
+              </w:tc>
+              <w:tc>
+                <w:tcPr>
+                  <w:tcW w:w="0" w:type="auto"/>
+                </w:tcPr>
+                <w:p>
+                  <w:pPr>
+                    <w:rPr>
+                      <w:rFonts w:ascii="Arial" w:hAnsi="Arial" w:cs="Arial"/>
+                      <w:color w:val="1B1C1D"/>
+                    </w:rPr>
+                  </w:pPr>
+                </w:p>
+              </w:tc>
+              <w:tc>
+                <w:tcPr>
+                  <w:tcW w:w="0" w:type="auto"/>
+                </w:tcPr>
+                <w:p>
+                  <w:pPr>
+                    <w:rPr>
+                      <w:rFonts w:ascii="Arial" w:hAnsi="Arial" w:cs="Arial"/>
+                      <w:color w:val="1B1C1D"/>
+                    </w:rPr>
+                  </w:pPr>
+                </w:p>
+              </w:tc>
+              <w:tc>
+                <w:tcPr>
+                  <w:tcW w:w="1556" w:type="dxa"/>
+                </w:tcPr>
+                <w:p>
+                  <w:pPr>
+                    <w:rPr>
+                      <w:rFonts w:ascii="Arial" w:hAnsi="Arial" w:cs="Arial"/>
+                      <w:color w:val="1B1C1D"/>
+                    </w:rPr>
+                  </w:pPr>
+                </w:p>
+              </w:tc>
+              <w:tc>
+                <w:tcPr>
+                  <w:tcW w:w="16" w:type="dxa"/>
+                </w:tcPr>
+                <w:p>
+                  <w:pPr>
+                    <w:rPr>
+                      <w:rFonts w:ascii="Arial" w:hAnsi="Arial" w:cs="Arial"/>
+                      <w:color w:val="1B1C1D"/>
+                    </w:rPr>
+                  </w:pPr>
+                </w:p>
+              </w:tc>
+              <w:tc>
+                <w:tcPr>
+                  <w:tcW w:w="1058" w:type="dxa"/>
+                  <w:tcBorders>
+                    <w:top w:val="single" w:sz="6" w:space="0" w:color="auto"/>
+                    <w:left w:val="single" w:sz="6" w:space="0" w:color="auto"/>
+                    <w:bottom w:val="single" w:sz="6" w:space="0" w:color="auto"/>
+                    <w:right w:val="single" w:sz="6" w:space="0" w:color="auto"/>
+                  </w:tcBorders>
+                  <w:tcMar>
+                    <w:top w:w="120" w:type="dxa"/>
+                    <w:left w:w="180" w:type="dxa"/>
+                    <w:bottom w:w="120" w:type="dxa"/>
+                    <w:right w:w="180" w:type="dxa"/>
+                  </w:tcMar>
+                  <w:vAlign w:val="center"/>
+                  <w:hideMark/>
+                </w:tcPr>
+                <w:p>
+                  <w:pPr>
+                    <w:rPr>
+                      <w:rFonts w:ascii="Arial" w:hAnsi="Arial" w:cs="Arial"/>
+                      <w:color w:val="1B1C1D"/>
+                    </w:rPr>
+                  </w:pPr>
+                </w:p>
+              </w:tc>
+              <w:tc>
+                <w:tcPr>
+                  <w:tcW w:w="1380" w:type="dxa"/>
+                  <w:tcBorders>
+                    <w:top w:val="single" w:sz="6" w:space="0" w:color="auto"/>
+                    <w:left w:val="single" w:sz="6" w:space="0" w:color="auto"/>
+                    <w:bottom w:val="single" w:sz="6" w:space="0" w:color="auto"/>
+                    <w:right w:val="single" w:sz="6" w:space="0" w:color="auto"/>
+                  </w:tcBorders>
+                  <w:tcMar>
+                    <w:top w:w="120" w:type="dxa"/>
+                    <w:left w:w="180" w:type="dxa"/>
+                    <w:bottom w:w="120" w:type="dxa"/>
+                    <w:right w:w="180" w:type="dxa"/>
+                  </w:tcMar>
+                  <w:vAlign w:val="center"/>
+                  <w:hideMark/>
+                </w:tcPr>
+                <w:p>
+                  <w:pPr>
+                    <w:rPr>
+                      <w:rFonts w:ascii="Arial" w:hAnsi="Arial" w:cs="Arial"/>
+                      <w:color w:val="1B1C1D"/>
+                    </w:rPr>
+                  </w:pPr>
+                  <w:r>
+                    <w:rPr>
+                      <w:rFonts w:ascii="Arial" w:hAnsi="Arial" w:cs="Arial"/>
+                      <w:b/>
+                      <w:bCs/>
+                      <w:color w:val="1B1C1D"/>
+                      <w:bdr w:val="none" w:sz="0" w:space="0" w:color="auto" w:frame="1"/>
+                    </w:rPr>
+                    <w:t>n²=10k</w:t>
+                  </w:r>
+                </w:p>
+              </w:tc>
+              <w:tc>
+                <w:tcPr>
+                  <w:tcW w:w="2002" w:type="dxa"/>
+                  <w:tcBorders>
+                    <w:top w:val="single" w:sz="6" w:space="0" w:color="auto"/>
+                    <w:left w:val="single" w:sz="6" w:space="0" w:color="auto"/>
+                    <w:bottom w:val="single" w:sz="6" w:space="0" w:color="auto"/>
+                    <w:right w:val="single" w:sz="6" w:space="0" w:color="auto"/>
+                  </w:tcBorders>
+                  <w:tcMar>
+                    <w:top w:w="120" w:type="dxa"/>
+                    <w:left w:w="180" w:type="dxa"/>
+                    <w:bottom w:w="120" w:type="dxa"/>
+                    <w:right w:w="180" w:type="dxa"/>
+                  </w:tcMar>
+                  <w:vAlign w:val="center"/>
+                  <w:hideMark/>
+                </w:tcPr>
+                <w:p>
+                  <w:pPr>
+                    <w:rPr>
+                      <w:rFonts w:ascii="Arial" w:hAnsi="Arial" w:cs="Arial"/>
+                      <w:color w:val="1B1C1D"/>
+                    </w:rPr>
+                  </w:pPr>
+                  <w:r>
+                    <w:rPr>
+                      <w:rFonts w:ascii="Arial" w:hAnsi="Arial" w:cs="Arial"/>
+                      <w:b/>
+                      <w:bCs/>
+                      <w:color w:val="1B1C1D"/>
+                      <w:bdr w:val="none" w:sz="0" w:space="0" w:color="auto" w:frame="1"/>
+                    </w:rPr>
+                    <w:t>365</w:t>
+                  </w:r>
+                </w:p>
+              </w:tc>
+              <w:tc>
+                <w:tcPr>
+                  <w:tcW w:w="1776" w:type="dxa"/>
+                  <w:tcBorders>
+                    <w:top w:val="single" w:sz="6" w:space="0" w:color="auto"/>
+                    <w:left w:val="single" w:sz="6" w:space="0" w:color="auto"/>
+                    <w:bottom w:val="single" w:sz="6" w:space="0" w:color="auto"/>
+                    <w:right w:val="single" w:sz="6" w:space="0" w:color="auto"/>
+                  </w:tcBorders>
+                  <w:tcMar>
+                    <w:top w:w="120" w:type="dxa"/>
+                    <w:left w:w="180" w:type="dxa"/>
+                    <w:bottom w:w="120" w:type="dxa"/>
+                    <w:right w:w="180" w:type="dxa"/>
+                  </w:tcMar>
+                  <w:vAlign w:val="center"/>
+                  <w:hideMark/>
+                </w:tcPr>
+                <w:p>
+                  <w:pPr>
+                    <w:rPr>
+                      <w:rFonts w:ascii="Arial" w:hAnsi="Arial" w:cs="Arial"/>
+                      <w:color w:val="1B1C1D"/>
+                    </w:rPr>
+                  </w:pPr>
+                  <w:r>
+                    <w:rPr>
+                      <w:rFonts w:ascii="Arial" w:hAnsi="Arial" w:cs="Arial"/>
+                      <w:b/>
+                      <w:bCs/>
+                      <w:color w:val="1B1C1D"/>
+                      <w:bdr w:val="none" w:sz="0" w:space="0" w:color="auto" w:frame="1"/>
+                    </w:rPr>
+                    <w:t>0.365</w:t>
+                  </w:r>
+                </w:p>
+              </w:tc>
+            </w:tr>
+            <w:tr>
+              <w:trPr>
+                <w:tblCellSpacing w:w="15" w:type="dxa"/>
+              </w:trPr>
+              <w:tc>
+                <w:tcPr>
+                  <w:tcW w:w="0" w:type="auto"/>
+                </w:tcPr>
+                <w:p>
+                  <w:pPr>
+                    <w:rPr>
+                      <w:rFonts w:ascii="Arial" w:hAnsi="Arial" w:cs="Arial"/>
+                      <w:b/>
+                      <w:bCs/>
+                      <w:color w:val="1B1C1D"/>
+                      <w:bdr w:val="none" w:sz="0" w:space="0" w:color="auto" w:frame="1"/>
+                    </w:rPr>
+                  </w:pPr>
+                </w:p>
+              </w:tc>
+              <w:tc>
+                <w:tcPr>
+                  <w:tcW w:w="0" w:type="auto"/>
+                </w:tcPr>
+                <w:p>
+                  <w:pPr>
+                    <w:rPr>
+                      <w:rFonts w:ascii="Arial" w:hAnsi="Arial" w:cs="Arial"/>
+                      <w:b/>
+                      <w:bCs/>
+                      <w:color w:val="1B1C1D"/>
+                      <w:bdr w:val="none" w:sz="0" w:space="0" w:color="auto" w:frame="1"/>
+                    </w:rPr>
+                  </w:pPr>
+                </w:p>
+              </w:tc>
+              <w:tc>
+                <w:tcPr>
+                  <w:tcW w:w="0" w:type="auto"/>
+                </w:tcPr>
+                <w:p>
+                  <w:pPr>
+                    <w:rPr>
+                      <w:rFonts w:ascii="Arial" w:hAnsi="Arial" w:cs="Arial"/>
+                      <w:b/>
+                      <w:bCs/>
+                      <w:color w:val="1B1C1D"/>
+                      <w:bdr w:val="none" w:sz="0" w:space="0" w:color="auto" w:frame="1"/>
+                    </w:rPr>
+                  </w:pPr>
+                </w:p>
+              </w:tc>
+              <w:tc>
+                <w:tcPr>
+                  <w:tcW w:w="0" w:type="auto"/>
+                </w:tcPr>
+                <w:p>
+                  <w:pPr>
+                    <w:rPr>
+                      <w:rFonts w:ascii="Arial" w:hAnsi="Arial" w:cs="Arial"/>
+                      <w:b/>
+                      <w:bCs/>
+                      <w:color w:val="1B1C1D"/>
+                      <w:bdr w:val="none" w:sz="0" w:space="0" w:color="auto" w:frame="1"/>
+                    </w:rPr>
+                  </w:pPr>
+                </w:p>
+              </w:tc>
+              <w:tc>
+                <w:tcPr>
+                  <w:tcW w:w="1556" w:type="dxa"/>
+                </w:tcPr>
+                <w:p>
+                  <w:pPr>
+                    <w:rPr>
+                      <w:rFonts w:ascii="Arial" w:hAnsi="Arial" w:cs="Arial"/>
+                      <w:b/>
+                      <w:bCs/>
+                      <w:color w:val="1B1C1D"/>
+                      <w:bdr w:val="none" w:sz="0" w:space="0" w:color="auto" w:frame="1"/>
+                    </w:rPr>
+                  </w:pPr>
+                </w:p>
+              </w:tc>
+              <w:tc>
+                <w:tcPr>
+                  <w:tcW w:w="16" w:type="dxa"/>
+                </w:tcPr>
+                <w:p>
+                  <w:pPr>
+                    <w:rPr>
+                      <w:rFonts w:ascii="Arial" w:hAnsi="Arial" w:cs="Arial"/>
+                      <w:b/>
+                      <w:bCs/>
+                      <w:color w:val="1B1C1D"/>
+                      <w:bdr w:val="none" w:sz="0" w:space="0" w:color="auto" w:frame="1"/>
+                    </w:rPr>
+                  </w:pPr>
+                </w:p>
+              </w:tc>
+              <w:tc>
+                <w:tcPr>
+                  <w:tcW w:w="1058" w:type="dxa"/>
+                  <w:tcBorders>
+                    <w:top w:val="single" w:sz="6" w:space="0" w:color="auto"/>
+                    <w:left w:val="single" w:sz="6" w:space="0" w:color="auto"/>
+                    <w:bottom w:val="single" w:sz="6" w:space="0" w:color="auto"/>
+                    <w:right w:val="single" w:sz="6" w:space="0" w:color="auto"/>
+                  </w:tcBorders>
+                  <w:tcMar>
+                    <w:top w:w="120" w:type="dxa"/>
+                    <w:left w:w="180" w:type="dxa"/>
+                    <w:bottom w:w="120" w:type="dxa"/>
+                    <w:right w:w="180" w:type="dxa"/>
+                  </w:tcMar>
+                  <w:vAlign w:val="center"/>
+                  <w:hideMark/>
+                </w:tcPr>
+                <w:p>
+                  <w:pPr>
+                    <w:rPr>
+                      <w:rFonts w:ascii="Arial" w:hAnsi="Arial" w:cs="Arial"/>
+                      <w:color w:val="1B1C1D"/>
+                    </w:rPr>
+                  </w:pPr>
+                  <w:r>
+                    <w:rPr>
+                      <w:rFonts w:ascii="Arial" w:hAnsi="Arial" w:cs="Arial"/>
+                      <w:b/>
+                      <w:bCs/>
+                      <w:color w:val="1B1C1D"/>
+                      <w:bdr w:val="none" w:sz="0" w:space="0" w:color="auto" w:frame="1"/>
+                    </w:rPr>
+                    <w:t>1000</w:t>
+                  </w:r>
+                </w:p>
+              </w:tc>
+              <w:tc>
+                <w:tcPr>
+                  <w:tcW w:w="1380" w:type="dxa"/>
+                  <w:tcBorders>
+                    <w:top w:val="single" w:sz="6" w:space="0" w:color="auto"/>
+                    <w:left w:val="single" w:sz="6" w:space="0" w:color="auto"/>
+                    <w:bottom w:val="single" w:sz="6" w:space="0" w:color="auto"/>
+                    <w:right w:val="single" w:sz="6" w:space="0" w:color="auto"/>
+                  </w:tcBorders>
+                  <w:tcMar>
+                    <w:top w:w="120" w:type="dxa"/>
+                    <w:left w:w="180" w:type="dxa"/>
+                    <w:bottom w:w="120" w:type="dxa"/>
+                    <w:right w:w="180" w:type="dxa"/>
+                  </w:tcMar>
+                  <w:vAlign w:val="center"/>
+                  <w:hideMark/>
+                </w:tcPr>
+                <w:p>
+                  <w:pPr>
+                    <w:rPr>
+                      <w:rFonts w:ascii="Arial" w:hAnsi="Arial" w:cs="Arial"/>
+                      <w:color w:val="1B1C1D"/>
+                    </w:rPr>
+                  </w:pPr>
+                  <w:r>
+                    <w:rPr>
+                      <w:rFonts w:ascii="Arial" w:hAnsi="Arial" w:cs="Arial"/>
+                      <w:b/>
+                      <w:bCs/>
+                      <w:color w:val="1B1C1D"/>
+                      <w:bdr w:val="none" w:sz="0" w:space="0" w:color="auto" w:frame="1"/>
+                    </w:rPr>
+                    <w:t>10</w:t>
+                  </w:r>
+                </w:p>
+              </w:tc>
+              <w:tc>
+                <w:tcPr>
+                  <w:tcW w:w="2002" w:type="dxa"/>
+                  <w:tcBorders>
+                    <w:top w:val="single" w:sz="6" w:space="0" w:color="auto"/>
+                    <w:left w:val="single" w:sz="6" w:space="0" w:color="auto"/>
+                    <w:bottom w:val="single" w:sz="6" w:space="0" w:color="auto"/>
+                    <w:right w:val="single" w:sz="6" w:space="0" w:color="auto"/>
+                  </w:tcBorders>
+                  <w:tcMar>
+                    <w:top w:w="120" w:type="dxa"/>
+                    <w:left w:w="180" w:type="dxa"/>
+                    <w:bottom w:w="120" w:type="dxa"/>
+                    <w:right w:w="180" w:type="dxa"/>
+                  </w:tcMar>
+                  <w:vAlign w:val="center"/>
+                  <w:hideMark/>
+                </w:tcPr>
+                <w:p>
+                  <w:pPr>
+                    <w:rPr>
+                      <w:rFonts w:ascii="Arial" w:hAnsi="Arial" w:cs="Arial"/>
+                      <w:color w:val="1B1C1D"/>
+                    </w:rPr>
+                  </w:pPr>
+                  <w:r>
+                    <w:rPr>
+                      <w:rFonts w:ascii="Arial" w:hAnsi="Arial" w:cs="Arial"/>
+                      <w:b/>
+                      <w:bCs/>
+                      <w:color w:val="1B1C1D"/>
+                      <w:bdr w:val="none" w:sz="0" w:space="0" w:color="auto" w:frame="1"/>
+                    </w:rPr>
+                    <w:t>54</w:t>
+                  </w:r>
+                </w:p>
+              </w:tc>
+              <w:tc>
+                <w:tcPr>
+                  <w:tcW w:w="1776" w:type="dxa"/>
+                  <w:tcBorders>
+                    <w:top w:val="single" w:sz="6" w:space="0" w:color="auto"/>
+                    <w:left w:val="single" w:sz="6" w:space="0" w:color="auto"/>
+                    <w:bottom w:val="single" w:sz="6" w:space="0" w:color="auto"/>
+                    <w:right w:val="single" w:sz="6" w:space="0" w:color="auto"/>
+                  </w:tcBorders>
+                  <w:tcMar>
+                    <w:top w:w="120" w:type="dxa"/>
+                    <w:left w:w="180" w:type="dxa"/>
+                    <w:bottom w:w="120" w:type="dxa"/>
+                    <w:right w:w="180" w:type="dxa"/>
+                  </w:tcMar>
+                  <w:vAlign w:val="center"/>
+                  <w:hideMark/>
+                </w:tcPr>
+                <w:p>
+                  <w:pPr>
+                    <w:rPr>
+                      <w:rFonts w:ascii="Arial" w:hAnsi="Arial" w:cs="Arial"/>
+                      <w:color w:val="1B1C1D"/>
+                    </w:rPr>
+                  </w:pPr>
+                  <w:r>
+                    <w:rPr>
+                      <w:rFonts w:ascii="Arial" w:hAnsi="Arial" w:cs="Arial"/>
+                      <w:b/>
+                      <w:bCs/>
+                      <w:color w:val="1B1C1D"/>
+                      <w:bdr w:val="none" w:sz="0" w:space="0" w:color="auto" w:frame="1"/>
+                    </w:rPr>
+                    <w:t>0.054</w:t>
+                  </w:r>
+                </w:p>
+              </w:tc>
+            </w:tr>
+            <w:tr>
+              <w:trPr>
+                <w:tblCellSpacing w:w="15" w:type="dxa"/>
+              </w:trPr>
+              <w:tc>
+                <w:tcPr>
+                  <w:tcW w:w="0" w:type="auto"/>
+                </w:tcPr>
+                <w:p>
+                  <w:pPr>
+                    <w:rPr>
+                      <w:rFonts w:ascii="Arial" w:hAnsi="Arial" w:cs="Arial"/>
+                      <w:color w:val="1B1C1D"/>
+                    </w:rPr>
+                  </w:pPr>
+                </w:p>
+              </w:tc>
+              <w:tc>
+                <w:tcPr>
+                  <w:tcW w:w="0" w:type="auto"/>
+                </w:tcPr>
+                <w:p>
+                  <w:pPr>
+                    <w:rPr>
+                      <w:rFonts w:ascii="Arial" w:hAnsi="Arial" w:cs="Arial"/>
+                      <w:color w:val="1B1C1D"/>
+                    </w:rPr>
+                  </w:pPr>
+                </w:p>
+              </w:tc>
+              <w:tc>
+                <w:tcPr>
+                  <w:tcW w:w="0" w:type="auto"/>
+                </w:tcPr>
+                <w:p>
+                  <w:pPr>
+                    <w:rPr>
+                      <w:rFonts w:ascii="Arial" w:hAnsi="Arial" w:cs="Arial"/>
+                      <w:color w:val="1B1C1D"/>
+                    </w:rPr>
+                  </w:pPr>
+                </w:p>
+              </w:tc>
+              <w:tc>
+                <w:tcPr>
+                  <w:tcW w:w="0" w:type="auto"/>
+                </w:tcPr>
+                <w:p>
+                  <w:pPr>
+                    <w:rPr>
+                      <w:rFonts w:ascii="Arial" w:hAnsi="Arial" w:cs="Arial"/>
+                      <w:color w:val="1B1C1D"/>
+                    </w:rPr>
+                  </w:pPr>
+                </w:p>
+              </w:tc>
+              <w:tc>
+                <w:tcPr>
+                  <w:tcW w:w="1556" w:type="dxa"/>
+                </w:tcPr>
+                <w:p>
+                  <w:pPr>
+                    <w:rPr>
+                      <w:rFonts w:ascii="Arial" w:hAnsi="Arial" w:cs="Arial"/>
+                      <w:color w:val="1B1C1D"/>
+                    </w:rPr>
+                  </w:pPr>
+                </w:p>
+              </w:tc>
+              <w:tc>
+                <w:tcPr>
+                  <w:tcW w:w="16" w:type="dxa"/>
+                </w:tcPr>
+                <w:p>
+                  <w:pPr>
+                    <w:rPr>
+                      <w:rFonts w:ascii="Arial" w:hAnsi="Arial" w:cs="Arial"/>
+                      <w:color w:val="1B1C1D"/>
+                    </w:rPr>
+                  </w:pPr>
+                </w:p>
+              </w:tc>
+              <w:tc>
+                <w:tcPr>
+                  <w:tcW w:w="1058" w:type="dxa"/>
+                  <w:tcBorders>
+                    <w:top w:val="single" w:sz="6" w:space="0" w:color="auto"/>
+                    <w:left w:val="single" w:sz="6" w:space="0" w:color="auto"/>
+                    <w:bottom w:val="single" w:sz="6" w:space="0" w:color="auto"/>
+                    <w:right w:val="single" w:sz="6" w:space="0" w:color="auto"/>
+                  </w:tcBorders>
+                  <w:tcMar>
+                    <w:top w:w="120" w:type="dxa"/>
+                    <w:left w:w="180" w:type="dxa"/>
+                    <w:bottom w:w="120" w:type="dxa"/>
+                    <w:right w:w="180" w:type="dxa"/>
+                  </w:tcMar>
+                  <w:vAlign w:val="center"/>
+                  <w:hideMark/>
+                </w:tcPr>
+                <w:p>
+                  <w:pPr>
+                    <w:rPr>
+                      <w:rFonts w:ascii="Arial" w:hAnsi="Arial" w:cs="Arial"/>
+                      <w:color w:val="1B1C1D"/>
+                    </w:rPr>
+                  </w:pPr>
+                </w:p>
+              </w:tc>
+              <w:tc>
+                <w:tcPr>
+                  <w:tcW w:w="1380" w:type="dxa"/>
+                  <w:tcBorders>
+                    <w:top w:val="single" w:sz="6" w:space="0" w:color="auto"/>
+                    <w:left w:val="single" w:sz="6" w:space="0" w:color="auto"/>
+                    <w:bottom w:val="single" w:sz="6" w:space="0" w:color="auto"/>
+                    <w:right w:val="single" w:sz="6" w:space="0" w:color="auto"/>
+                  </w:tcBorders>
+                  <w:tcMar>
+                    <w:top w:w="120" w:type="dxa"/>
+                    <w:left w:w="180" w:type="dxa"/>
+                    <w:bottom w:w="120" w:type="dxa"/>
+                    <w:right w:w="180" w:type="dxa"/>
+                  </w:tcMar>
+                  <w:vAlign w:val="center"/>
+                  <w:hideMark/>
+                </w:tcPr>
+                <w:p>
+                  <w:pPr>
+                    <w:rPr>
+                      <w:rFonts w:ascii="Arial" w:hAnsi="Arial" w:cs="Arial"/>
+                      <w:color w:val="1B1C1D"/>
+                    </w:rPr>
+                  </w:pPr>
+                  <w:r>
+                    <w:rPr>
+                      <w:rFonts w:ascii="Arial" w:hAnsi="Arial" w:cs="Arial"/>
+                      <w:b/>
+                      <w:bCs/>
+                      <w:color w:val="1B1C1D"/>
+                      <w:bdr w:val="none" w:sz="0" w:space="0" w:color="auto" w:frame="1"/>
+                    </w:rPr>
+                    <w:t>n=1k</w:t>
+                  </w:r>
+                </w:p>
+              </w:tc>
+              <w:tc>
+                <w:tcPr>
+                  <w:tcW w:w="2002" w:type="dxa"/>
+                  <w:tcBorders>
+                    <w:top w:val="single" w:sz="6" w:space="0" w:color="auto"/>
+                    <w:left w:val="single" w:sz="6" w:space="0" w:color="auto"/>
+                    <w:bottom w:val="single" w:sz="6" w:space="0" w:color="auto"/>
+                    <w:right w:val="single" w:sz="6" w:space="0" w:color="auto"/>
+                  </w:tcBorders>
+                  <w:tcMar>
+                    <w:top w:w="120" w:type="dxa"/>
+                    <w:left w:w="180" w:type="dxa"/>
+                    <w:bottom w:w="120" w:type="dxa"/>
+                    <w:right w:w="180" w:type="dxa"/>
+                  </w:tcMar>
+                  <w:vAlign w:val="center"/>
+                  <w:hideMark/>
+                </w:tcPr>
+                <w:p>
+                  <w:pPr>
+                    <w:rPr>
+                      <w:rFonts w:ascii="Arial" w:hAnsi="Arial" w:cs="Arial"/>
+                      <w:color w:val="1B1C1D"/>
+                    </w:rPr>
+                  </w:pPr>
+                  <w:r>
+                    <w:rPr>
+                      <w:rFonts w:ascii="Arial" w:hAnsi="Arial" w:cs="Arial"/>
+                      <w:b/>
+                      <w:bCs/>
+                      <w:color w:val="1B1C1D"/>
+                      <w:bdr w:val="none" w:sz="0" w:space="0" w:color="auto" w:frame="1"/>
+                    </w:rPr>
+                    <w:t>81</w:t>
+                  </w:r>
+                </w:p>
+              </w:tc>
+              <w:tc>
+                <w:tcPr>
+                  <w:tcW w:w="1776" w:type="dxa"/>
+                  <w:tcBorders>
+                    <w:top w:val="single" w:sz="6" w:space="0" w:color="auto"/>
+                    <w:left w:val="single" w:sz="6" w:space="0" w:color="auto"/>
+                    <w:bottom w:val="single" w:sz="6" w:space="0" w:color="auto"/>
+                    <w:right w:val="single" w:sz="6" w:space="0" w:color="auto"/>
+                  </w:tcBorders>
+                  <w:tcMar>
+                    <w:top w:w="120" w:type="dxa"/>
+                    <w:left w:w="180" w:type="dxa"/>
+                    <w:bottom w:w="120" w:type="dxa"/>
+                    <w:right w:w="180" w:type="dxa"/>
+                  </w:tcMar>
+                  <w:vAlign w:val="center"/>
+                  <w:hideMark/>
+                </w:tcPr>
+                <w:p>
+                  <w:pPr>
+                    <w:rPr>
+                      <w:rFonts w:ascii="Arial" w:hAnsi="Arial" w:cs="Arial"/>
+                      <w:color w:val="1B1C1D"/>
+                    </w:rPr>
+                  </w:pPr>
+                  <w:r>
+                    <w:rPr>
+                      <w:rFonts w:ascii="Arial" w:hAnsi="Arial" w:cs="Arial"/>
+                      <w:b/>
+                      <w:bCs/>
+                      <w:color w:val="1B1C1D"/>
+                      <w:bdr w:val="none" w:sz="0" w:space="0" w:color="auto" w:frame="1"/>
+                    </w:rPr>
+                    <w:t>0.081</w:t>
+                  </w:r>
+                </w:p>
+              </w:tc>
+            </w:tr>
+            <w:tr>
+              <w:trPr>
+                <w:tblCellSpacing w:w="15" w:type="dxa"/>
+              </w:trPr>
+              <w:tc>
+                <w:tcPr>
+                  <w:tcW w:w="0" w:type="auto"/>
+                </w:tcPr>
+                <w:p>
+                  <w:pPr>
+                    <w:rPr>
+                      <w:rFonts w:ascii="Arial" w:hAnsi="Arial" w:cs="Arial"/>
+                      <w:color w:val="1B1C1D"/>
+                    </w:rPr>
+                  </w:pPr>
+                </w:p>
+              </w:tc>
+              <w:tc>
+                <w:tcPr>
+                  <w:tcW w:w="0" w:type="auto"/>
+                </w:tcPr>
+                <w:p>
+                  <w:pPr>
+                    <w:rPr>
+                      <w:rFonts w:ascii="Arial" w:hAnsi="Arial" w:cs="Arial"/>
+                      <w:color w:val="1B1C1D"/>
+                    </w:rPr>
+                  </w:pPr>
+                </w:p>
+              </w:tc>
+              <w:tc>
+                <w:tcPr>
+                  <w:tcW w:w="0" w:type="auto"/>
+                </w:tcPr>
+                <w:p>
+                  <w:pPr>
+                    <w:rPr>
+                      <w:rFonts w:ascii="Arial" w:hAnsi="Arial" w:cs="Arial"/>
+                      <w:color w:val="1B1C1D"/>
+                    </w:rPr>
+                  </w:pPr>
+                </w:p>
+              </w:tc>
+              <w:tc>
+                <w:tcPr>
+                  <w:tcW w:w="0" w:type="auto"/>
+                </w:tcPr>
+                <w:p>
+                  <w:pPr>
+                    <w:rPr>
+                      <w:rFonts w:ascii="Arial" w:hAnsi="Arial" w:cs="Arial"/>
+                      <w:color w:val="1B1C1D"/>
+                    </w:rPr>
+                  </w:pPr>
+                </w:p>
+              </w:tc>
+              <w:tc>
+                <w:tcPr>
+                  <w:tcW w:w="1556" w:type="dxa"/>
+                </w:tcPr>
+                <w:p>
+                  <w:pPr>
+                    <w:rPr>
+                      <w:rFonts w:ascii="Arial" w:hAnsi="Arial" w:cs="Arial"/>
+                      <w:color w:val="1B1C1D"/>
+                    </w:rPr>
+                  </w:pPr>
+                </w:p>
+              </w:tc>
+              <w:tc>
+                <w:tcPr>
+                  <w:tcW w:w="16" w:type="dxa"/>
+                </w:tcPr>
+                <w:p>
+                  <w:pPr>
+                    <w:rPr>
+                      <w:rFonts w:ascii="Arial" w:hAnsi="Arial" w:cs="Arial"/>
+                      <w:color w:val="1B1C1D"/>
+                    </w:rPr>
+                  </w:pPr>
+                </w:p>
+              </w:tc>
+              <w:tc>
+                <w:tcPr>
+                  <w:tcW w:w="1058" w:type="dxa"/>
+                  <w:tcBorders>
+                    <w:top w:val="single" w:sz="6" w:space="0" w:color="auto"/>
+                    <w:left w:val="single" w:sz="6" w:space="0" w:color="auto"/>
+                    <w:bottom w:val="single" w:sz="6" w:space="0" w:color="auto"/>
+                    <w:right w:val="single" w:sz="6" w:space="0" w:color="auto"/>
+                  </w:tcBorders>
+                  <w:tcMar>
+                    <w:top w:w="120" w:type="dxa"/>
+                    <w:left w:w="180" w:type="dxa"/>
+                    <w:bottom w:w="120" w:type="dxa"/>
+                    <w:right w:w="180" w:type="dxa"/>
+                  </w:tcMar>
+                  <w:vAlign w:val="center"/>
+                  <w:hideMark/>
+                </w:tcPr>
+                <w:p>
+                  <w:pPr>
+                    <w:rPr>
+                      <w:rFonts w:ascii="Arial" w:hAnsi="Arial" w:cs="Arial"/>
+                      <w:color w:val="1B1C1D"/>
+                    </w:rPr>
+                  </w:pPr>
+                </w:p>
+              </w:tc>
+              <w:tc>
+                <w:tcPr>
+                  <w:tcW w:w="1380" w:type="dxa"/>
+                  <w:tcBorders>
+                    <w:top w:val="single" w:sz="6" w:space="0" w:color="auto"/>
+                    <w:left w:val="single" w:sz="6" w:space="0" w:color="auto"/>
+                    <w:bottom w:val="single" w:sz="6" w:space="0" w:color="auto"/>
+                    <w:right w:val="single" w:sz="6" w:space="0" w:color="auto"/>
+                  </w:tcBorders>
+                  <w:tcMar>
+                    <w:top w:w="120" w:type="dxa"/>
+                    <w:left w:w="180" w:type="dxa"/>
+                    <w:bottom w:w="120" w:type="dxa"/>
+                    <w:right w:w="180" w:type="dxa"/>
+                  </w:tcMar>
+                  <w:vAlign w:val="center"/>
+                  <w:hideMark/>
+                </w:tcPr>
+                <w:p>
+                  <w:pPr>
+                    <w:rPr>
+                      <w:rFonts w:ascii="Arial" w:hAnsi="Arial" w:cs="Arial"/>
+                      <w:color w:val="1B1C1D"/>
+                    </w:rPr>
+                  </w:pPr>
+                  <w:r>
+                    <w:rPr>
+                      <w:rFonts w:ascii="Arial" w:hAnsi="Arial" w:cs="Arial"/>
+                      <w:b/>
+                      <w:bCs/>
+                      <w:color w:val="1B1C1D"/>
+                      <w:bdr w:val="none" w:sz="0" w:space="0" w:color="auto" w:frame="1"/>
+                    </w:rPr>
+                    <w:t>n²=1M</w:t>
+                  </w:r>
+                </w:p>
+              </w:tc>
+              <w:tc>
+                <w:tcPr>
+                  <w:tcW w:w="2002" w:type="dxa"/>
+                  <w:tcBorders>
+                    <w:top w:val="single" w:sz="6" w:space="0" w:color="auto"/>
+                    <w:left w:val="single" w:sz="6" w:space="0" w:color="auto"/>
+                    <w:bottom w:val="single" w:sz="6" w:space="0" w:color="auto"/>
+                    <w:right w:val="single" w:sz="6" w:space="0" w:color="auto"/>
+                  </w:tcBorders>
+                  <w:tcMar>
+                    <w:top w:w="120" w:type="dxa"/>
+                    <w:left w:w="180" w:type="dxa"/>
+                    <w:bottom w:w="120" w:type="dxa"/>
+                    <w:right w:w="180" w:type="dxa"/>
+                  </w:tcMar>
+                  <w:vAlign w:val="center"/>
+                  <w:hideMark/>
+                </w:tcPr>
+                <w:p>
+                  <w:pPr>
+                    <w:rPr>
+                      <w:rFonts w:ascii="Arial" w:hAnsi="Arial" w:cs="Arial"/>
+                      <w:color w:val="1B1C1D"/>
+                    </w:rPr>
+                  </w:pPr>
+                  <w:r>
+                    <w:rPr>
+                      <w:rFonts w:ascii="Arial" w:hAnsi="Arial" w:cs="Arial"/>
+                      <w:b/>
+                      <w:bCs/>
+                      <w:color w:val="1B1C1D"/>
+                      <w:bdr w:val="none" w:sz="0" w:space="0" w:color="auto" w:frame="1"/>
+                    </w:rPr>
+                    <w:t>14815</w:t>
+                  </w:r>
+                </w:p>
+              </w:tc>
+              <w:tc>
+                <w:tcPr>
+                  <w:tcW w:w="1776" w:type="dxa"/>
+                  <w:tcBorders>
+                    <w:top w:val="single" w:sz="6" w:space="0" w:color="auto"/>
+                    <w:left w:val="single" w:sz="6" w:space="0" w:color="auto"/>
+                    <w:bottom w:val="single" w:sz="6" w:space="0" w:color="auto"/>
+                    <w:right w:val="single" w:sz="6" w:space="0" w:color="auto"/>
+                  </w:tcBorders>
+                  <w:tcMar>
+                    <w:top w:w="120" w:type="dxa"/>
+                    <w:left w:w="180" w:type="dxa"/>
+                    <w:bottom w:w="120" w:type="dxa"/>
+                    <w:right w:w="180" w:type="dxa"/>
+                  </w:tcMar>
+                  <w:vAlign w:val="center"/>
+                  <w:hideMark/>
+                </w:tcPr>
+                <w:p>
+                  <w:pPr>
+                    <w:rPr>
+                      <w:rFonts w:ascii="Arial" w:hAnsi="Arial" w:cs="Arial"/>
+                      <w:color w:val="1B1C1D"/>
+                    </w:rPr>
+                  </w:pPr>
+                  <w:r>
+                    <w:rPr>
+                      <w:rFonts w:ascii="Arial" w:hAnsi="Arial" w:cs="Arial"/>
+                      <w:b/>
+                      <w:bCs/>
+                      <w:color w:val="1B1C1D"/>
+                      <w:bdr w:val="none" w:sz="0" w:space="0" w:color="auto" w:frame="1"/>
+                    </w:rPr>
+                    <w:t>14.815</w:t>
+                  </w:r>
+                </w:p>
+              </w:tc>
+            </w:tr>
+            <w:tr>
+              <w:trPr>
+                <w:tblCellSpacing w:w="15" w:type="dxa"/>
+              </w:trPr>
+              <w:tc>
+                <w:tcPr>
+                  <w:tcW w:w="0" w:type="auto"/>
+                </w:tcPr>
+                <w:p>
+                  <w:pPr>
+                    <w:rPr>
+                      <w:rFonts w:ascii="Arial" w:hAnsi="Arial" w:cs="Arial"/>
+                      <w:b/>
+                      <w:bCs/>
+                      <w:color w:val="1B1C1D"/>
+                      <w:bdr w:val="none" w:sz="0" w:space="0" w:color="auto" w:frame="1"/>
+                    </w:rPr>
+                  </w:pPr>
+                </w:p>
+              </w:tc>
+              <w:tc>
+                <w:tcPr>
+                  <w:tcW w:w="0" w:type="auto"/>
+                </w:tcPr>
+                <w:p>
+                  <w:pPr>
+                    <w:rPr>
+                      <w:rFonts w:ascii="Arial" w:hAnsi="Arial" w:cs="Arial"/>
+                      <w:b/>
+                      <w:bCs/>
+                      <w:color w:val="1B1C1D"/>
+                      <w:bdr w:val="none" w:sz="0" w:space="0" w:color="auto" w:frame="1"/>
+                    </w:rPr>
+                  </w:pPr>
+                </w:p>
+              </w:tc>
+              <w:tc>
+                <w:tcPr>
+                  <w:tcW w:w="0" w:type="auto"/>
+                </w:tcPr>
+                <w:p>
+                  <w:pPr>
+                    <w:rPr>
+                      <w:rFonts w:ascii="Arial" w:hAnsi="Arial" w:cs="Arial"/>
+                      <w:b/>
+                      <w:bCs/>
+                      <w:color w:val="1B1C1D"/>
+                      <w:bdr w:val="none" w:sz="0" w:space="0" w:color="auto" w:frame="1"/>
+                    </w:rPr>
+                  </w:pPr>
+                </w:p>
+              </w:tc>
+              <w:tc>
+                <w:tcPr>
+                  <w:tcW w:w="0" w:type="auto"/>
+                </w:tcPr>
+                <w:p>
+                  <w:pPr>
+                    <w:rPr>
+                      <w:rFonts w:ascii="Arial" w:hAnsi="Arial" w:cs="Arial"/>
+                      <w:b/>
+                      <w:bCs/>
+                      <w:color w:val="1B1C1D"/>
+                      <w:bdr w:val="none" w:sz="0" w:space="0" w:color="auto" w:frame="1"/>
+                    </w:rPr>
+                  </w:pPr>
+                </w:p>
+              </w:tc>
+              <w:tc>
+                <w:tcPr>
+                  <w:tcW w:w="1556" w:type="dxa"/>
+                </w:tcPr>
+                <w:p>
+                  <w:pPr>
+                    <w:rPr>
+                      <w:rFonts w:ascii="Arial" w:hAnsi="Arial" w:cs="Arial"/>
+                      <w:b/>
+                      <w:bCs/>
+                      <w:color w:val="1B1C1D"/>
+                      <w:bdr w:val="none" w:sz="0" w:space="0" w:color="auto" w:frame="1"/>
+                    </w:rPr>
+                  </w:pPr>
+                </w:p>
+              </w:tc>
+              <w:tc>
+                <w:tcPr>
+                  <w:tcW w:w="16" w:type="dxa"/>
+                </w:tcPr>
+                <w:p>
+                  <w:pPr>
+                    <w:rPr>
+                      <w:rFonts w:ascii="Arial" w:hAnsi="Arial" w:cs="Arial"/>
+                      <w:b/>
+                      <w:bCs/>
+                      <w:color w:val="1B1C1D"/>
+                      <w:bdr w:val="none" w:sz="0" w:space="0" w:color="auto" w:frame="1"/>
+                    </w:rPr>
+                  </w:pPr>
+                </w:p>
+              </w:tc>
+              <w:tc>
+                <w:tcPr>
+                  <w:tcW w:w="1058" w:type="dxa"/>
+                  <w:tcBorders>
+                    <w:top w:val="single" w:sz="6" w:space="0" w:color="auto"/>
+                    <w:left w:val="single" w:sz="6" w:space="0" w:color="auto"/>
+                    <w:bottom w:val="single" w:sz="6" w:space="0" w:color="auto"/>
+                    <w:right w:val="single" w:sz="6" w:space="0" w:color="auto"/>
+                  </w:tcBorders>
+                  <w:tcMar>
+                    <w:top w:w="120" w:type="dxa"/>
+                    <w:left w:w="180" w:type="dxa"/>
+                    <w:bottom w:w="120" w:type="dxa"/>
+                    <w:right w:w="180" w:type="dxa"/>
+                  </w:tcMar>
+                  <w:vAlign w:val="center"/>
+                  <w:hideMark/>
+                </w:tcPr>
+                <w:p>
+                  <w:pPr>
+                    <w:rPr>
+                      <w:rFonts w:ascii="Arial" w:hAnsi="Arial" w:cs="Arial"/>
+                      <w:color w:val="1B1C1D"/>
+                    </w:rPr>
+                  </w:pPr>
+                  <w:r>
+                    <w:rPr>
+                      <w:rFonts w:ascii="Arial" w:hAnsi="Arial" w:cs="Arial"/>
+                      <w:b/>
+                      <w:bCs/>
+                      <w:color w:val="1B1C1D"/>
+                      <w:bdr w:val="none" w:sz="0" w:space="0" w:color="auto" w:frame="1"/>
+                    </w:rPr>
+                    <w:t>2000</w:t>
+                  </w:r>
+                </w:p>
+              </w:tc>
+              <w:tc>
+                <w:tcPr>
+                  <w:tcW w:w="1380" w:type="dxa"/>
+                  <w:tcBorders>
+                    <w:top w:val="single" w:sz="6" w:space="0" w:color="auto"/>
+                    <w:left w:val="single" w:sz="6" w:space="0" w:color="auto"/>
+                    <w:bottom w:val="single" w:sz="6" w:space="0" w:color="auto"/>
+                    <w:right w:val="single" w:sz="6" w:space="0" w:color="auto"/>
+                  </w:tcBorders>
+                  <w:tcMar>
+                    <w:top w:w="120" w:type="dxa"/>
+                    <w:left w:w="180" w:type="dxa"/>
+                    <w:bottom w:w="120" w:type="dxa"/>
+                    <w:right w:w="180" w:type="dxa"/>
+                  </w:tcMar>
+                  <w:vAlign w:val="center"/>
+                  <w:hideMark/>
+                </w:tcPr>
+                <w:p>
+                  <w:pPr>
+                    <w:rPr>
+                      <w:rFonts w:ascii="Arial" w:hAnsi="Arial" w:cs="Arial"/>
+                      <w:color w:val="1B1C1D"/>
+                    </w:rPr>
+                  </w:pPr>
+                  <w:r>
+                    <w:rPr>
+                      <w:rFonts w:ascii="Arial" w:hAnsi="Arial" w:cs="Arial"/>
+                      <w:b/>
+                      <w:bCs/>
+                      <w:color w:val="1B1C1D"/>
+                      <w:bdr w:val="none" w:sz="0" w:space="0" w:color="auto" w:frame="1"/>
+                    </w:rPr>
+                    <w:t>10</w:t>
+                  </w:r>
+                </w:p>
+              </w:tc>
+              <w:tc>
+                <w:tcPr>
+                  <w:tcW w:w="2002" w:type="dxa"/>
+                  <w:tcBorders>
+                    <w:top w:val="single" w:sz="6" w:space="0" w:color="auto"/>
+                    <w:left w:val="single" w:sz="6" w:space="0" w:color="auto"/>
+                    <w:bottom w:val="single" w:sz="6" w:space="0" w:color="auto"/>
+                    <w:right w:val="single" w:sz="6" w:space="0" w:color="auto"/>
+                  </w:tcBorders>
+                  <w:tcMar>
+                    <w:top w:w="120" w:type="dxa"/>
+                    <w:left w:w="180" w:type="dxa"/>
+                    <w:bottom w:w="120" w:type="dxa"/>
+                    <w:right w:w="180" w:type="dxa"/>
+                  </w:tcMar>
+                  <w:vAlign w:val="center"/>
+                  <w:hideMark/>
+                </w:tcPr>
+                <w:p>
+                  <w:pPr>
+                    <w:rPr>
+                      <w:rFonts w:ascii="Arial" w:hAnsi="Arial" w:cs="Arial"/>
+                      <w:color w:val="1B1C1D"/>
+                    </w:rPr>
+                  </w:pPr>
+                  <w:r>
+                    <w:rPr>
+                      <w:rFonts w:ascii="Arial" w:hAnsi="Arial" w:cs="Arial"/>
+                      <w:b/>
+                      <w:bCs/>
+                      <w:color w:val="1B1C1D"/>
+                      <w:bdr w:val="none" w:sz="0" w:space="0" w:color="auto" w:frame="1"/>
+                    </w:rPr>
+                    <w:t>48</w:t>
+                  </w:r>
+                </w:p>
+              </w:tc>
+              <w:tc>
+                <w:tcPr>
+                  <w:tcW w:w="1776" w:type="dxa"/>
+                  <w:tcBorders>
+                    <w:top w:val="single" w:sz="6" w:space="0" w:color="auto"/>
+                    <w:left w:val="single" w:sz="6" w:space="0" w:color="auto"/>
+                    <w:bottom w:val="single" w:sz="6" w:space="0" w:color="auto"/>
+                    <w:right w:val="single" w:sz="6" w:space="0" w:color="auto"/>
+                  </w:tcBorders>
+                  <w:tcMar>
+                    <w:top w:w="120" w:type="dxa"/>
+                    <w:left w:w="180" w:type="dxa"/>
+                    <w:bottom w:w="120" w:type="dxa"/>
+                    <w:right w:w="180" w:type="dxa"/>
+                  </w:tcMar>
+                  <w:vAlign w:val="center"/>
+                  <w:hideMark/>
+                </w:tcPr>
+                <w:p>
+                  <w:pPr>
+                    <w:rPr>
+                      <w:rFonts w:ascii="Arial" w:hAnsi="Arial" w:cs="Arial"/>
+                      <w:color w:val="1B1C1D"/>
+                    </w:rPr>
+                  </w:pPr>
+                  <w:r>
+                    <w:rPr>
+                      <w:rFonts w:ascii="Arial" w:hAnsi="Arial" w:cs="Arial"/>
+                      <w:b/>
+                      <w:bCs/>
+                      <w:color w:val="1B1C1D"/>
+                      <w:bdr w:val="none" w:sz="0" w:space="0" w:color="auto" w:frame="1"/>
+                    </w:rPr>
+                    <w:t>0.048</w:t>
+                  </w:r>
+                </w:p>
+              </w:tc>
+            </w:tr>
+            <w:tr>
+              <w:trPr>
+                <w:tblCellSpacing w:w="15" w:type="dxa"/>
+              </w:trPr>
+              <w:tc>
+                <w:tcPr>
+                  <w:tcW w:w="0" w:type="auto"/>
+                </w:tcPr>
+                <w:p>
+                  <w:pPr>
+                    <w:rPr>
+                      <w:rFonts w:ascii="Arial" w:hAnsi="Arial" w:cs="Arial"/>
+                      <w:color w:val="1B1C1D"/>
+                    </w:rPr>
+                  </w:pPr>
+                </w:p>
+              </w:tc>
+              <w:tc>
+                <w:tcPr>
+                  <w:tcW w:w="0" w:type="auto"/>
+                </w:tcPr>
+                <w:p>
+                  <w:pPr>
+                    <w:rPr>
+                      <w:rFonts w:ascii="Arial" w:hAnsi="Arial" w:cs="Arial"/>
+                      <w:color w:val="1B1C1D"/>
+                    </w:rPr>
+                  </w:pPr>
+                </w:p>
+              </w:tc>
+              <w:tc>
+                <w:tcPr>
+                  <w:tcW w:w="0" w:type="auto"/>
+                </w:tcPr>
+                <w:p>
+                  <w:pPr>
+                    <w:rPr>
+                      <w:rFonts w:ascii="Arial" w:hAnsi="Arial" w:cs="Arial"/>
+                      <w:color w:val="1B1C1D"/>
+                    </w:rPr>
+                  </w:pPr>
+                </w:p>
+              </w:tc>
+              <w:tc>
+                <w:tcPr>
+                  <w:tcW w:w="0" w:type="auto"/>
+                </w:tcPr>
+                <w:p>
+                  <w:pPr>
+                    <w:rPr>
+                      <w:rFonts w:ascii="Arial" w:hAnsi="Arial" w:cs="Arial"/>
+                      <w:color w:val="1B1C1D"/>
+                    </w:rPr>
+                  </w:pPr>
+                </w:p>
+              </w:tc>
+              <w:tc>
+                <w:tcPr>
+                  <w:tcW w:w="1556" w:type="dxa"/>
+                </w:tcPr>
+                <w:p>
+                  <w:pPr>
+                    <w:rPr>
+                      <w:rFonts w:ascii="Arial" w:hAnsi="Arial" w:cs="Arial"/>
+                      <w:color w:val="1B1C1D"/>
+                    </w:rPr>
+                  </w:pPr>
+                </w:p>
+              </w:tc>
+              <w:tc>
+                <w:tcPr>
+                  <w:tcW w:w="16" w:type="dxa"/>
+                </w:tcPr>
+                <w:p>
+                  <w:pPr>
+                    <w:rPr>
+                      <w:rFonts w:ascii="Arial" w:hAnsi="Arial" w:cs="Arial"/>
+                      <w:color w:val="1B1C1D"/>
+                    </w:rPr>
+                  </w:pPr>
+                </w:p>
+              </w:tc>
+              <w:tc>
+                <w:tcPr>
+                  <w:tcW w:w="1058" w:type="dxa"/>
+                  <w:tcBorders>
+                    <w:top w:val="single" w:sz="6" w:space="0" w:color="auto"/>
+                    <w:left w:val="single" w:sz="6" w:space="0" w:color="auto"/>
+                    <w:bottom w:val="single" w:sz="6" w:space="0" w:color="auto"/>
+                    <w:right w:val="single" w:sz="6" w:space="0" w:color="auto"/>
+                  </w:tcBorders>
+                  <w:tcMar>
+                    <w:top w:w="120" w:type="dxa"/>
+                    <w:left w:w="180" w:type="dxa"/>
+                    <w:bottom w:w="120" w:type="dxa"/>
+                    <w:right w:w="180" w:type="dxa"/>
+                  </w:tcMar>
+                  <w:vAlign w:val="center"/>
+                  <w:hideMark/>
+                </w:tcPr>
+                <w:p>
+                  <w:pPr>
+                    <w:rPr>
+                      <w:rFonts w:ascii="Arial" w:hAnsi="Arial" w:cs="Arial"/>
+                      <w:color w:val="1B1C1D"/>
+                    </w:rPr>
+                  </w:pPr>
+                </w:p>
+              </w:tc>
+              <w:tc>
+                <w:tcPr>
+                  <w:tcW w:w="1380" w:type="dxa"/>
+                  <w:tcBorders>
+                    <w:top w:val="single" w:sz="6" w:space="0" w:color="auto"/>
+                    <w:left w:val="single" w:sz="6" w:space="0" w:color="auto"/>
+                    <w:bottom w:val="single" w:sz="6" w:space="0" w:color="auto"/>
+                    <w:right w:val="single" w:sz="6" w:space="0" w:color="auto"/>
+                  </w:tcBorders>
+                  <w:tcMar>
+                    <w:top w:w="120" w:type="dxa"/>
+                    <w:left w:w="180" w:type="dxa"/>
+                    <w:bottom w:w="120" w:type="dxa"/>
+                    <w:right w:w="180" w:type="dxa"/>
+                  </w:tcMar>
+                  <w:vAlign w:val="center"/>
+                  <w:hideMark/>
+                </w:tcPr>
+                <w:p>
+                  <w:pPr>
+                    <w:rPr>
+                      <w:rFonts w:ascii="Arial" w:hAnsi="Arial" w:cs="Arial"/>
+                      <w:color w:val="1B1C1D"/>
+                    </w:rPr>
+                  </w:pPr>
+                  <w:r>
+                    <w:rPr>
+                      <w:rFonts w:ascii="Arial" w:hAnsi="Arial" w:cs="Arial"/>
+                      <w:b/>
+                      <w:bCs/>
+                      <w:color w:val="1B1C1D"/>
+                      <w:bdr w:val="none" w:sz="0" w:space="0" w:color="auto" w:frame="1"/>
+                    </w:rPr>
+                    <w:t>n=2k</w:t>
+                  </w:r>
+                </w:p>
+              </w:tc>
+              <w:tc>
+                <w:tcPr>
+                  <w:tcW w:w="2002" w:type="dxa"/>
+                  <w:tcBorders>
+                    <w:top w:val="single" w:sz="6" w:space="0" w:color="auto"/>
+                    <w:left w:val="single" w:sz="6" w:space="0" w:color="auto"/>
+                    <w:bottom w:val="single" w:sz="6" w:space="0" w:color="auto"/>
+                    <w:right w:val="single" w:sz="6" w:space="0" w:color="auto"/>
+                  </w:tcBorders>
+                  <w:tcMar>
+                    <w:top w:w="120" w:type="dxa"/>
+                    <w:left w:w="180" w:type="dxa"/>
+                    <w:bottom w:w="120" w:type="dxa"/>
+                    <w:right w:w="180" w:type="dxa"/>
+                  </w:tcMar>
+                  <w:vAlign w:val="center"/>
+                  <w:hideMark/>
+                </w:tcPr>
+                <w:p>
+                  <w:pPr>
+                    <w:rPr>
+                      <w:rFonts w:ascii="Arial" w:hAnsi="Arial" w:cs="Arial"/>
+                      <w:color w:val="1B1C1D"/>
+                    </w:rPr>
+                  </w:pPr>
+                  <w:r>
+                    <w:rPr>
+                      <w:rFonts w:ascii="Arial" w:hAnsi="Arial" w:cs="Arial"/>
+                      <w:b/>
+                      <w:bCs/>
+                      <w:color w:val="1B1C1D"/>
+                      <w:bdr w:val="none" w:sz="0" w:space="0" w:color="auto" w:frame="1"/>
+                    </w:rPr>
+                    <w:t>65</w:t>
+                  </w:r>
+                </w:p>
+              </w:tc>
+              <w:tc>
+                <w:tcPr>
+                  <w:tcW w:w="1776" w:type="dxa"/>
+                  <w:tcBorders>
+                    <w:top w:val="single" w:sz="6" w:space="0" w:color="auto"/>
+                    <w:left w:val="single" w:sz="6" w:space="0" w:color="auto"/>
+                    <w:bottom w:val="single" w:sz="6" w:space="0" w:color="auto"/>
+                    <w:right w:val="single" w:sz="6" w:space="0" w:color="auto"/>
+                  </w:tcBorders>
+                  <w:tcMar>
+                    <w:top w:w="120" w:type="dxa"/>
+                    <w:left w:w="180" w:type="dxa"/>
+                    <w:bottom w:w="120" w:type="dxa"/>
+                    <w:right w:w="180" w:type="dxa"/>
+                  </w:tcMar>
+                  <w:vAlign w:val="center"/>
+                  <w:hideMark/>
+                </w:tcPr>
+                <w:p>
+                  <w:pPr>
+                    <w:rPr>
+                      <w:rFonts w:ascii="Arial" w:hAnsi="Arial" w:cs="Arial"/>
+                      <w:color w:val="1B1C1D"/>
+                    </w:rPr>
+                  </w:pPr>
+                  <w:r>
+                    <w:rPr>
+                      <w:rFonts w:ascii="Arial" w:hAnsi="Arial" w:cs="Arial"/>
+                      <w:b/>
+                      <w:bCs/>
+                      <w:color w:val="1B1C1D"/>
+                      <w:bdr w:val="none" w:sz="0" w:space="0" w:color="auto" w:frame="1"/>
+                    </w:rPr>
+                    <w:t>0.065</w:t>
+                  </w:r>
+                </w:p>
+              </w:tc>
+            </w:tr>
+            <w:tr>
+              <w:trPr>
+                <w:tblCellSpacing w:w="15" w:type="dxa"/>
+              </w:trPr>
+              <w:tc>
+                <w:tcPr>
+                  <w:tcW w:w="0" w:type="auto"/>
+                </w:tcPr>
+                <w:p>
+                  <w:pPr>
+                    <w:rPr>
+                      <w:rFonts w:ascii="Arial" w:hAnsi="Arial" w:cs="Arial"/>
+                      <w:color w:val="1B1C1D"/>
+                    </w:rPr>
+                  </w:pPr>
+                </w:p>
+              </w:tc>
+              <w:tc>
+                <w:tcPr>
+                  <w:tcW w:w="0" w:type="auto"/>
+                </w:tcPr>
+                <w:p>
+                  <w:pPr>
+                    <w:rPr>
+                      <w:rFonts w:ascii="Arial" w:hAnsi="Arial" w:cs="Arial"/>
+                      <w:color w:val="1B1C1D"/>
+                    </w:rPr>
+                  </w:pPr>
+                </w:p>
+              </w:tc>
+              <w:tc>
+                <w:tcPr>
+                  <w:tcW w:w="0" w:type="auto"/>
+                </w:tcPr>
+                <w:p>
+                  <w:pPr>
+                    <w:rPr>
+                      <w:rFonts w:ascii="Arial" w:hAnsi="Arial" w:cs="Arial"/>
+                      <w:color w:val="1B1C1D"/>
+                    </w:rPr>
+                  </w:pPr>
+                </w:p>
+              </w:tc>
+              <w:tc>
+                <w:tcPr>
+                  <w:tcW w:w="0" w:type="auto"/>
+                </w:tcPr>
+                <w:p>
+                  <w:pPr>
+                    <w:rPr>
+                      <w:rFonts w:ascii="Arial" w:hAnsi="Arial" w:cs="Arial"/>
+                      <w:color w:val="1B1C1D"/>
+                    </w:rPr>
+                  </w:pPr>
+                </w:p>
+              </w:tc>
+              <w:tc>
+                <w:tcPr>
+                  <w:tcW w:w="1556" w:type="dxa"/>
+                </w:tcPr>
+                <w:p>
+                  <w:pPr>
+                    <w:rPr>
+                      <w:rFonts w:ascii="Arial" w:hAnsi="Arial" w:cs="Arial"/>
+                      <w:color w:val="1B1C1D"/>
+                    </w:rPr>
+                  </w:pPr>
+                </w:p>
+              </w:tc>
+              <w:tc>
+                <w:tcPr>
+                  <w:tcW w:w="16" w:type="dxa"/>
+                </w:tcPr>
+                <w:p>
+                  <w:pPr>
+                    <w:rPr>
+                      <w:rFonts w:ascii="Arial" w:hAnsi="Arial" w:cs="Arial"/>
+                      <w:color w:val="1B1C1D"/>
+                    </w:rPr>
+                  </w:pPr>
+                </w:p>
+              </w:tc>
+              <w:tc>
+                <w:tcPr>
+                  <w:tcW w:w="1058" w:type="dxa"/>
+                  <w:tcBorders>
+                    <w:top w:val="single" w:sz="6" w:space="0" w:color="auto"/>
+                    <w:left w:val="single" w:sz="6" w:space="0" w:color="auto"/>
+                    <w:bottom w:val="single" w:sz="6" w:space="0" w:color="auto"/>
+                    <w:right w:val="single" w:sz="6" w:space="0" w:color="auto"/>
+                  </w:tcBorders>
+                  <w:tcMar>
+                    <w:top w:w="120" w:type="dxa"/>
+                    <w:left w:w="180" w:type="dxa"/>
+                    <w:bottom w:w="120" w:type="dxa"/>
+                    <w:right w:w="180" w:type="dxa"/>
+                  </w:tcMar>
+                  <w:vAlign w:val="center"/>
+                  <w:hideMark/>
+                </w:tcPr>
+                <w:p>
+                  <w:pPr>
+                    <w:rPr>
+                      <w:rFonts w:ascii="Arial" w:hAnsi="Arial" w:cs="Arial"/>
+                      <w:color w:val="1B1C1D"/>
+                    </w:rPr>
+                  </w:pPr>
+                </w:p>
+              </w:tc>
+              <w:tc>
+                <w:tcPr>
+                  <w:tcW w:w="1380" w:type="dxa"/>
+                  <w:tcBorders>
+                    <w:top w:val="single" w:sz="6" w:space="0" w:color="auto"/>
+                    <w:left w:val="single" w:sz="6" w:space="0" w:color="auto"/>
+                    <w:bottom w:val="single" w:sz="6" w:space="0" w:color="auto"/>
+                    <w:right w:val="single" w:sz="6" w:space="0" w:color="auto"/>
+                  </w:tcBorders>
+                  <w:tcMar>
+                    <w:top w:w="120" w:type="dxa"/>
+                    <w:left w:w="180" w:type="dxa"/>
+                    <w:bottom w:w="120" w:type="dxa"/>
+                    <w:right w:w="180" w:type="dxa"/>
+                  </w:tcMar>
+                  <w:vAlign w:val="center"/>
+                  <w:hideMark/>
+                </w:tcPr>
+                <w:p>
+                  <w:pPr>
+                    <w:rPr>
+                      <w:rFonts w:ascii="Arial" w:hAnsi="Arial" w:cs="Arial"/>
+                      <w:color w:val="1B1C1D"/>
+                    </w:rPr>
+                  </w:pPr>
+                  <w:r>
+                    <w:rPr>
+                      <w:rFonts w:ascii="Arial" w:hAnsi="Arial" w:cs="Arial"/>
+                      <w:b/>
+                      <w:bCs/>
+                      <w:color w:val="1B1C1D"/>
+                      <w:bdr w:val="none" w:sz="0" w:space="0" w:color="auto" w:frame="1"/>
+                    </w:rPr>
+                    <w:t>n²=4M</w:t>
+                  </w:r>
+                </w:p>
+              </w:tc>
+              <w:tc>
+                <w:tcPr>
+                  <w:tcW w:w="2002" w:type="dxa"/>
+                  <w:tcBorders>
+                    <w:top w:val="single" w:sz="6" w:space="0" w:color="auto"/>
+                    <w:left w:val="single" w:sz="6" w:space="0" w:color="auto"/>
+                    <w:bottom w:val="single" w:sz="6" w:space="0" w:color="auto"/>
+                    <w:right w:val="single" w:sz="6" w:space="0" w:color="auto"/>
+                  </w:tcBorders>
+                  <w:tcMar>
+                    <w:top w:w="120" w:type="dxa"/>
+                    <w:left w:w="180" w:type="dxa"/>
+                    <w:bottom w:w="120" w:type="dxa"/>
+                    <w:right w:w="180" w:type="dxa"/>
+                  </w:tcMar>
+                  <w:vAlign w:val="center"/>
+                  <w:hideMark/>
+                </w:tcPr>
+                <w:p>
+                  <w:pPr>
+                    <w:rPr>
+                      <w:rFonts w:ascii="Arial" w:hAnsi="Arial" w:cs="Arial"/>
+                      <w:color w:val="1B1C1D"/>
+                    </w:rPr>
+                  </w:pPr>
+                  <w:r>
+                    <w:rPr>
+                      <w:rFonts w:ascii="Arial" w:hAnsi="Arial" w:cs="Arial"/>
+                      <w:b/>
+                      <w:bCs/>
+                      <w:color w:val="1B1C1D"/>
+                      <w:bdr w:val="none" w:sz="0" w:space="0" w:color="auto" w:frame="1"/>
+                    </w:rPr>
+                    <w:t>43245</w:t>
+                  </w:r>
+                </w:p>
+              </w:tc>
+              <w:tc>
+                <w:tcPr>
+                  <w:tcW w:w="1776" w:type="dxa"/>
+                  <w:tcBorders>
+                    <w:top w:val="single" w:sz="6" w:space="0" w:color="auto"/>
+                    <w:left w:val="single" w:sz="6" w:space="0" w:color="auto"/>
+                    <w:bottom w:val="single" w:sz="6" w:space="0" w:color="auto"/>
+                    <w:right w:val="single" w:sz="6" w:space="0" w:color="auto"/>
+                  </w:tcBorders>
+                  <w:tcMar>
+                    <w:top w:w="120" w:type="dxa"/>
+                    <w:left w:w="180" w:type="dxa"/>
+                    <w:bottom w:w="120" w:type="dxa"/>
+                    <w:right w:w="180" w:type="dxa"/>
+                  </w:tcMar>
+                  <w:vAlign w:val="center"/>
+                  <w:hideMark/>
+                </w:tcPr>
+                <w:p>
+                  <w:pPr>
+                    <w:rPr>
+                      <w:rFonts w:ascii="Arial" w:hAnsi="Arial" w:cs="Arial"/>
+                      <w:color w:val="1B1C1D"/>
+                    </w:rPr>
+                  </w:pPr>
+                  <w:r>
+                    <w:rPr>
+                      <w:rFonts w:ascii="Arial" w:hAnsi="Arial" w:cs="Arial"/>
+                      <w:b/>
+                      <w:bCs/>
+                      <w:color w:val="1B1C1D"/>
+                      <w:bdr w:val="none" w:sz="0" w:space="0" w:color="auto" w:frame="1"/>
+                    </w:rPr>
+                    <w:t>43.245</w:t>
+                  </w:r>
+                </w:p>
+              </w:tc>
+            </w:tr>
+            <w:tr>
+              <w:trPr>
+                <w:tblCellSpacing w:w="15" w:type="dxa"/>
+              </w:trPr>
+              <w:tc>
+                <w:tcPr>
+                  <w:tcW w:w="0" w:type="auto"/>
+                </w:tcPr>
+                <w:p>
+                  <w:pPr>
+                    <w:rPr>
+                      <w:rFonts w:ascii="Arial" w:hAnsi="Arial" w:cs="Arial"/>
+                      <w:b/>
+                      <w:bCs/>
+                      <w:color w:val="1B1C1D"/>
+                      <w:bdr w:val="none" w:sz="0" w:space="0" w:color="auto" w:frame="1"/>
+                    </w:rPr>
+                  </w:pPr>
+                </w:p>
+              </w:tc>
+              <w:tc>
+                <w:tcPr>
+                  <w:tcW w:w="0" w:type="auto"/>
+                </w:tcPr>
+                <w:p>
+                  <w:pPr>
+                    <w:rPr>
+                      <w:rFonts w:ascii="Arial" w:hAnsi="Arial" w:cs="Arial"/>
+                      <w:b/>
+                      <w:bCs/>
+                      <w:color w:val="1B1C1D"/>
+                      <w:bdr w:val="none" w:sz="0" w:space="0" w:color="auto" w:frame="1"/>
+                    </w:rPr>
+                  </w:pPr>
+                </w:p>
+              </w:tc>
+              <w:tc>
+                <w:tcPr>
+                  <w:tcW w:w="0" w:type="auto"/>
+                </w:tcPr>
+                <w:p>
+                  <w:pPr>
+                    <w:rPr>
+                      <w:rFonts w:ascii="Arial" w:hAnsi="Arial" w:cs="Arial"/>
+                      <w:b/>
+                      <w:bCs/>
+                      <w:color w:val="1B1C1D"/>
+                      <w:bdr w:val="none" w:sz="0" w:space="0" w:color="auto" w:frame="1"/>
+                    </w:rPr>
+                  </w:pPr>
+                </w:p>
+              </w:tc>
+              <w:tc>
+                <w:tcPr>
+                  <w:tcW w:w="0" w:type="auto"/>
+                </w:tcPr>
+                <w:p>
+                  <w:pPr>
+                    <w:rPr>
+                      <w:rFonts w:ascii="Arial" w:hAnsi="Arial" w:cs="Arial"/>
+                      <w:b/>
+                      <w:bCs/>
+                      <w:color w:val="1B1C1D"/>
+                      <w:bdr w:val="none" w:sz="0" w:space="0" w:color="auto" w:frame="1"/>
+                    </w:rPr>
+                  </w:pPr>
+                </w:p>
+              </w:tc>
+              <w:tc>
+                <w:tcPr>
+                  <w:tcW w:w="1556" w:type="dxa"/>
+                </w:tcPr>
+                <w:p>
+                  <w:pPr>
+                    <w:rPr>
+                      <w:rFonts w:ascii="Arial" w:hAnsi="Arial" w:cs="Arial"/>
+                      <w:b/>
+                      <w:bCs/>
+                      <w:color w:val="1B1C1D"/>
+                      <w:bdr w:val="none" w:sz="0" w:space="0" w:color="auto" w:frame="1"/>
+                    </w:rPr>
+                  </w:pPr>
+                </w:p>
+              </w:tc>
+              <w:tc>
+                <w:tcPr>
+                  <w:tcW w:w="16" w:type="dxa"/>
+                </w:tcPr>
+                <w:p>
+                  <w:pPr>
+                    <w:rPr>
+                      <w:rFonts w:ascii="Arial" w:hAnsi="Arial" w:cs="Arial"/>
+                      <w:b/>
+                      <w:bCs/>
+                      <w:color w:val="1B1C1D"/>
+                      <w:bdr w:val="none" w:sz="0" w:space="0" w:color="auto" w:frame="1"/>
+                    </w:rPr>
+                  </w:pPr>
+                </w:p>
+              </w:tc>
+              <w:tc>
+                <w:tcPr>
+                  <w:tcW w:w="1058" w:type="dxa"/>
+                  <w:tcBorders>
+                    <w:top w:val="single" w:sz="6" w:space="0" w:color="auto"/>
+                    <w:left w:val="single" w:sz="6" w:space="0" w:color="auto"/>
+                    <w:bottom w:val="single" w:sz="6" w:space="0" w:color="auto"/>
+                    <w:right w:val="single" w:sz="6" w:space="0" w:color="auto"/>
+                  </w:tcBorders>
+                  <w:tcMar>
+                    <w:top w:w="120" w:type="dxa"/>
+                    <w:left w:w="180" w:type="dxa"/>
+                    <w:bottom w:w="120" w:type="dxa"/>
+                    <w:right w:w="180" w:type="dxa"/>
+                  </w:tcMar>
+                  <w:vAlign w:val="center"/>
+                  <w:hideMark/>
+                </w:tcPr>
+                <w:p>
+                  <w:pPr>
+                    <w:rPr>
+                      <w:rFonts w:ascii="Arial" w:hAnsi="Arial" w:cs="Arial"/>
+                      <w:color w:val="1B1C1D"/>
+                    </w:rPr>
+                  </w:pPr>
+                  <w:r>
+                    <w:rPr>
+                      <w:rFonts w:ascii="Arial" w:hAnsi="Arial" w:cs="Arial"/>
+                      <w:b/>
+                      <w:bCs/>
+                      <w:color w:val="1B1C1D"/>
+                      <w:bdr w:val="none" w:sz="0" w:space="0" w:color="auto" w:frame="1"/>
+                    </w:rPr>
+                    <w:t>5000</w:t>
+                  </w:r>
+                </w:p>
+              </w:tc>
+              <w:tc>
+                <w:tcPr>
+                  <w:tcW w:w="1380" w:type="dxa"/>
+                  <w:tcBorders>
+                    <w:top w:val="single" w:sz="6" w:space="0" w:color="auto"/>
+                    <w:left w:val="single" w:sz="6" w:space="0" w:color="auto"/>
+                    <w:bottom w:val="single" w:sz="6" w:space="0" w:color="auto"/>
+                    <w:right w:val="single" w:sz="6" w:space="0" w:color="auto"/>
+                  </w:tcBorders>
+                  <w:tcMar>
+                    <w:top w:w="120" w:type="dxa"/>
+                    <w:left w:w="180" w:type="dxa"/>
+                    <w:bottom w:w="120" w:type="dxa"/>
+                    <w:right w:w="180" w:type="dxa"/>
+                  </w:tcMar>
+                  <w:vAlign w:val="center"/>
+                  <w:hideMark/>
+                </w:tcPr>
+                <w:p>
+                  <w:pPr>
+                    <w:rPr>
+                      <w:rFonts w:ascii="Arial" w:hAnsi="Arial" w:cs="Arial"/>
+                      <w:color w:val="1B1C1D"/>
+                    </w:rPr>
+                  </w:pPr>
+                  <w:r>
+                    <w:rPr>
+                      <w:rFonts w:ascii="Arial" w:hAnsi="Arial" w:cs="Arial"/>
+                      <w:b/>
+                      <w:bCs/>
+                      <w:color w:val="1B1C1D"/>
+                      <w:bdr w:val="none" w:sz="0" w:space="0" w:color="auto" w:frame="1"/>
+                    </w:rPr>
+                    <w:t>10</w:t>
+                  </w:r>
+                </w:p>
+              </w:tc>
+              <w:tc>
+                <w:tcPr>
+                  <w:tcW w:w="2002" w:type="dxa"/>
+                  <w:tcBorders>
+                    <w:top w:val="single" w:sz="6" w:space="0" w:color="auto"/>
+                    <w:left w:val="single" w:sz="6" w:space="0" w:color="auto"/>
+                    <w:bottom w:val="single" w:sz="6" w:space="0" w:color="auto"/>
+                    <w:right w:val="single" w:sz="6" w:space="0" w:color="auto"/>
+                  </w:tcBorders>
+                  <w:tcMar>
+                    <w:top w:w="120" w:type="dxa"/>
+                    <w:left w:w="180" w:type="dxa"/>
+                    <w:bottom w:w="120" w:type="dxa"/>
+                    <w:right w:w="180" w:type="dxa"/>
+                  </w:tcMar>
+                  <w:vAlign w:val="center"/>
+                  <w:hideMark/>
+                </w:tcPr>
+                <w:p>
+                  <w:pPr>
+                    <w:rPr>
+                      <w:rFonts w:ascii="Arial" w:hAnsi="Arial" w:cs="Arial"/>
+                      <w:color w:val="1B1C1D"/>
+                    </w:rPr>
+                  </w:pPr>
+                  <w:r>
+                    <w:rPr>
+                      <w:rFonts w:ascii="Arial" w:hAnsi="Arial" w:cs="Arial"/>
+                      <w:b/>
+                      <w:bCs/>
+                      <w:color w:val="1B1C1D"/>
+                      <w:bdr w:val="none" w:sz="0" w:space="0" w:color="auto" w:frame="1"/>
+                    </w:rPr>
+                    <w:t>80</w:t>
+                  </w:r>
+                </w:p>
+              </w:tc>
+              <w:tc>
+                <w:tcPr>
+                  <w:tcW w:w="1776" w:type="dxa"/>
+                  <w:tcBorders>
+                    <w:top w:val="single" w:sz="6" w:space="0" w:color="auto"/>
+                    <w:left w:val="single" w:sz="6" w:space="0" w:color="auto"/>
+                    <w:bottom w:val="single" w:sz="6" w:space="0" w:color="auto"/>
+                    <w:right w:val="single" w:sz="6" w:space="0" w:color="auto"/>
+                  </w:tcBorders>
+                  <w:tcMar>
+                    <w:top w:w="120" w:type="dxa"/>
+                    <w:left w:w="180" w:type="dxa"/>
+                    <w:bottom w:w="120" w:type="dxa"/>
+                    <w:right w:w="180" w:type="dxa"/>
+                  </w:tcMar>
+                  <w:vAlign w:val="center"/>
+                  <w:hideMark/>
+                </w:tcPr>
+                <w:p>
+                  <w:pPr>
+                    <w:rPr>
+                      <w:rFonts w:ascii="Arial" w:hAnsi="Arial" w:cs="Arial"/>
+                      <w:color w:val="1B1C1D"/>
+                    </w:rPr>
+                  </w:pPr>
+                  <w:r>
+                    <w:rPr>
+                      <w:rFonts w:ascii="Arial" w:hAnsi="Arial" w:cs="Arial"/>
+                      <w:b/>
+                      <w:bCs/>
+                      <w:color w:val="1B1C1D"/>
+                      <w:bdr w:val="none" w:sz="0" w:space="0" w:color="auto" w:frame="1"/>
+                    </w:rPr>
+                    <w:t>0.080</w:t>
+                  </w:r>
+                </w:p>
+              </w:tc>
+            </w:tr>
+            <w:tr>
+              <w:trPr>
+                <w:tblCellSpacing w:w="15" w:type="dxa"/>
+              </w:trPr>
+              <w:tc>
+                <w:tcPr>
+                  <w:tcW w:w="0" w:type="auto"/>
+                </w:tcPr>
+                <w:p>
+                  <w:pPr>
+                    <w:rPr>
+                      <w:rFonts w:ascii="Arial" w:hAnsi="Arial" w:cs="Arial"/>
+                      <w:color w:val="1B1C1D"/>
+                    </w:rPr>
+                  </w:pPr>
+                </w:p>
+              </w:tc>
+              <w:tc>
+                <w:tcPr>
+                  <w:tcW w:w="0" w:type="auto"/>
+                </w:tcPr>
+                <w:p>
+                  <w:pPr>
+                    <w:rPr>
+                      <w:rFonts w:ascii="Arial" w:hAnsi="Arial" w:cs="Arial"/>
+                      <w:color w:val="1B1C1D"/>
+                    </w:rPr>
+                  </w:pPr>
+                </w:p>
+              </w:tc>
+              <w:tc>
+                <w:tcPr>
+                  <w:tcW w:w="0" w:type="auto"/>
+                </w:tcPr>
+                <w:p>
+                  <w:pPr>
+                    <w:rPr>
+                      <w:rFonts w:ascii="Arial" w:hAnsi="Arial" w:cs="Arial"/>
+                      <w:color w:val="1B1C1D"/>
+                    </w:rPr>
+                  </w:pPr>
+                </w:p>
+              </w:tc>
+              <w:tc>
+                <w:tcPr>
+                  <w:tcW w:w="0" w:type="auto"/>
+                </w:tcPr>
+                <w:p>
+                  <w:pPr>
+                    <w:rPr>
+                      <w:rFonts w:ascii="Arial" w:hAnsi="Arial" w:cs="Arial"/>
+                      <w:color w:val="1B1C1D"/>
+                    </w:rPr>
+                  </w:pPr>
+                </w:p>
+              </w:tc>
+              <w:tc>
+                <w:tcPr>
+                  <w:tcW w:w="1556" w:type="dxa"/>
+                </w:tcPr>
+                <w:p>
+                  <w:pPr>
+                    <w:rPr>
+                      <w:rFonts w:ascii="Arial" w:hAnsi="Arial" w:cs="Arial"/>
+                      <w:color w:val="1B1C1D"/>
+                    </w:rPr>
+                  </w:pPr>
+                </w:p>
+              </w:tc>
+              <w:tc>
+                <w:tcPr>
+                  <w:tcW w:w="16" w:type="dxa"/>
+                </w:tcPr>
+                <w:p>
+                  <w:pPr>
+                    <w:rPr>
+                      <w:rFonts w:ascii="Arial" w:hAnsi="Arial" w:cs="Arial"/>
+                      <w:color w:val="1B1C1D"/>
+                    </w:rPr>
+                  </w:pPr>
+                </w:p>
+              </w:tc>
+              <w:tc>
+                <w:tcPr>
+                  <w:tcW w:w="1058" w:type="dxa"/>
+                  <w:tcBorders>
+                    <w:top w:val="single" w:sz="6" w:space="0" w:color="auto"/>
+                    <w:left w:val="single" w:sz="6" w:space="0" w:color="auto"/>
+                    <w:bottom w:val="single" w:sz="6" w:space="0" w:color="auto"/>
+                    <w:right w:val="single" w:sz="6" w:space="0" w:color="auto"/>
+                  </w:tcBorders>
+                  <w:tcMar>
+                    <w:top w:w="120" w:type="dxa"/>
+                    <w:left w:w="180" w:type="dxa"/>
+                    <w:bottom w:w="120" w:type="dxa"/>
+                    <w:right w:w="180" w:type="dxa"/>
+                  </w:tcMar>
+                  <w:vAlign w:val="center"/>
+                  <w:hideMark/>
+                </w:tcPr>
+                <w:p>
+                  <w:pPr>
+                    <w:rPr>
+                      <w:rFonts w:ascii="Arial" w:hAnsi="Arial" w:cs="Arial"/>
+                      <w:color w:val="1B1C1D"/>
+                    </w:rPr>
+                  </w:pPr>
+                </w:p>
+              </w:tc>
+              <w:tc>
+                <w:tcPr>
+                  <w:tcW w:w="1380" w:type="dxa"/>
+                  <w:tcBorders>
+                    <w:top w:val="single" w:sz="6" w:space="0" w:color="auto"/>
+                    <w:left w:val="single" w:sz="6" w:space="0" w:color="auto"/>
+                    <w:bottom w:val="single" w:sz="6" w:space="0" w:color="auto"/>
+                    <w:right w:val="single" w:sz="6" w:space="0" w:color="auto"/>
+                  </w:tcBorders>
+                  <w:tcMar>
+                    <w:top w:w="120" w:type="dxa"/>
+                    <w:left w:w="180" w:type="dxa"/>
+                    <w:bottom w:w="120" w:type="dxa"/>
+                    <w:right w:w="180" w:type="dxa"/>
+                  </w:tcMar>
+                  <w:vAlign w:val="center"/>
+                  <w:hideMark/>
+                </w:tcPr>
+                <w:p>
+                  <w:pPr>
+                    <w:rPr>
+                      <w:rFonts w:ascii="Arial" w:hAnsi="Arial" w:cs="Arial"/>
+                      <w:color w:val="1B1C1D"/>
+                    </w:rPr>
+                  </w:pPr>
+                  <w:r>
+                    <w:rPr>
+                      <w:rFonts w:ascii="Arial" w:hAnsi="Arial" w:cs="Arial"/>
+                      <w:b/>
+                      <w:bCs/>
+                      <w:color w:val="1B1C1D"/>
+                      <w:bdr w:val="none" w:sz="0" w:space="0" w:color="auto" w:frame="1"/>
+                    </w:rPr>
+                    <w:t>n=5k</w:t>
+                  </w:r>
+                </w:p>
+              </w:tc>
+              <w:tc>
+                <w:tcPr>
+                  <w:tcW w:w="2002" w:type="dxa"/>
+                  <w:tcBorders>
+                    <w:top w:val="single" w:sz="6" w:space="0" w:color="auto"/>
+                    <w:left w:val="single" w:sz="6" w:space="0" w:color="auto"/>
+                    <w:bottom w:val="single" w:sz="6" w:space="0" w:color="auto"/>
+                    <w:right w:val="single" w:sz="6" w:space="0" w:color="auto"/>
+                  </w:tcBorders>
+                  <w:tcMar>
+                    <w:top w:w="120" w:type="dxa"/>
+                    <w:left w:w="180" w:type="dxa"/>
+                    <w:bottom w:w="120" w:type="dxa"/>
+                    <w:right w:w="180" w:type="dxa"/>
+                  </w:tcMar>
+                  <w:vAlign w:val="center"/>
+                  <w:hideMark/>
+                </w:tcPr>
+                <w:p>
+                  <w:pPr>
+                    <w:rPr>
+                      <w:rFonts w:ascii="Arial" w:hAnsi="Arial" w:cs="Arial"/>
+                      <w:color w:val="1B1C1D"/>
+                    </w:rPr>
+                  </w:pPr>
+                  <w:r>
+                    <w:rPr>
+                      <w:rFonts w:ascii="Arial" w:hAnsi="Arial" w:cs="Arial"/>
+                      <w:b/>
+                      <w:bCs/>
+                      <w:color w:val="1B1C1D"/>
+                      <w:bdr w:val="none" w:sz="0" w:space="0" w:color="auto" w:frame="1"/>
+                    </w:rPr>
+                    <w:t>136</w:t>
+                  </w:r>
+                </w:p>
+              </w:tc>
+              <w:tc>
+                <w:tcPr>
+                  <w:tcW w:w="1776" w:type="dxa"/>
+                  <w:tcBorders>
+                    <w:top w:val="single" w:sz="6" w:space="0" w:color="auto"/>
+                    <w:left w:val="single" w:sz="6" w:space="0" w:color="auto"/>
+                    <w:bottom w:val="single" w:sz="6" w:space="0" w:color="auto"/>
+                    <w:right w:val="single" w:sz="6" w:space="0" w:color="auto"/>
+                  </w:tcBorders>
+                  <w:tcMar>
+                    <w:top w:w="120" w:type="dxa"/>
+                    <w:left w:w="180" w:type="dxa"/>
+                    <w:bottom w:w="120" w:type="dxa"/>
+                    <w:right w:w="180" w:type="dxa"/>
+                  </w:tcMar>
+                  <w:vAlign w:val="center"/>
+                  <w:hideMark/>
+                </w:tcPr>
+                <w:p>
+                  <w:pPr>
+                    <w:rPr>
+                      <w:rFonts w:ascii="Arial" w:hAnsi="Arial" w:cs="Arial"/>
+                      <w:color w:val="1B1C1D"/>
+                    </w:rPr>
+                  </w:pPr>
+                  <w:r>
+                    <w:rPr>
+                      <w:rFonts w:ascii="Arial" w:hAnsi="Arial" w:cs="Arial"/>
+                      <w:b/>
+                      <w:bCs/>
+                      <w:color w:val="1B1C1D"/>
+                      <w:bdr w:val="none" w:sz="0" w:space="0" w:color="auto" w:frame="1"/>
+                    </w:rPr>
+                    <w:t>0.136</w:t>
+                  </w:r>
+                </w:p>
+              </w:tc>
+            </w:tr>
+            <w:tr>
+              <w:trPr>
+                <w:tblCellSpacing w:w="15" w:type="dxa"/>
+              </w:trPr>
+              <w:tc>
+                <w:tcPr>
+                  <w:tcW w:w="0" w:type="auto"/>
+                </w:tcPr>
+                <w:p>
+                  <w:pPr>
+                    <w:rPr>
+                      <w:rFonts w:ascii="Arial" w:hAnsi="Arial" w:cs="Arial"/>
+                      <w:color w:val="1B1C1D"/>
+                    </w:rPr>
+                  </w:pPr>
+                </w:p>
+              </w:tc>
+              <w:tc>
+                <w:tcPr>
+                  <w:tcW w:w="0" w:type="auto"/>
+                </w:tcPr>
+                <w:p>
+                  <w:pPr>
+                    <w:rPr>
+                      <w:rFonts w:ascii="Arial" w:hAnsi="Arial" w:cs="Arial"/>
+                      <w:color w:val="1B1C1D"/>
+                    </w:rPr>
+                  </w:pPr>
+                </w:p>
+              </w:tc>
+              <w:tc>
+                <w:tcPr>
+                  <w:tcW w:w="0" w:type="auto"/>
+                </w:tcPr>
+                <w:p>
+                  <w:pPr>
+                    <w:rPr>
+                      <w:rFonts w:ascii="Arial" w:hAnsi="Arial" w:cs="Arial"/>
+                      <w:color w:val="1B1C1D"/>
+                    </w:rPr>
+                  </w:pPr>
+                </w:p>
+              </w:tc>
+              <w:tc>
+                <w:tcPr>
+                  <w:tcW w:w="0" w:type="auto"/>
+                </w:tcPr>
+                <w:p>
+                  <w:pPr>
+                    <w:rPr>
+                      <w:rFonts w:ascii="Arial" w:hAnsi="Arial" w:cs="Arial"/>
+                      <w:color w:val="1B1C1D"/>
+                    </w:rPr>
+                  </w:pPr>
+                </w:p>
+              </w:tc>
+              <w:tc>
+                <w:tcPr>
+                  <w:tcW w:w="1556" w:type="dxa"/>
+                </w:tcPr>
+                <w:p>
+                  <w:pPr>
+                    <w:rPr>
+                      <w:rFonts w:ascii="Arial" w:hAnsi="Arial" w:cs="Arial"/>
+                      <w:color w:val="1B1C1D"/>
+                    </w:rPr>
+                  </w:pPr>
+                </w:p>
+              </w:tc>
+              <w:tc>
+                <w:tcPr>
+                  <w:tcW w:w="16" w:type="dxa"/>
+                </w:tcPr>
+                <w:p>
+                  <w:pPr>
+                    <w:rPr>
+                      <w:rFonts w:ascii="Arial" w:hAnsi="Arial" w:cs="Arial"/>
+                      <w:color w:val="1B1C1D"/>
+                    </w:rPr>
+                  </w:pPr>
+                </w:p>
+              </w:tc>
+              <w:tc>
+                <w:tcPr>
+                  <w:tcW w:w="1058" w:type="dxa"/>
+                  <w:tcBorders>
+                    <w:top w:val="single" w:sz="6" w:space="0" w:color="auto"/>
+                    <w:left w:val="single" w:sz="6" w:space="0" w:color="auto"/>
+                    <w:bottom w:val="single" w:sz="6" w:space="0" w:color="auto"/>
+                    <w:right w:val="single" w:sz="6" w:space="0" w:color="auto"/>
+                  </w:tcBorders>
+                  <w:tcMar>
+                    <w:top w:w="120" w:type="dxa"/>
+                    <w:left w:w="180" w:type="dxa"/>
+                    <w:bottom w:w="120" w:type="dxa"/>
+                    <w:right w:w="180" w:type="dxa"/>
+                  </w:tcMar>
+                  <w:vAlign w:val="center"/>
+                  <w:hideMark/>
+                </w:tcPr>
+                <w:p>
+                  <w:pPr>
+                    <w:rPr>
+                      <w:rFonts w:ascii="Arial" w:hAnsi="Arial" w:cs="Arial"/>
+                      <w:color w:val="1B1C1D"/>
+                    </w:rPr>
+                  </w:pPr>
+                </w:p>
+              </w:tc>
+              <w:tc>
+                <w:tcPr>
+                  <w:tcW w:w="1380" w:type="dxa"/>
+                  <w:tcBorders>
+                    <w:top w:val="single" w:sz="6" w:space="0" w:color="auto"/>
+                    <w:left w:val="single" w:sz="6" w:space="0" w:color="auto"/>
+                    <w:bottom w:val="single" w:sz="6" w:space="0" w:color="auto"/>
+                    <w:right w:val="single" w:sz="6" w:space="0" w:color="auto"/>
+                  </w:tcBorders>
+                  <w:tcMar>
+                    <w:top w:w="120" w:type="dxa"/>
+                    <w:left w:w="180" w:type="dxa"/>
+                    <w:bottom w:w="120" w:type="dxa"/>
+                    <w:right w:w="180" w:type="dxa"/>
+                  </w:tcMar>
+                  <w:vAlign w:val="center"/>
+                  <w:hideMark/>
+                </w:tcPr>
+                <w:p>
+                  <w:pPr>
+                    <w:rPr>
+                      <w:rFonts w:ascii="Arial" w:hAnsi="Arial" w:cs="Arial"/>
+                      <w:color w:val="1B1C1D"/>
+                    </w:rPr>
+                  </w:pPr>
+                  <w:r>
+                    <w:rPr>
+                      <w:rFonts w:ascii="Arial" w:hAnsi="Arial" w:cs="Arial"/>
+                      <w:b/>
+                      <w:bCs/>
+                      <w:color w:val="1B1C1D"/>
+                      <w:bdr w:val="none" w:sz="0" w:space="0" w:color="auto" w:frame="1"/>
+                    </w:rPr>
+                    <w:t>n²=25M</w:t>
+                  </w:r>
+                </w:p>
+              </w:tc>
+              <w:tc>
+                <w:tcPr>
+                  <w:tcW w:w="2002" w:type="dxa"/>
+                  <w:tcBorders>
+                    <w:top w:val="single" w:sz="6" w:space="0" w:color="auto"/>
+                    <w:left w:val="single" w:sz="6" w:space="0" w:color="auto"/>
+                    <w:bottom w:val="single" w:sz="6" w:space="0" w:color="auto"/>
+                    <w:right w:val="single" w:sz="6" w:space="0" w:color="auto"/>
+                  </w:tcBorders>
+                  <w:tcMar>
+                    <w:top w:w="120" w:type="dxa"/>
+                    <w:left w:w="180" w:type="dxa"/>
+                    <w:bottom w:w="120" w:type="dxa"/>
+                    <w:right w:w="180" w:type="dxa"/>
+                  </w:tcMar>
+                  <w:vAlign w:val="center"/>
+                  <w:hideMark/>
+                </w:tcPr>
+                <w:p>
+                  <w:pPr>
+                    <w:rPr>
+                      <w:rFonts w:ascii="Arial" w:hAnsi="Arial" w:cs="Arial"/>
+                      <w:color w:val="1B1C1D"/>
+                    </w:rPr>
+                  </w:pPr>
+                  <w:r>
+                    <w:rPr>
+                      <w:rFonts w:ascii="Arial" w:hAnsi="Arial" w:cs="Arial"/>
+                      <w:b/>
+                      <w:bCs/>
+                      <w:color w:val="1B1C1D"/>
+                      <w:bdr w:val="none" w:sz="0" w:space="0" w:color="auto" w:frame="1"/>
+                    </w:rPr>
+                    <w:t>267863</w:t>
+                  </w:r>
+                </w:p>
+              </w:tc>
+              <w:tc>
+                <w:tcPr>
+                  <w:tcW w:w="1776" w:type="dxa"/>
+                  <w:tcBorders>
+                    <w:top w:val="single" w:sz="6" w:space="0" w:color="auto"/>
+                    <w:left w:val="single" w:sz="6" w:space="0" w:color="auto"/>
+                    <w:bottom w:val="single" w:sz="6" w:space="0" w:color="auto"/>
+                    <w:right w:val="single" w:sz="6" w:space="0" w:color="auto"/>
+                  </w:tcBorders>
+                  <w:tcMar>
+                    <w:top w:w="120" w:type="dxa"/>
+                    <w:left w:w="180" w:type="dxa"/>
+                    <w:bottom w:w="120" w:type="dxa"/>
+                    <w:right w:w="180" w:type="dxa"/>
+                  </w:tcMar>
+                  <w:vAlign w:val="center"/>
+                  <w:hideMark/>
+                </w:tcPr>
+                <w:p>
+                  <w:pPr>
+                    <w:rPr>
+                      <w:rFonts w:ascii="Arial" w:hAnsi="Arial" w:cs="Arial"/>
+                      <w:color w:val="1B1C1D"/>
+                    </w:rPr>
+                  </w:pPr>
+                  <w:r>
+                    <w:rPr>
+                      <w:rFonts w:ascii="Arial" w:hAnsi="Arial" w:cs="Arial"/>
+                      <w:b/>
+                      <w:bCs/>
+                      <w:color w:val="1B1C1D"/>
+                      <w:bdr w:val="none" w:sz="0" w:space="0" w:color="auto" w:frame="1"/>
+                    </w:rPr>
+                    <w:t>267.863</w:t>
+                  </w:r>
+                </w:p>
+              </w:tc>
+            </w:tr>
+            <w:tr>
+              <w:trPr>
+                <w:tblCellSpacing w:w="15" w:type="dxa"/>
+              </w:trPr>
+              <w:tc>
+                <w:tcPr>
+                  <w:tcW w:w="0" w:type="auto"/>
+                </w:tcPr>
+                <w:p>
+                  <w:pPr>
+                    <w:rPr>
+                      <w:rFonts w:ascii="Arial" w:hAnsi="Arial" w:cs="Arial"/>
+                      <w:b/>
+                      <w:bCs/>
+                      <w:color w:val="1B1C1D"/>
+                      <w:bdr w:val="none" w:sz="0" w:space="0" w:color="auto" w:frame="1"/>
+                    </w:rPr>
+                  </w:pPr>
+                </w:p>
+              </w:tc>
+              <w:tc>
+                <w:tcPr>
+                  <w:tcW w:w="0" w:type="auto"/>
+                </w:tcPr>
+                <w:p>
+                  <w:pPr>
+                    <w:rPr>
+                      <w:rFonts w:ascii="Arial" w:hAnsi="Arial" w:cs="Arial"/>
+                      <w:b/>
+                      <w:bCs/>
+                      <w:color w:val="1B1C1D"/>
+                      <w:bdr w:val="none" w:sz="0" w:space="0" w:color="auto" w:frame="1"/>
+                    </w:rPr>
+                  </w:pPr>
+                </w:p>
+              </w:tc>
+              <w:tc>
+                <w:tcPr>
+                  <w:tcW w:w="0" w:type="auto"/>
+                </w:tcPr>
+                <w:p>
+                  <w:pPr>
+                    <w:rPr>
+                      <w:rFonts w:ascii="Arial" w:hAnsi="Arial" w:cs="Arial"/>
+                      <w:b/>
+                      <w:bCs/>
+                      <w:color w:val="1B1C1D"/>
+                      <w:bdr w:val="none" w:sz="0" w:space="0" w:color="auto" w:frame="1"/>
+                    </w:rPr>
+                  </w:pPr>
+                </w:p>
+              </w:tc>
+              <w:tc>
+                <w:tcPr>
+                  <w:tcW w:w="0" w:type="auto"/>
+                </w:tcPr>
+                <w:p>
+                  <w:pPr>
+                    <w:rPr>
+                      <w:rFonts w:ascii="Arial" w:hAnsi="Arial" w:cs="Arial"/>
+                      <w:b/>
+                      <w:bCs/>
+                      <w:color w:val="1B1C1D"/>
+                      <w:bdr w:val="none" w:sz="0" w:space="0" w:color="auto" w:frame="1"/>
+                    </w:rPr>
+                  </w:pPr>
+                </w:p>
+              </w:tc>
+              <w:tc>
+                <w:tcPr>
+                  <w:tcW w:w="1556" w:type="dxa"/>
+                </w:tcPr>
+                <w:p>
+                  <w:pPr>
+                    <w:rPr>
+                      <w:rFonts w:ascii="Arial" w:hAnsi="Arial" w:cs="Arial"/>
+                      <w:b/>
+                      <w:bCs/>
+                      <w:color w:val="1B1C1D"/>
+                      <w:bdr w:val="none" w:sz="0" w:space="0" w:color="auto" w:frame="1"/>
+                    </w:rPr>
+                  </w:pPr>
+                </w:p>
+              </w:tc>
+              <w:tc>
+                <w:tcPr>
+                  <w:tcW w:w="16" w:type="dxa"/>
+                </w:tcPr>
+                <w:p>
+                  <w:pPr>
+                    <w:rPr>
+                      <w:rFonts w:ascii="Arial" w:hAnsi="Arial" w:cs="Arial"/>
+                      <w:b/>
+                      <w:bCs/>
+                      <w:color w:val="1B1C1D"/>
+                      <w:bdr w:val="none" w:sz="0" w:space="0" w:color="auto" w:frame="1"/>
+                    </w:rPr>
+                  </w:pPr>
+                </w:p>
+              </w:tc>
+              <w:tc>
+                <w:tcPr>
+                  <w:tcW w:w="1058" w:type="dxa"/>
+                  <w:tcBorders>
+                    <w:top w:val="single" w:sz="6" w:space="0" w:color="auto"/>
+                    <w:left w:val="single" w:sz="6" w:space="0" w:color="auto"/>
+                    <w:bottom w:val="single" w:sz="6" w:space="0" w:color="auto"/>
+                    <w:right w:val="single" w:sz="6" w:space="0" w:color="auto"/>
+                  </w:tcBorders>
+                  <w:tcMar>
+                    <w:top w:w="120" w:type="dxa"/>
+                    <w:left w:w="180" w:type="dxa"/>
+                    <w:bottom w:w="120" w:type="dxa"/>
+                    <w:right w:w="180" w:type="dxa"/>
+                  </w:tcMar>
+                  <w:vAlign w:val="center"/>
+                  <w:hideMark/>
+                </w:tcPr>
+                <w:p>
+                  <w:pPr>
+                    <w:rPr>
+                      <w:rFonts w:ascii="Arial" w:hAnsi="Arial" w:cs="Arial"/>
+                      <w:color w:val="1B1C1D"/>
+                    </w:rPr>
+                  </w:pPr>
+                  <w:r>
+                    <w:rPr>
+                      <w:rFonts w:ascii="Arial" w:hAnsi="Arial" w:cs="Arial"/>
+                      <w:b/>
+                      <w:bCs/>
+                      <w:color w:val="1B1C1D"/>
+                      <w:bdr w:val="none" w:sz="0" w:space="0" w:color="auto" w:frame="1"/>
+                    </w:rPr>
+                    <w:t>10000</w:t>
+                  </w:r>
+                </w:p>
+              </w:tc>
+              <w:tc>
+                <w:tcPr>
+                  <w:tcW w:w="1380" w:type="dxa"/>
+                  <w:tcBorders>
+                    <w:top w:val="single" w:sz="6" w:space="0" w:color="auto"/>
+                    <w:left w:val="single" w:sz="6" w:space="0" w:color="auto"/>
+                    <w:bottom w:val="single" w:sz="6" w:space="0" w:color="auto"/>
+                    <w:right w:val="single" w:sz="6" w:space="0" w:color="auto"/>
+                  </w:tcBorders>
+                  <w:tcMar>
+                    <w:top w:w="120" w:type="dxa"/>
+                    <w:left w:w="180" w:type="dxa"/>
+                    <w:bottom w:w="120" w:type="dxa"/>
+                    <w:right w:w="180" w:type="dxa"/>
+                  </w:tcMar>
+                  <w:vAlign w:val="center"/>
+                  <w:hideMark/>
+                </w:tcPr>
+                <w:p>
+                  <w:pPr>
+                    <w:rPr>
+                      <w:rFonts w:ascii="Arial" w:hAnsi="Arial" w:cs="Arial"/>
+                      <w:color w:val="1B1C1D"/>
+                    </w:rPr>
+                  </w:pPr>
+                  <w:r>
+                    <w:rPr>
+                      <w:rFonts w:ascii="Arial" w:hAnsi="Arial" w:cs="Arial"/>
+                      <w:b/>
+                      <w:bCs/>
+                      <w:color w:val="1B1C1D"/>
+                      <w:bdr w:val="none" w:sz="0" w:space="0" w:color="auto" w:frame="1"/>
+                    </w:rPr>
+                    <w:t>10</w:t>
+                  </w:r>
+                </w:p>
+              </w:tc>
+              <w:tc>
+                <w:tcPr>
+                  <w:tcW w:w="2002" w:type="dxa"/>
+                  <w:tcBorders>
+                    <w:top w:val="single" w:sz="6" w:space="0" w:color="auto"/>
+                    <w:left w:val="single" w:sz="6" w:space="0" w:color="auto"/>
+                    <w:bottom w:val="single" w:sz="6" w:space="0" w:color="auto"/>
+                    <w:right w:val="single" w:sz="6" w:space="0" w:color="auto"/>
+                  </w:tcBorders>
+                  <w:tcMar>
+                    <w:top w:w="120" w:type="dxa"/>
+                    <w:left w:w="180" w:type="dxa"/>
+                    <w:bottom w:w="120" w:type="dxa"/>
+                    <w:right w:w="180" w:type="dxa"/>
+                  </w:tcMar>
+                  <w:vAlign w:val="center"/>
+                  <w:hideMark/>
+                </w:tcPr>
+                <w:p>
+                  <w:pPr>
+                    <w:rPr>
+                      <w:rFonts w:ascii="Arial" w:hAnsi="Arial" w:cs="Arial"/>
+                      <w:color w:val="1B1C1D"/>
+                    </w:rPr>
+                  </w:pPr>
+                  <w:r>
+                    <w:rPr>
+                      <w:rFonts w:ascii="Arial" w:hAnsi="Arial" w:cs="Arial"/>
+                      <w:b/>
+                      <w:bCs/>
+                      <w:color w:val="1B1C1D"/>
+                      <w:bdr w:val="none" w:sz="0" w:space="0" w:color="auto" w:frame="1"/>
+                    </w:rPr>
+                    <w:t>160</w:t>
+                  </w:r>
+                </w:p>
+              </w:tc>
+              <w:tc>
+                <w:tcPr>
+                  <w:tcW w:w="1776" w:type="dxa"/>
+                  <w:tcBorders>
+                    <w:top w:val="single" w:sz="6" w:space="0" w:color="auto"/>
+                    <w:left w:val="single" w:sz="6" w:space="0" w:color="auto"/>
+                    <w:bottom w:val="single" w:sz="6" w:space="0" w:color="auto"/>
+                    <w:right w:val="single" w:sz="6" w:space="0" w:color="auto"/>
+                  </w:tcBorders>
+                  <w:tcMar>
+                    <w:top w:w="120" w:type="dxa"/>
+                    <w:left w:w="180" w:type="dxa"/>
+                    <w:bottom w:w="120" w:type="dxa"/>
+                    <w:right w:w="180" w:type="dxa"/>
+                  </w:tcMar>
+                  <w:vAlign w:val="center"/>
+                  <w:hideMark/>
+                </w:tcPr>
+                <w:p>
+                  <w:pPr>
+                    <w:rPr>
+                      <w:rFonts w:ascii="Arial" w:hAnsi="Arial" w:cs="Arial"/>
+                      <w:color w:val="1B1C1D"/>
+                    </w:rPr>
+                  </w:pPr>
+                  <w:r>
+                    <w:rPr>
+                      <w:rFonts w:ascii="Arial" w:hAnsi="Arial" w:cs="Arial"/>
+                      <w:b/>
+                      <w:bCs/>
+                      <w:color w:val="1B1C1D"/>
+                      <w:bdr w:val="none" w:sz="0" w:space="0" w:color="auto" w:frame="1"/>
+                    </w:rPr>
+                    <w:t>0.160</w:t>
+                  </w:r>
+                </w:p>
+              </w:tc>
+            </w:tr>
+            <w:tr>
+              <w:trPr>
+                <w:tblCellSpacing w:w="15" w:type="dxa"/>
+              </w:trPr>
+              <w:tc>
+                <w:tcPr>
+                  <w:tcW w:w="0" w:type="auto"/>
+                </w:tcPr>
+                <w:p>
+                  <w:pPr>
+                    <w:rPr>
+                      <w:rFonts w:ascii="Arial" w:hAnsi="Arial" w:cs="Arial"/>
+                      <w:color w:val="1B1C1D"/>
+                    </w:rPr>
+                  </w:pPr>
+                </w:p>
+              </w:tc>
+              <w:tc>
+                <w:tcPr>
+                  <w:tcW w:w="0" w:type="auto"/>
+                </w:tcPr>
+                <w:p>
+                  <w:pPr>
+                    <w:rPr>
+                      <w:rFonts w:ascii="Arial" w:hAnsi="Arial" w:cs="Arial"/>
+                      <w:color w:val="1B1C1D"/>
+                    </w:rPr>
+                  </w:pPr>
+                </w:p>
+              </w:tc>
+              <w:tc>
+                <w:tcPr>
+                  <w:tcW w:w="0" w:type="auto"/>
+                </w:tcPr>
+                <w:p>
+                  <w:pPr>
+                    <w:rPr>
+                      <w:rFonts w:ascii="Arial" w:hAnsi="Arial" w:cs="Arial"/>
+                      <w:color w:val="1B1C1D"/>
+                    </w:rPr>
+                  </w:pPr>
+                </w:p>
+              </w:tc>
+              <w:tc>
+                <w:tcPr>
+                  <w:tcW w:w="0" w:type="auto"/>
+                </w:tcPr>
+                <w:p>
+                  <w:pPr>
+                    <w:rPr>
+                      <w:rFonts w:ascii="Arial" w:hAnsi="Arial" w:cs="Arial"/>
+                      <w:color w:val="1B1C1D"/>
+                    </w:rPr>
+                  </w:pPr>
+                </w:p>
+              </w:tc>
+              <w:tc>
+                <w:tcPr>
+                  <w:tcW w:w="1556" w:type="dxa"/>
+                </w:tcPr>
+                <w:p>
+                  <w:pPr>
+                    <w:rPr>
+                      <w:rFonts w:ascii="Arial" w:hAnsi="Arial" w:cs="Arial"/>
+                      <w:color w:val="1B1C1D"/>
+                    </w:rPr>
+                  </w:pPr>
+                </w:p>
+              </w:tc>
+              <w:tc>
+                <w:tcPr>
+                  <w:tcW w:w="16" w:type="dxa"/>
+                </w:tcPr>
+                <w:p>
+                  <w:pPr>
+                    <w:rPr>
+                      <w:rFonts w:ascii="Arial" w:hAnsi="Arial" w:cs="Arial"/>
+                      <w:color w:val="1B1C1D"/>
+                    </w:rPr>
+                  </w:pPr>
+                </w:p>
+              </w:tc>
+              <w:tc>
+                <w:tcPr>
+                  <w:tcW w:w="1058" w:type="dxa"/>
+                  <w:tcBorders>
+                    <w:top w:val="single" w:sz="6" w:space="0" w:color="auto"/>
+                    <w:left w:val="single" w:sz="6" w:space="0" w:color="auto"/>
+                    <w:bottom w:val="single" w:sz="6" w:space="0" w:color="auto"/>
+                    <w:right w:val="single" w:sz="6" w:space="0" w:color="auto"/>
+                  </w:tcBorders>
+                  <w:tcMar>
+                    <w:top w:w="120" w:type="dxa"/>
+                    <w:left w:w="180" w:type="dxa"/>
+                    <w:bottom w:w="120" w:type="dxa"/>
+                    <w:right w:w="180" w:type="dxa"/>
+                  </w:tcMar>
+                  <w:vAlign w:val="center"/>
+                  <w:hideMark/>
+                </w:tcPr>
+                <w:p>
+                  <w:pPr>
+                    <w:rPr>
+                      <w:rFonts w:ascii="Arial" w:hAnsi="Arial" w:cs="Arial"/>
+                      <w:color w:val="1B1C1D"/>
+                    </w:rPr>
+                  </w:pPr>
+                </w:p>
+              </w:tc>
+              <w:tc>
+                <w:tcPr>
+                  <w:tcW w:w="1380" w:type="dxa"/>
+                  <w:tcBorders>
+                    <w:top w:val="single" w:sz="6" w:space="0" w:color="auto"/>
+                    <w:left w:val="single" w:sz="6" w:space="0" w:color="auto"/>
+                    <w:bottom w:val="single" w:sz="6" w:space="0" w:color="auto"/>
+                    <w:right w:val="single" w:sz="6" w:space="0" w:color="auto"/>
+                  </w:tcBorders>
+                  <w:tcMar>
+                    <w:top w:w="120" w:type="dxa"/>
+                    <w:left w:w="180" w:type="dxa"/>
+                    <w:bottom w:w="120" w:type="dxa"/>
+                    <w:right w:w="180" w:type="dxa"/>
+                  </w:tcMar>
+                  <w:vAlign w:val="center"/>
+                  <w:hideMark/>
+                </w:tcPr>
+                <w:p>
+                  <w:pPr>
+                    <w:rPr>
+                      <w:rFonts w:ascii="Arial" w:hAnsi="Arial" w:cs="Arial"/>
+                      <w:color w:val="1B1C1D"/>
+                    </w:rPr>
+                  </w:pPr>
+                  <w:r>
+                    <w:rPr>
+                      <w:rFonts w:ascii="Arial" w:hAnsi="Arial" w:cs="Arial"/>
+                      <w:b/>
+                      <w:bCs/>
+                      <w:color w:val="1B1C1D"/>
+                      <w:bdr w:val="none" w:sz="0" w:space="0" w:color="auto" w:frame="1"/>
+                    </w:rPr>
+                    <w:t>n=10k</w:t>
+                  </w:r>
+                </w:p>
+              </w:tc>
+              <w:tc>
+                <w:tcPr>
+                  <w:tcW w:w="2002" w:type="dxa"/>
+                  <w:tcBorders>
+                    <w:top w:val="single" w:sz="6" w:space="0" w:color="auto"/>
+                    <w:left w:val="single" w:sz="6" w:space="0" w:color="auto"/>
+                    <w:bottom w:val="single" w:sz="6" w:space="0" w:color="auto"/>
+                    <w:right w:val="single" w:sz="6" w:space="0" w:color="auto"/>
+                  </w:tcBorders>
+                  <w:tcMar>
+                    <w:top w:w="120" w:type="dxa"/>
+                    <w:left w:w="180" w:type="dxa"/>
+                    <w:bottom w:w="120" w:type="dxa"/>
+                    <w:right w:w="180" w:type="dxa"/>
+                  </w:tcMar>
+                  <w:vAlign w:val="center"/>
+                  <w:hideMark/>
+                </w:tcPr>
+                <w:p>
+                  <w:pPr>
+                    <w:rPr>
+                      <w:rFonts w:ascii="Arial" w:hAnsi="Arial" w:cs="Arial"/>
+                      <w:color w:val="1B1C1D"/>
+                    </w:rPr>
+                  </w:pPr>
+                  <w:r>
+                    <w:rPr>
+                      <w:rFonts w:ascii="Arial" w:hAnsi="Arial" w:cs="Arial"/>
+                      <w:b/>
+                      <w:bCs/>
+                      <w:color w:val="1B1C1D"/>
+                      <w:bdr w:val="none" w:sz="0" w:space="0" w:color="auto" w:frame="1"/>
+                    </w:rPr>
+                    <w:t>267</w:t>
+                  </w:r>
+                </w:p>
+              </w:tc>
+              <w:tc>
+                <w:tcPr>
+                  <w:tcW w:w="1776" w:type="dxa"/>
+                  <w:tcBorders>
+                    <w:top w:val="single" w:sz="6" w:space="0" w:color="auto"/>
+                    <w:left w:val="single" w:sz="6" w:space="0" w:color="auto"/>
+                    <w:bottom w:val="single" w:sz="6" w:space="0" w:color="auto"/>
+                    <w:right w:val="single" w:sz="6" w:space="0" w:color="auto"/>
+                  </w:tcBorders>
+                  <w:tcMar>
+                    <w:top w:w="120" w:type="dxa"/>
+                    <w:left w:w="180" w:type="dxa"/>
+                    <w:bottom w:w="120" w:type="dxa"/>
+                    <w:right w:w="180" w:type="dxa"/>
+                  </w:tcMar>
+                  <w:vAlign w:val="center"/>
+                  <w:hideMark/>
+                </w:tcPr>
+                <w:p>
+                  <w:pPr>
+                    <w:rPr>
+                      <w:rFonts w:ascii="Arial" w:hAnsi="Arial" w:cs="Arial"/>
+                      <w:color w:val="1B1C1D"/>
+                    </w:rPr>
+                  </w:pPr>
+                  <w:r>
+                    <w:rPr>
+                      <w:rFonts w:ascii="Arial" w:hAnsi="Arial" w:cs="Arial"/>
+                      <w:b/>
+                      <w:bCs/>
+                      <w:color w:val="1B1C1D"/>
+                      <w:bdr w:val="none" w:sz="0" w:space="0" w:color="auto" w:frame="1"/>
+                    </w:rPr>
+                    <w:t>0.267</w:t>
+                  </w:r>
+                </w:p>
+              </w:tc>
+            </w:tr>
+            <w:tr>
+              <w:trPr>
+                <w:tblCellSpacing w:w="15" w:type="dxa"/>
+              </w:trPr>
+              <w:tc>
+                <w:tcPr>
+                  <w:tcW w:w="0" w:type="auto"/>
+                </w:tcPr>
+                <w:p>
+                  <w:pPr>
+                    <w:rPr>
+                      <w:rFonts w:ascii="Arial" w:hAnsi="Arial" w:cs="Arial"/>
+                      <w:color w:val="1B1C1D"/>
+                    </w:rPr>
+                  </w:pPr>
+                </w:p>
+              </w:tc>
+              <w:tc>
+                <w:tcPr>
+                  <w:tcW w:w="0" w:type="auto"/>
+                </w:tcPr>
+                <w:p>
+                  <w:pPr>
+                    <w:rPr>
+                      <w:rFonts w:ascii="Arial" w:hAnsi="Arial" w:cs="Arial"/>
+                      <w:color w:val="1B1C1D"/>
+                    </w:rPr>
+                  </w:pPr>
+                </w:p>
+              </w:tc>
+              <w:tc>
+                <w:tcPr>
+                  <w:tcW w:w="0" w:type="auto"/>
+                </w:tcPr>
+                <w:p>
+                  <w:pPr>
+                    <w:rPr>
+                      <w:rFonts w:ascii="Arial" w:hAnsi="Arial" w:cs="Arial"/>
+                      <w:color w:val="1B1C1D"/>
+                    </w:rPr>
+                  </w:pPr>
+                </w:p>
+              </w:tc>
+              <w:tc>
+                <w:tcPr>
+                  <w:tcW w:w="0" w:type="auto"/>
+                </w:tcPr>
+                <w:p>
+                  <w:pPr>
+                    <w:rPr>
+                      <w:rFonts w:ascii="Arial" w:hAnsi="Arial" w:cs="Arial"/>
+                      <w:color w:val="1B1C1D"/>
+                    </w:rPr>
+                  </w:pPr>
+                </w:p>
+              </w:tc>
+              <w:tc>
+                <w:tcPr>
+                  <w:tcW w:w="1556" w:type="dxa"/>
+                </w:tcPr>
+                <w:p>
+                  <w:pPr>
+                    <w:rPr>
+                      <w:rFonts w:ascii="Arial" w:hAnsi="Arial" w:cs="Arial"/>
+                      <w:color w:val="1B1C1D"/>
+                    </w:rPr>
+                  </w:pPr>
+                </w:p>
+              </w:tc>
+              <w:tc>
+                <w:tcPr>
+                  <w:tcW w:w="16" w:type="dxa"/>
+                </w:tcPr>
+                <w:p>
+                  <w:pPr>
+                    <w:rPr>
+                      <w:rFonts w:ascii="Arial" w:hAnsi="Arial" w:cs="Arial"/>
+                      <w:color w:val="1B1C1D"/>
+                    </w:rPr>
+                  </w:pPr>
+                </w:p>
+              </w:tc>
+              <w:tc>
+                <w:tcPr>
+                  <w:tcW w:w="1058" w:type="dxa"/>
+                  <w:tcBorders>
+                    <w:top w:val="single" w:sz="6" w:space="0" w:color="auto"/>
+                    <w:left w:val="single" w:sz="6" w:space="0" w:color="auto"/>
+                    <w:bottom w:val="single" w:sz="6" w:space="0" w:color="auto"/>
+                    <w:right w:val="single" w:sz="6" w:space="0" w:color="auto"/>
+                  </w:tcBorders>
+                  <w:tcMar>
+                    <w:top w:w="120" w:type="dxa"/>
+                    <w:left w:w="180" w:type="dxa"/>
+                    <w:bottom w:w="120" w:type="dxa"/>
+                    <w:right w:w="180" w:type="dxa"/>
+                  </w:tcMar>
+                  <w:vAlign w:val="center"/>
+                  <w:hideMark/>
+                </w:tcPr>
+                <w:p>
+                  <w:pPr>
+                    <w:rPr>
+                      <w:rFonts w:ascii="Arial" w:hAnsi="Arial" w:cs="Arial"/>
+                      <w:color w:val="1B1C1D"/>
+                    </w:rPr>
+                  </w:pPr>
+                </w:p>
+              </w:tc>
+              <w:tc>
+                <w:tcPr>
+                  <w:tcW w:w="1380" w:type="dxa"/>
+                  <w:tcBorders>
+                    <w:top w:val="single" w:sz="6" w:space="0" w:color="auto"/>
+                    <w:left w:val="single" w:sz="6" w:space="0" w:color="auto"/>
+                    <w:bottom w:val="single" w:sz="6" w:space="0" w:color="auto"/>
+                    <w:right w:val="single" w:sz="6" w:space="0" w:color="auto"/>
+                  </w:tcBorders>
+                  <w:tcMar>
+                    <w:top w:w="120" w:type="dxa"/>
+                    <w:left w:w="180" w:type="dxa"/>
+                    <w:bottom w:w="120" w:type="dxa"/>
+                    <w:right w:w="180" w:type="dxa"/>
+                  </w:tcMar>
+                  <w:vAlign w:val="center"/>
+                  <w:hideMark/>
+                </w:tcPr>
+                <w:p>
+                  <w:pPr>
+                    <w:rPr>
+                      <w:rFonts w:ascii="Arial" w:hAnsi="Arial" w:cs="Arial"/>
+                      <w:color w:val="1B1C1D"/>
+                    </w:rPr>
+                  </w:pPr>
+                  <w:r>
+                    <w:rPr>
+                      <w:rFonts w:ascii="Arial" w:hAnsi="Arial" w:cs="Arial"/>
+                      <w:b/>
+                      <w:bCs/>
+                      <w:color w:val="1B1C1D"/>
+                      <w:bdr w:val="none" w:sz="0" w:space="0" w:color="auto" w:frame="1"/>
+                    </w:rPr>
+                    <w:t>n²=100M</w:t>
+                  </w:r>
+                </w:p>
+              </w:tc>
+              <w:tc>
+                <w:tcPr>
+                  <w:tcW w:w="2002" w:type="dxa"/>
+                  <w:tcBorders>
+                    <w:top w:val="single" w:sz="6" w:space="0" w:color="auto"/>
+                    <w:left w:val="single" w:sz="6" w:space="0" w:color="auto"/>
+                    <w:bottom w:val="single" w:sz="6" w:space="0" w:color="auto"/>
+                    <w:right w:val="single" w:sz="6" w:space="0" w:color="auto"/>
+                  </w:tcBorders>
+                  <w:tcMar>
+                    <w:top w:w="120" w:type="dxa"/>
+                    <w:left w:w="180" w:type="dxa"/>
+                    <w:bottom w:w="120" w:type="dxa"/>
+                    <w:right w:w="180" w:type="dxa"/>
+                  </w:tcMar>
+                  <w:vAlign w:val="center"/>
+                  <w:hideMark/>
+                </w:tcPr>
+                <w:p>
+                  <w:pPr>
+                    <w:rPr>
+                      <w:rFonts w:ascii="Arial" w:hAnsi="Arial" w:cs="Arial"/>
+                      <w:color w:val="1B1C1D"/>
+                    </w:rPr>
+                  </w:pPr>
+                  <w:r>
+                    <w:rPr>
+                      <w:rFonts w:ascii="Arial" w:hAnsi="Arial" w:cs="Arial"/>
+                      <w:b/>
+                      <w:bCs/>
+                      <w:color w:val="1B1C1D"/>
+                      <w:bdr w:val="none" w:sz="0" w:space="0" w:color="auto" w:frame="1"/>
+                    </w:rPr>
+                    <w:t>1073804</w:t>
+                  </w:r>
+                </w:p>
+              </w:tc>
+              <w:tc>
+                <w:tcPr>
+                  <w:tcW w:w="1776" w:type="dxa"/>
+                  <w:tcBorders>
+                    <w:top w:val="single" w:sz="6" w:space="0" w:color="auto"/>
+                    <w:left w:val="single" w:sz="6" w:space="0" w:color="auto"/>
+                    <w:bottom w:val="single" w:sz="6" w:space="0" w:color="auto"/>
+                    <w:right w:val="single" w:sz="6" w:space="0" w:color="auto"/>
+                  </w:tcBorders>
+                  <w:tcMar>
+                    <w:top w:w="120" w:type="dxa"/>
+                    <w:left w:w="180" w:type="dxa"/>
+                    <w:bottom w:w="120" w:type="dxa"/>
+                    <w:right w:w="180" w:type="dxa"/>
+                  </w:tcMar>
+                  <w:vAlign w:val="center"/>
+                  <w:hideMark/>
+                </w:tcPr>
+                <w:p>
+                  <w:pPr>
+                    <w:rPr>
+                      <w:rFonts w:ascii="Arial" w:hAnsi="Arial" w:cs="Arial"/>
+                      <w:color w:val="1B1C1D"/>
+                    </w:rPr>
+                  </w:pPr>
+                  <w:r>
+                    <w:rPr>
+                      <w:rFonts w:ascii="Arial" w:hAnsi="Arial" w:cs="Arial"/>
+                      <w:b/>
+                      <w:bCs/>
+                      <w:color w:val="1B1C1D"/>
+                      <w:bdr w:val="none" w:sz="0" w:space="0" w:color="auto" w:frame="1"/>
+                    </w:rPr>
+                    <w:t>1073.804</w:t>
+                  </w:r>
+                </w:p>
+              </w:tc>
+            </w:tr>
+            <w:tr>
+              <w:trPr>
+                <w:tblCellSpacing w:w="15" w:type="dxa"/>
+              </w:trPr>
+              <w:tc>
+                <w:tcPr>
+                  <w:tcW w:w="0" w:type="auto"/>
+                </w:tcPr>
+                <w:p>
+                  <w:pPr>
+                    <w:rPr>
+                      <w:rFonts w:ascii="Arial" w:hAnsi="Arial" w:cs="Arial"/>
+                      <w:b/>
+                      <w:bCs/>
+                      <w:color w:val="1B1C1D"/>
+                      <w:bdr w:val="none" w:sz="0" w:space="0" w:color="auto" w:frame="1"/>
+                    </w:rPr>
+                  </w:pPr>
+                </w:p>
+              </w:tc>
+              <w:tc>
+                <w:tcPr>
+                  <w:tcW w:w="0" w:type="auto"/>
+                </w:tcPr>
+                <w:p>
+                  <w:pPr>
+                    <w:rPr>
+                      <w:rFonts w:ascii="Arial" w:hAnsi="Arial" w:cs="Arial"/>
+                      <w:b/>
+                      <w:bCs/>
+                      <w:color w:val="1B1C1D"/>
+                      <w:bdr w:val="none" w:sz="0" w:space="0" w:color="auto" w:frame="1"/>
+                    </w:rPr>
+                  </w:pPr>
+                </w:p>
+              </w:tc>
+              <w:tc>
+                <w:tcPr>
+                  <w:tcW w:w="0" w:type="auto"/>
+                </w:tcPr>
+                <w:p>
+                  <w:pPr>
+                    <w:rPr>
+                      <w:rFonts w:ascii="Arial" w:hAnsi="Arial" w:cs="Arial"/>
+                      <w:b/>
+                      <w:bCs/>
+                      <w:color w:val="1B1C1D"/>
+                      <w:bdr w:val="none" w:sz="0" w:space="0" w:color="auto" w:frame="1"/>
+                    </w:rPr>
+                  </w:pPr>
+                </w:p>
+              </w:tc>
+              <w:tc>
+                <w:tcPr>
+                  <w:tcW w:w="0" w:type="auto"/>
+                </w:tcPr>
+                <w:p>
+                  <w:pPr>
+                    <w:rPr>
+                      <w:rFonts w:ascii="Arial" w:hAnsi="Arial" w:cs="Arial"/>
+                      <w:b/>
+                      <w:bCs/>
+                      <w:color w:val="1B1C1D"/>
+                      <w:bdr w:val="none" w:sz="0" w:space="0" w:color="auto" w:frame="1"/>
+                    </w:rPr>
+                  </w:pPr>
+                </w:p>
+              </w:tc>
+              <w:tc>
+                <w:tcPr>
+                  <w:tcW w:w="1556" w:type="dxa"/>
+                </w:tcPr>
+                <w:p>
+                  <w:pPr>
+                    <w:rPr>
+                      <w:rFonts w:ascii="Arial" w:hAnsi="Arial" w:cs="Arial"/>
+                      <w:b/>
+                      <w:bCs/>
+                      <w:color w:val="1B1C1D"/>
+                      <w:bdr w:val="none" w:sz="0" w:space="0" w:color="auto" w:frame="1"/>
+                    </w:rPr>
+                  </w:pPr>
+                </w:p>
+              </w:tc>
+              <w:tc>
+                <w:tcPr>
+                  <w:tcW w:w="16" w:type="dxa"/>
+                </w:tcPr>
+                <w:p>
+                  <w:pPr>
+                    <w:rPr>
+                      <w:rFonts w:ascii="Arial" w:hAnsi="Arial" w:cs="Arial"/>
+                      <w:b/>
+                      <w:bCs/>
+                      <w:color w:val="1B1C1D"/>
+                      <w:bdr w:val="none" w:sz="0" w:space="0" w:color="auto" w:frame="1"/>
+                    </w:rPr>
+                  </w:pPr>
+                </w:p>
+              </w:tc>
+              <w:tc>
+                <w:tcPr>
+                  <w:tcW w:w="1058" w:type="dxa"/>
+                  <w:tcBorders>
+                    <w:top w:val="single" w:sz="6" w:space="0" w:color="auto"/>
+                    <w:left w:val="single" w:sz="6" w:space="0" w:color="auto"/>
+                    <w:bottom w:val="single" w:sz="6" w:space="0" w:color="auto"/>
+                    <w:right w:val="single" w:sz="6" w:space="0" w:color="auto"/>
+                  </w:tcBorders>
+                  <w:tcMar>
+                    <w:top w:w="120" w:type="dxa"/>
+                    <w:left w:w="180" w:type="dxa"/>
+                    <w:bottom w:w="120" w:type="dxa"/>
+                    <w:right w:w="180" w:type="dxa"/>
+                  </w:tcMar>
+                  <w:vAlign w:val="center"/>
+                  <w:hideMark/>
+                </w:tcPr>
+                <w:p>
+                  <w:pPr>
+                    <w:rPr>
+                      <w:rFonts w:ascii="Arial" w:hAnsi="Arial" w:cs="Arial"/>
+                      <w:color w:val="1B1C1D"/>
+                    </w:rPr>
+                  </w:pPr>
+                  <w:r>
+                    <w:rPr>
+                      <w:rFonts w:ascii="Arial" w:hAnsi="Arial" w:cs="Arial"/>
+                      <w:b/>
+                      <w:bCs/>
+                      <w:color w:val="1B1C1D"/>
+                      <w:bdr w:val="none" w:sz="0" w:space="0" w:color="auto" w:frame="1"/>
+                    </w:rPr>
+                    <w:t>20000</w:t>
+                  </w:r>
+                </w:p>
+              </w:tc>
+              <w:tc>
+                <w:tcPr>
+                  <w:tcW w:w="1380" w:type="dxa"/>
+                  <w:tcBorders>
+                    <w:top w:val="single" w:sz="6" w:space="0" w:color="auto"/>
+                    <w:left w:val="single" w:sz="6" w:space="0" w:color="auto"/>
+                    <w:bottom w:val="single" w:sz="6" w:space="0" w:color="auto"/>
+                    <w:right w:val="single" w:sz="6" w:space="0" w:color="auto"/>
+                  </w:tcBorders>
+                  <w:tcMar>
+                    <w:top w:w="120" w:type="dxa"/>
+                    <w:left w:w="180" w:type="dxa"/>
+                    <w:bottom w:w="120" w:type="dxa"/>
+                    <w:right w:w="180" w:type="dxa"/>
+                  </w:tcMar>
+                  <w:vAlign w:val="center"/>
+                  <w:hideMark/>
+                </w:tcPr>
+                <w:p>
+                  <w:pPr>
+                    <w:rPr>
+                      <w:rFonts w:ascii="Arial" w:hAnsi="Arial" w:cs="Arial"/>
+                      <w:color w:val="1B1C1D"/>
+                    </w:rPr>
+                  </w:pPr>
+                  <w:r>
+                    <w:rPr>
+                      <w:rFonts w:ascii="Arial" w:hAnsi="Arial" w:cs="Arial"/>
+                      <w:b/>
+                      <w:bCs/>
+                      <w:color w:val="1B1C1D"/>
+                      <w:bdr w:val="none" w:sz="0" w:space="0" w:color="auto" w:frame="1"/>
+                    </w:rPr>
+                    <w:t>10</w:t>
+                  </w:r>
+                </w:p>
+              </w:tc>
+              <w:tc>
+                <w:tcPr>
+                  <w:tcW w:w="2002" w:type="dxa"/>
+                  <w:tcBorders>
+                    <w:top w:val="single" w:sz="6" w:space="0" w:color="auto"/>
+                    <w:left w:val="single" w:sz="6" w:space="0" w:color="auto"/>
+                    <w:bottom w:val="single" w:sz="6" w:space="0" w:color="auto"/>
+                    <w:right w:val="single" w:sz="6" w:space="0" w:color="auto"/>
+                  </w:tcBorders>
+                  <w:tcMar>
+                    <w:top w:w="120" w:type="dxa"/>
+                    <w:left w:w="180" w:type="dxa"/>
+                    <w:bottom w:w="120" w:type="dxa"/>
+                    <w:right w:w="180" w:type="dxa"/>
+                  </w:tcMar>
+                  <w:vAlign w:val="center"/>
+                  <w:hideMark/>
+                </w:tcPr>
+                <w:p>
+                  <w:pPr>
+                    <w:rPr>
+                      <w:rFonts w:ascii="Arial" w:hAnsi="Arial" w:cs="Arial"/>
+                      <w:color w:val="1B1C1D"/>
+                    </w:rPr>
+                  </w:pPr>
+                  <w:r>
+                    <w:rPr>
+                      <w:rFonts w:ascii="Arial" w:hAnsi="Arial" w:cs="Arial"/>
+                      <w:b/>
+                      <w:bCs/>
+                      <w:color w:val="1B1C1D"/>
+                      <w:bdr w:val="none" w:sz="0" w:space="0" w:color="auto" w:frame="1"/>
+                    </w:rPr>
+                    <w:t>320</w:t>
+                  </w:r>
+                </w:p>
+              </w:tc>
+              <w:tc>
+                <w:tcPr>
+                  <w:tcW w:w="1776" w:type="dxa"/>
+                  <w:tcBorders>
+                    <w:top w:val="single" w:sz="6" w:space="0" w:color="auto"/>
+                    <w:left w:val="single" w:sz="6" w:space="0" w:color="auto"/>
+                    <w:bottom w:val="single" w:sz="6" w:space="0" w:color="auto"/>
+                    <w:right w:val="single" w:sz="6" w:space="0" w:color="auto"/>
+                  </w:tcBorders>
+                  <w:tcMar>
+                    <w:top w:w="120" w:type="dxa"/>
+                    <w:left w:w="180" w:type="dxa"/>
+                    <w:bottom w:w="120" w:type="dxa"/>
+                    <w:right w:w="180" w:type="dxa"/>
+                  </w:tcMar>
+                  <w:vAlign w:val="center"/>
+                  <w:hideMark/>
+                </w:tcPr>
+                <w:p>
+                  <w:pPr>
+                    <w:rPr>
+                      <w:rFonts w:ascii="Arial" w:hAnsi="Arial" w:cs="Arial"/>
+                      <w:color w:val="1B1C1D"/>
+                    </w:rPr>
+                  </w:pPr>
+                  <w:r>
+                    <w:rPr>
+                      <w:rFonts w:ascii="Arial" w:hAnsi="Arial" w:cs="Arial"/>
+                      <w:b/>
+                      <w:bCs/>
+                      <w:color w:val="1B1C1D"/>
+                      <w:bdr w:val="none" w:sz="0" w:space="0" w:color="auto" w:frame="1"/>
+                    </w:rPr>
+                    <w:t>0.320</w:t>
+                  </w:r>
+                </w:p>
+              </w:tc>
+            </w:tr>
+            <w:tr>
+              <w:trPr>
+                <w:tblCellSpacing w:w="15" w:type="dxa"/>
+              </w:trPr>
+              <w:tc>
+                <w:tcPr>
+                  <w:tcW w:w="0" w:type="auto"/>
+                </w:tcPr>
+                <w:p>
+                  <w:pPr>
+                    <w:rPr>
+                      <w:rFonts w:ascii="Arial" w:hAnsi="Arial" w:cs="Arial"/>
+                      <w:color w:val="1B1C1D"/>
+                    </w:rPr>
+                  </w:pPr>
+                </w:p>
+              </w:tc>
+              <w:tc>
+                <w:tcPr>
+                  <w:tcW w:w="0" w:type="auto"/>
+                </w:tcPr>
+                <w:p>
+                  <w:pPr>
+                    <w:rPr>
+                      <w:rFonts w:ascii="Arial" w:hAnsi="Arial" w:cs="Arial"/>
+                      <w:color w:val="1B1C1D"/>
+                    </w:rPr>
+                  </w:pPr>
+                </w:p>
+              </w:tc>
+              <w:tc>
+                <w:tcPr>
+                  <w:tcW w:w="0" w:type="auto"/>
+                </w:tcPr>
+                <w:p>
+                  <w:pPr>
+                    <w:rPr>
+                      <w:rFonts w:ascii="Arial" w:hAnsi="Arial" w:cs="Arial"/>
+                      <w:color w:val="1B1C1D"/>
+                    </w:rPr>
+                  </w:pPr>
+                </w:p>
+              </w:tc>
+              <w:tc>
+                <w:tcPr>
+                  <w:tcW w:w="0" w:type="auto"/>
+                </w:tcPr>
+                <w:p>
+                  <w:pPr>
+                    <w:rPr>
+                      <w:rFonts w:ascii="Arial" w:hAnsi="Arial" w:cs="Arial"/>
+                      <w:color w:val="1B1C1D"/>
+                    </w:rPr>
+                  </w:pPr>
+                </w:p>
+              </w:tc>
+              <w:tc>
+                <w:tcPr>
+                  <w:tcW w:w="1556" w:type="dxa"/>
+                </w:tcPr>
+                <w:p>
+                  <w:pPr>
+                    <w:rPr>
+                      <w:rFonts w:ascii="Arial" w:hAnsi="Arial" w:cs="Arial"/>
+                      <w:color w:val="1B1C1D"/>
+                    </w:rPr>
+                  </w:pPr>
+                </w:p>
+              </w:tc>
+              <w:tc>
+                <w:tcPr>
+                  <w:tcW w:w="16" w:type="dxa"/>
+                </w:tcPr>
+                <w:p>
+                  <w:pPr>
+                    <w:rPr>
+                      <w:rFonts w:ascii="Arial" w:hAnsi="Arial" w:cs="Arial"/>
+                      <w:color w:val="1B1C1D"/>
+                    </w:rPr>
+                  </w:pPr>
+                </w:p>
+              </w:tc>
+              <w:tc>
+                <w:tcPr>
+                  <w:tcW w:w="1058" w:type="dxa"/>
+                  <w:tcBorders>
+                    <w:top w:val="single" w:sz="6" w:space="0" w:color="auto"/>
+                    <w:left w:val="single" w:sz="6" w:space="0" w:color="auto"/>
+                    <w:bottom w:val="single" w:sz="6" w:space="0" w:color="auto"/>
+                    <w:right w:val="single" w:sz="6" w:space="0" w:color="auto"/>
+                  </w:tcBorders>
+                  <w:tcMar>
+                    <w:top w:w="120" w:type="dxa"/>
+                    <w:left w:w="180" w:type="dxa"/>
+                    <w:bottom w:w="120" w:type="dxa"/>
+                    <w:right w:w="180" w:type="dxa"/>
+                  </w:tcMar>
+                  <w:vAlign w:val="center"/>
+                  <w:hideMark/>
+                </w:tcPr>
+                <w:p>
+                  <w:pPr>
+                    <w:rPr>
+                      <w:rFonts w:ascii="Arial" w:hAnsi="Arial" w:cs="Arial"/>
+                      <w:color w:val="1B1C1D"/>
+                    </w:rPr>
+                  </w:pPr>
+                </w:p>
+              </w:tc>
+              <w:tc>
+                <w:tcPr>
+                  <w:tcW w:w="1380" w:type="dxa"/>
+                  <w:tcBorders>
+                    <w:top w:val="single" w:sz="6" w:space="0" w:color="auto"/>
+                    <w:left w:val="single" w:sz="6" w:space="0" w:color="auto"/>
+                    <w:bottom w:val="single" w:sz="6" w:space="0" w:color="auto"/>
+                    <w:right w:val="single" w:sz="6" w:space="0" w:color="auto"/>
+                  </w:tcBorders>
+                  <w:tcMar>
+                    <w:top w:w="120" w:type="dxa"/>
+                    <w:left w:w="180" w:type="dxa"/>
+                    <w:bottom w:w="120" w:type="dxa"/>
+                    <w:right w:w="180" w:type="dxa"/>
+                  </w:tcMar>
+                  <w:vAlign w:val="center"/>
+                  <w:hideMark/>
+                </w:tcPr>
+                <w:p>
+                  <w:pPr>
+                    <w:rPr>
+                      <w:rFonts w:ascii="Arial" w:hAnsi="Arial" w:cs="Arial"/>
+                      <w:color w:val="1B1C1D"/>
+                    </w:rPr>
+                  </w:pPr>
+                  <w:r>
+                    <w:rPr>
+                      <w:rFonts w:ascii="Arial" w:hAnsi="Arial" w:cs="Arial"/>
+                      <w:b/>
+                      <w:bCs/>
+                      <w:color w:val="1B1C1D"/>
+                      <w:bdr w:val="none" w:sz="0" w:space="0" w:color="auto" w:frame="1"/>
+                    </w:rPr>
+                    <w:t>n=20k</w:t>
+                  </w:r>
+                </w:p>
+              </w:tc>
+              <w:tc>
+                <w:tcPr>
+                  <w:tcW w:w="2002" w:type="dxa"/>
+                  <w:tcBorders>
+                    <w:top w:val="single" w:sz="6" w:space="0" w:color="auto"/>
+                    <w:left w:val="single" w:sz="6" w:space="0" w:color="auto"/>
+                    <w:bottom w:val="single" w:sz="6" w:space="0" w:color="auto"/>
+                    <w:right w:val="single" w:sz="6" w:space="0" w:color="auto"/>
+                  </w:tcBorders>
+                  <w:tcMar>
+                    <w:top w:w="120" w:type="dxa"/>
+                    <w:left w:w="180" w:type="dxa"/>
+                    <w:bottom w:w="120" w:type="dxa"/>
+                    <w:right w:w="180" w:type="dxa"/>
+                  </w:tcMar>
+                  <w:vAlign w:val="center"/>
+                  <w:hideMark/>
+                </w:tcPr>
+                <w:p>
+                  <w:pPr>
+                    <w:rPr>
+                      <w:rFonts w:ascii="Arial" w:hAnsi="Arial" w:cs="Arial"/>
+                      <w:color w:val="1B1C1D"/>
+                    </w:rPr>
+                  </w:pPr>
+                  <w:r>
+                    <w:rPr>
+                      <w:rFonts w:ascii="Arial" w:hAnsi="Arial" w:cs="Arial"/>
+                      <w:b/>
+                      <w:bCs/>
+                      <w:color w:val="1B1C1D"/>
+                      <w:bdr w:val="none" w:sz="0" w:space="0" w:color="auto" w:frame="1"/>
+                    </w:rPr>
+                    <w:t>542</w:t>
+                  </w:r>
+                </w:p>
+              </w:tc>
+              <w:tc>
+                <w:tcPr>
+                  <w:tcW w:w="1776" w:type="dxa"/>
+                  <w:tcBorders>
+                    <w:top w:val="single" w:sz="6" w:space="0" w:color="auto"/>
+                    <w:left w:val="single" w:sz="6" w:space="0" w:color="auto"/>
+                    <w:bottom w:val="single" w:sz="6" w:space="0" w:color="auto"/>
+                    <w:right w:val="single" w:sz="6" w:space="0" w:color="auto"/>
+                  </w:tcBorders>
+                  <w:tcMar>
+                    <w:top w:w="120" w:type="dxa"/>
+                    <w:left w:w="180" w:type="dxa"/>
+                    <w:bottom w:w="120" w:type="dxa"/>
+                    <w:right w:w="180" w:type="dxa"/>
+                  </w:tcMar>
+                  <w:vAlign w:val="center"/>
+                  <w:hideMark/>
+                </w:tcPr>
+                <w:p>
+                  <w:pPr>
+                    <w:rPr>
+                      <w:rFonts w:ascii="Arial" w:hAnsi="Arial" w:cs="Arial"/>
+                      <w:color w:val="1B1C1D"/>
+                    </w:rPr>
+                  </w:pPr>
+                  <w:r>
+                    <w:rPr>
+                      <w:rFonts w:ascii="Arial" w:hAnsi="Arial" w:cs="Arial"/>
+                      <w:b/>
+                      <w:bCs/>
+                      <w:color w:val="1B1C1D"/>
+                      <w:bdr w:val="none" w:sz="0" w:space="0" w:color="auto" w:frame="1"/>
+                    </w:rPr>
+                    <w:t>0.542</w:t>
+                  </w:r>
+                </w:p>
+              </w:tc>
+            </w:tr>
+            <w:tr>
+              <w:trPr>
+                <w:tblCellSpacing w:w="15" w:type="dxa"/>
+              </w:trPr>
+              <w:tc>
+                <w:tcPr>
+                  <w:tcW w:w="0" w:type="auto"/>
+                </w:tcPr>
+                <w:p>
+                  <w:pPr>
+                    <w:rPr>
+                      <w:rFonts w:ascii="Arial" w:hAnsi="Arial" w:cs="Arial"/>
+                      <w:color w:val="1B1C1D"/>
+                    </w:rPr>
+                  </w:pPr>
+                </w:p>
+              </w:tc>
+              <w:tc>
+                <w:tcPr>
+                  <w:tcW w:w="0" w:type="auto"/>
+                </w:tcPr>
+                <w:p>
+                  <w:pPr>
+                    <w:rPr>
+                      <w:rFonts w:ascii="Arial" w:hAnsi="Arial" w:cs="Arial"/>
+                      <w:color w:val="1B1C1D"/>
+                    </w:rPr>
+                  </w:pPr>
+                </w:p>
+              </w:tc>
+              <w:tc>
+                <w:tcPr>
+                  <w:tcW w:w="0" w:type="auto"/>
+                </w:tcPr>
+                <w:p>
+                  <w:pPr>
+                    <w:rPr>
+                      <w:rFonts w:ascii="Arial" w:hAnsi="Arial" w:cs="Arial"/>
+                      <w:color w:val="1B1C1D"/>
+                    </w:rPr>
+                  </w:pPr>
+                </w:p>
+              </w:tc>
+              <w:tc>
+                <w:tcPr>
+                  <w:tcW w:w="0" w:type="auto"/>
+                </w:tcPr>
+                <w:p>
+                  <w:pPr>
+                    <w:rPr>
+                      <w:rFonts w:ascii="Arial" w:hAnsi="Arial" w:cs="Arial"/>
+                      <w:color w:val="1B1C1D"/>
+                    </w:rPr>
+                  </w:pPr>
+                </w:p>
+              </w:tc>
+              <w:tc>
+                <w:tcPr>
+                  <w:tcW w:w="1556" w:type="dxa"/>
+                </w:tcPr>
+                <w:p>
+                  <w:pPr>
+                    <w:rPr>
+                      <w:rFonts w:ascii="Arial" w:hAnsi="Arial" w:cs="Arial"/>
+                      <w:color w:val="1B1C1D"/>
+                    </w:rPr>
+                  </w:pPr>
+                </w:p>
+              </w:tc>
+              <w:tc>
+                <w:tcPr>
+                  <w:tcW w:w="16" w:type="dxa"/>
+                </w:tcPr>
+                <w:p>
+                  <w:pPr>
+                    <w:rPr>
+                      <w:rFonts w:ascii="Arial" w:hAnsi="Arial" w:cs="Arial"/>
+                      <w:color w:val="1B1C1D"/>
+                    </w:rPr>
+                  </w:pPr>
+                </w:p>
+              </w:tc>
+              <w:tc>
+                <w:tcPr>
+                  <w:tcW w:w="1058" w:type="dxa"/>
+                  <w:tcBorders>
+                    <w:top w:val="single" w:sz="6" w:space="0" w:color="auto"/>
+                    <w:left w:val="single" w:sz="6" w:space="0" w:color="auto"/>
+                    <w:bottom w:val="single" w:sz="6" w:space="0" w:color="auto"/>
+                    <w:right w:val="single" w:sz="6" w:space="0" w:color="auto"/>
+                  </w:tcBorders>
+                  <w:tcMar>
+                    <w:top w:w="120" w:type="dxa"/>
+                    <w:left w:w="180" w:type="dxa"/>
+                    <w:bottom w:w="120" w:type="dxa"/>
+                    <w:right w:w="180" w:type="dxa"/>
+                  </w:tcMar>
+                  <w:vAlign w:val="center"/>
+                  <w:hideMark/>
+                </w:tcPr>
+                <w:p>
+                  <w:pPr>
+                    <w:rPr>
+                      <w:rFonts w:ascii="Arial" w:hAnsi="Arial" w:cs="Arial"/>
+                      <w:color w:val="1B1C1D"/>
+                    </w:rPr>
+                  </w:pPr>
+                </w:p>
+              </w:tc>
+              <w:tc>
+                <w:tcPr>
+                  <w:tcW w:w="1380" w:type="dxa"/>
+                  <w:tcBorders>
+                    <w:top w:val="single" w:sz="6" w:space="0" w:color="auto"/>
+                    <w:left w:val="single" w:sz="6" w:space="0" w:color="auto"/>
+                    <w:bottom w:val="single" w:sz="6" w:space="0" w:color="auto"/>
+                    <w:right w:val="single" w:sz="6" w:space="0" w:color="auto"/>
+                  </w:tcBorders>
+                  <w:tcMar>
+                    <w:top w:w="120" w:type="dxa"/>
+                    <w:left w:w="180" w:type="dxa"/>
+                    <w:bottom w:w="120" w:type="dxa"/>
+                    <w:right w:w="180" w:type="dxa"/>
+                  </w:tcMar>
+                  <w:vAlign w:val="center"/>
+                  <w:hideMark/>
+                </w:tcPr>
+                <w:p>
+                  <w:pPr>
+                    <w:rPr>
+                      <w:rFonts w:ascii="Arial" w:hAnsi="Arial" w:cs="Arial"/>
+                      <w:color w:val="1B1C1D"/>
+                    </w:rPr>
+                  </w:pPr>
+                  <w:r>
+                    <w:rPr>
+                      <w:rFonts w:ascii="Arial" w:hAnsi="Arial" w:cs="Arial"/>
+                      <w:b/>
+                      <w:bCs/>
+                      <w:color w:val="1B1C1D"/>
+                      <w:bdr w:val="none" w:sz="0" w:space="0" w:color="auto" w:frame="1"/>
+                    </w:rPr>
+                    <w:t>n²=400M</w:t>
+                  </w:r>
+                </w:p>
+              </w:tc>
+              <w:tc>
+                <w:tcPr>
+                  <w:tcW w:w="2002" w:type="dxa"/>
+                  <w:tcBorders>
+                    <w:top w:val="single" w:sz="6" w:space="0" w:color="auto"/>
+                    <w:left w:val="single" w:sz="6" w:space="0" w:color="auto"/>
+                    <w:bottom w:val="single" w:sz="6" w:space="0" w:color="auto"/>
+                    <w:right w:val="single" w:sz="6" w:space="0" w:color="auto"/>
+                  </w:tcBorders>
+                  <w:tcMar>
+                    <w:top w:w="120" w:type="dxa"/>
+                    <w:left w:w="180" w:type="dxa"/>
+                    <w:bottom w:w="120" w:type="dxa"/>
+                    <w:right w:w="180" w:type="dxa"/>
+                  </w:tcMar>
+                  <w:vAlign w:val="center"/>
+                  <w:hideMark/>
+                </w:tcPr>
+                <w:p>
+                  <w:pPr>
+                    <w:rPr>
+                      <w:rFonts w:ascii="Arial" w:hAnsi="Arial" w:cs="Arial"/>
+                      <w:color w:val="1B1C1D"/>
+                    </w:rPr>
+                  </w:pPr>
+                  <w:r>
+                    <w:rPr>
+                      <w:rFonts w:ascii="Arial" w:hAnsi="Arial" w:cs="Arial"/>
+                      <w:b/>
+                      <w:bCs/>
+                      <w:color w:val="1B1C1D"/>
+                      <w:bdr w:val="none" w:sz="0" w:space="0" w:color="auto" w:frame="1"/>
+                    </w:rPr>
+                    <w:t>4344081</w:t>
+                  </w:r>
+                </w:p>
+              </w:tc>
+              <w:tc>
+                <w:tcPr>
+                  <w:tcW w:w="1776" w:type="dxa"/>
+                  <w:tcBorders>
+                    <w:top w:val="single" w:sz="6" w:space="0" w:color="auto"/>
+                    <w:left w:val="single" w:sz="6" w:space="0" w:color="auto"/>
+                    <w:bottom w:val="single" w:sz="6" w:space="0" w:color="auto"/>
+                    <w:right w:val="single" w:sz="6" w:space="0" w:color="auto"/>
+                  </w:tcBorders>
+                  <w:tcMar>
+                    <w:top w:w="120" w:type="dxa"/>
+                    <w:left w:w="180" w:type="dxa"/>
+                    <w:bottom w:w="120" w:type="dxa"/>
+                    <w:right w:w="180" w:type="dxa"/>
+                  </w:tcMar>
+                  <w:vAlign w:val="center"/>
+                  <w:hideMark/>
+                </w:tcPr>
+                <w:p>
+                  <w:pPr>
+                    <w:rPr>
+                      <w:rFonts w:ascii="Arial" w:hAnsi="Arial" w:cs="Arial"/>
+                      <w:color w:val="1B1C1D"/>
+                    </w:rPr>
+                  </w:pPr>
+                  <w:r>
+                    <w:rPr>
+                      <w:rFonts w:ascii="Arial" w:hAnsi="Arial" w:cs="Arial"/>
+                      <w:b/>
+                      <w:bCs/>
+                      <w:color w:val="1B1C1D"/>
+                      <w:bdr w:val="none" w:sz="0" w:space="0" w:color="auto" w:frame="1"/>
+                    </w:rPr>
+                    <w:t>4344.081</w:t>
+                  </w:r>
+                </w:p>
+              </w:tc>
+            </w:tr>
+          </w:tbl>
+          <w:p>
+            <w:pPr>
+              <w:rPr>
+                <w:rFonts w:eastAsiaTheme="minorEastAsia"/>
+              </w:rPr>
+            </w:pPr>
+          </w:p>
+        </w:tc>
+      </w:tr>
+    </w:tbl>
+    <w:p>
+      <w:pPr>
+        <w:rPr>
+          <w:rFonts w:eastAsiaTheme="minorEastAsia"/>
+        </w:rPr>
+      </w:pPr>
+    </w:p>
+    <w:p>
+      <w:pPr>
+        <w:rPr>
+          <w:rFonts w:eastAsiaTheme="minorEastAsia"/>
+        </w:rPr>
+      </w:pPr>
+      <w:r>
+        <w:rPr>
+          <w:rFonts w:eastAsiaTheme="minorEastAsia"/>
+          <w:noProof/>
+          <w14:ligatures w14:val="standardContextual"/>
+        </w:rPr>
+        <w:drawing>
+          <wp:inline distT="0" distB="0" distL="0" distR="0" wp14:anchorId="6912A6FD" wp14:editId="7412DEBA">
+            <wp:extent cx="5943600" cy="4077335"/>
+            <wp:effectExtent l="0" t="0" r="0" b="0"/>
+            <wp:docPr id="813884267" name="Picture 1" descr="A graph with a line and a green line&#10;&#10;AI-generated content may be incorrect."/>
+            <wp:cNvGraphicFramePr>
+              <a:graphicFrameLocks xmlns:a="http://schemas.openxmlformats.org/drawingml/2006/main" noChangeAspect="1"/>
+            </wp:cNvGraphicFramePr>
+            <a:graphic xmlns:a="http://schemas.openxmlformats.org/drawingml/2006/main">
+              <a:graphicData uri="http://schemas.openxmlformats.org/drawingml/2006/picture">
+                <pic:pic xmlns:pic="http://schemas.openxmlformats.org/drawingml/2006/picture">
+                  <pic:nvPicPr>
+                    <pic:cNvPr id="813884267" name="Picture 1" descr="A graph with a line and a green line&#10;&#10;AI-generated content may be incorrect."/>
+                    <pic:cNvPicPr/>
+                  </pic:nvPicPr>
+                  <pic:blipFill>
+                    <a:blip r:embed="rId6" cstate="print">
+                      <a:extLst>
+                        <a:ext uri="{28A0092B-C50C-407E-A947-70E740481C1C}">
+                          <a14:useLocalDpi xmlns:a14="http://schemas.microsoft.com/office/drawing/2010/main" val="0"/>
+                        </a:ext>
+                      </a:extLst>
+                    </a:blip>
+                    <a:stretch>
+                      <a:fillRect/>
+                    </a:stretch>
+                  </pic:blipFill>
+                  <pic:spPr>
+                    <a:xfrm>
+                      <a:off x="0" y="0"/>
+                      <a:ext cx="5943600" cy="4077335"/>
+                    </a:xfrm>
+                    <a:prstGeom prst="rect">
+                      <a:avLst/>
+                    </a:prstGeom>
+                  </pic:spPr>
+                </pic:pic>
+              </a:graphicData>
+            </a:graphic>
+          </wp:inline>
+        </w:drawing>
+      </w:r>
+    </w:p>
+    <w:p>
+      <w:pPr>
+        <w:rPr>
+          <w:rFonts w:eastAsiaTheme="minorEastAsia"/>
+        </w:rPr>
+      </w:pPr>
+    </w:p>
+    <w:p>
+      <w:pPr>
+        <w:rPr>
+          <w:rFonts w:eastAsiaTheme="minorEastAsia"/>
+        </w:rPr>
+      </w:pPr>
+      <w:r>
+        <w:rPr>
+          <w:rFonts w:eastAsiaTheme="minorEastAsia"/>
+        </w:rPr>
+        <w:t>Analysis of Counting Sort (</w:t>
+      </w:r>
+      <w:proofErr w:type="gramStart"/>
       <w:r>
         <w:rPr>
           <w:rFonts w:eastAsiaTheme="minorEastAsia"/>
         </w:rPr>
         <w:t>O(</w:t>
       </w:r>
+      <w:proofErr w:type="gramEnd"/>
       <w:r>
         <w:rPr>
           <w:rFonts w:eastAsiaTheme="minorEastAsia"/>
         </w:rPr>
-        <w:t>nlogn</w:t>
+        <w:t>n + k))</w:t>
+      </w:r>
+    </w:p>
+    <w:p>
+      <w:pPr>
+        <w:rPr>
+          <w:rFonts w:eastAsiaTheme="minorEastAsia"/>
+        </w:rPr>
+      </w:pPr>
+      <w:r>
+        <w:rPr>
+          <w:rFonts w:eastAsiaTheme="minorEastAsia"/>
+        </w:rPr>
+        <w:t xml:space="preserve">Case 1: </w:t>
       </w:r>
       <w:r>
         <w:rPr>
           <w:rFonts w:eastAsiaTheme="minorEastAsia"/>
         </w:rPr>
-        <w:t>)</w:t>
+        <w:t>k = 10</w:t>
+      </w:r>
+    </w:p>
+    <w:p>
+      <w:pPr>
+        <w:rPr>
+          <w:rFonts w:eastAsiaTheme="minorEastAsia"/>
+        </w:rPr>
+      </w:pPr>
+      <w:r>
+        <w:rPr>
+          <w:rFonts w:eastAsiaTheme="minorEastAsia"/>
+        </w:rPr>
+        <w:t>The plot shows a linear trend. Since k remains small the runtime is dominated by the n resulting in near linear time, O(n)</w:t>
+      </w:r>
+    </w:p>
+    <w:p>
+      <w:pPr>
+        <w:rPr>
+          <w:rFonts w:eastAsiaTheme="minorEastAsia"/>
+        </w:rPr>
+      </w:pPr>
+    </w:p>
+    <w:p>
+      <w:pPr>
+        <w:rPr>
+          <w:rFonts w:eastAsiaTheme="minorEastAsia"/>
+        </w:rPr>
+      </w:pPr>
+      <w:r>
+        <w:rPr>
+          <w:rFonts w:eastAsiaTheme="minorEastAsia"/>
+        </w:rPr>
+        <w:t>Case 2:</w:t>
       </w:r>
       <w:r>
         <w:rPr>
           <w:rFonts w:eastAsiaTheme="minorEastAsia"/>
         </w:rPr>
-        <w:t>.</w:t>
+        <w:t xml:space="preserve"> k = n</w:t>
+      </w:r>
+    </w:p>
+    <w:p>
+      <w:pPr>
+        <w:rPr>
+          <w:rFonts w:eastAsiaTheme="minorEastAsia"/>
+        </w:rPr>
+      </w:pPr>
+      <w:r>
+        <w:rPr>
+          <w:rFonts w:eastAsiaTheme="minorEastAsia"/>
+        </w:rPr>
+        <w:t xml:space="preserve">The plot is showing linear trend again. Since </w:t>
+      </w:r>
+      <w:proofErr w:type="gramStart"/>
+      <w:r>
+        <w:rPr>
+          <w:rFonts w:eastAsiaTheme="minorEastAsia"/>
+        </w:rPr>
+        <w:t>O(</w:t>
+      </w:r>
+      <w:proofErr w:type="gramEnd"/>
+      <w:r>
+        <w:rPr>
+          <w:rFonts w:eastAsiaTheme="minorEastAsia"/>
+        </w:rPr>
+        <w:t>n + n) simplifies to O(n), the trend is almost identical to case 1.</w:t>
+      </w:r>
+    </w:p>
+    <w:p>
+      <w:pPr>
+        <w:rPr>
+          <w:rFonts w:eastAsiaTheme="minorEastAsia"/>
+        </w:rPr>
+      </w:pPr>
+    </w:p>
+    <w:p>
+      <w:pPr>
+        <w:rPr>
+          <w:rFonts w:eastAsiaTheme="minorEastAsia"/>
+        </w:rPr>
+      </w:pPr>
+      <w:r>
+        <w:rPr>
+          <w:rFonts w:eastAsiaTheme="minorEastAsia"/>
+        </w:rPr>
+        <w:t xml:space="preserve">Case 3: k = </w:t>
+      </w:r>
+      <m:oMath>
+        <m:sSup>
+          <m:sSupPr>
+            <m:ctrlPr>
+              <w:rPr>
+                <w:rFonts w:ascii="Cambria Math" w:eastAsiaTheme="minorEastAsia" w:hAnsi="Cambria Math"/>
+                <w:i/>
+              </w:rPr>
+            </m:ctrlPr>
+          </m:sSupPr>
+          <m:e>
+            <m:r>
+              <w:rPr>
+                <w:rFonts w:ascii="Cambria Math" w:eastAsiaTheme="minorEastAsia" w:hAnsi="Cambria Math"/>
+              </w:rPr>
+              <m:t>n</m:t>
+            </m:r>
+          </m:e>
+          <m:sup>
+            <m:r>
+              <w:rPr>
+                <w:rFonts w:ascii="Cambria Math" w:eastAsiaTheme="minorEastAsia" w:hAnsi="Cambria Math"/>
+              </w:rPr>
+              <m:t>2</m:t>
+            </m:r>
+          </m:sup>
+        </m:sSup>
+      </m:oMath>
+    </w:p>
+    <w:p>
+      <w:pPr>
+        <w:rPr>
+          <w:rFonts w:eastAsiaTheme="minorEastAsia"/>
+        </w:rPr>
+      </w:pPr>
+      <w:r>
+        <w:rPr>
+          <w:rFonts w:eastAsiaTheme="minorEastAsia"/>
+        </w:rPr>
+        <w:t xml:space="preserve">The plot is much slower showing a quadratic trend. Since K is now </w:t>
+      </w:r>
+      <m:oMath>
+        <m:sSup>
+          <m:sSupPr>
+            <m:ctrlPr>
+              <w:rPr>
+                <w:rFonts w:ascii="Cambria Math" w:eastAsiaTheme="minorEastAsia" w:hAnsi="Cambria Math"/>
+                <w:i/>
+              </w:rPr>
+            </m:ctrlPr>
+          </m:sSupPr>
+          <m:e>
+            <m:r>
+              <w:rPr>
+                <w:rFonts w:ascii="Cambria Math" w:eastAsiaTheme="minorEastAsia" w:hAnsi="Cambria Math"/>
+              </w:rPr>
+              <m:t>n</m:t>
+            </m:r>
+          </m:e>
+          <m:sup>
+            <m:r>
+              <w:rPr>
+                <w:rFonts w:ascii="Cambria Math" w:eastAsiaTheme="minorEastAsia" w:hAnsi="Cambria Math"/>
+              </w:rPr>
+              <m:t>2</m:t>
+            </m:r>
+          </m:sup>
+        </m:sSup>
+      </m:oMath>
+      <w:r>
+        <w:rPr>
+          <w:rFonts w:eastAsiaTheme="minorEastAsia"/>
+        </w:rPr>
+        <w:t xml:space="preserve"> it dominates the running time leading to </w:t>
+      </w:r>
+      <w:proofErr w:type="gramStart"/>
+      <w:r>
+        <w:rPr>
+          <w:rFonts w:eastAsiaTheme="minorEastAsia"/>
+        </w:rPr>
+        <w:t>O(</w:t>
+      </w:r>
+      <w:proofErr w:type="gramEnd"/>
+      <m:oMath>
+        <m:sSup>
+          <m:sSupPr>
+            <m:ctrlPr>
+              <w:rPr>
+                <w:rFonts w:ascii="Cambria Math" w:eastAsiaTheme="minorEastAsia" w:hAnsi="Cambria Math"/>
+                <w:i/>
+              </w:rPr>
+            </m:ctrlPr>
+          </m:sSupPr>
+          <m:e>
+            <m:r>
+              <w:rPr>
+                <w:rFonts w:ascii="Cambria Math" w:eastAsiaTheme="minorEastAsia" w:hAnsi="Cambria Math"/>
+              </w:rPr>
+              <m:t>n</m:t>
+            </m:r>
+          </m:e>
+          <m:sup>
+            <m:r>
+              <w:rPr>
+                <w:rFonts w:ascii="Cambria Math" w:eastAsiaTheme="minorEastAsia" w:hAnsi="Cambria Math"/>
+              </w:rPr>
+              <m:t>2</m:t>
+            </m:r>
+          </m:sup>
+        </m:sSup>
+      </m:oMath>
+      <w:r>
+        <w:rPr>
+          <w:rFonts w:eastAsiaTheme="minorEastAsia"/>
+        </w:rPr>
+        <w:t>).</w:t>
+      </w:r>
+    </w:p>
+    <w:p>
+      <w:pPr>
+        <w:rPr>
+          <w:rFonts w:eastAsiaTheme="minorEastAsia"/>
+        </w:rPr>
+      </w:pPr>
+    </w:p>
+    <w:p>
+      <w:pPr>
+        <w:rPr>
+          <w:rFonts w:eastAsiaTheme="minorEastAsia"/>
+        </w:rPr>
+      </w:pPr>
+      <w:r>
+        <w:rPr>
+          <w:rFonts w:eastAsiaTheme="minorEastAsia"/>
+        </w:rPr>
+        <w:t>Conclusion:</w:t>
+      </w:r>
+    </w:p>
+    <w:p>
+      <w:pPr>
+        <w:rPr>
+          <w:rFonts w:eastAsiaTheme="minorEastAsia"/>
+        </w:rPr>
+      </w:pPr>
+      <w:r>
+        <w:rPr>
+          <w:rFonts w:eastAsiaTheme="minorEastAsia"/>
+        </w:rPr>
+        <w:t>When the K is a small or reasonable since counting sort has a better worst case. However, if the K is too big or gets out of hand then it can easily be slower that comparison sorts. It is important to compare which would be faster given the certain situation and what could lead to a quicker result for the given task trying to be completed.</w:t>
       </w:r>
     </w:p>
     <w:sectPr>
@@ -1829,6 +7384,15 @@
   <w:style w:type="paragraph" w:default="1" w:styleId="Normal">
     <w:name w:val="Normal"/>
     <w:qFormat/>
+    <w:rsid w:val="008C01AD"/>
+    <w:pPr>
+      <w:spacing w:after="0" w:line="240" w:lineRule="auto"/>
+    </w:pPr>
+    <w:rPr>
+      <w:rFonts w:ascii="Times New Roman" w:eastAsia="Times New Roman" w:hAnsi="Times New Roman" w:cs="Times New Roman"/>
+      <w:kern w:val="0"/>
+      <w14:ligatures w14:val="none"/>
+    </w:rPr>
   </w:style>
   <w:style w:type="paragraph" w:styleId="Heading1">
     <w:name w:val="heading 1"/>
@@ -1841,14 +7405,16 @@
     <w:pPr>
       <w:keepNext/>
       <w:keepLines/>
-      <w:spacing w:before="360" w:after="80"/>
+      <w:spacing w:before="360" w:after="80" w:line="278" w:lineRule="auto"/>
       <w:outlineLvl w:val="0"/>
     </w:pPr>
     <w:rPr>
       <w:rFonts w:asciiTheme="majorHAnsi" w:eastAsiaTheme="majorEastAsia" w:hAnsiTheme="majorHAnsi" w:cstheme="majorBidi"/>
       <w:color w:val="2F5496" w:themeColor="accent1" w:themeShade="BF"/>
+      <w:kern w:val="2"/>
       <w:sz w:val="40"/>
       <w:szCs w:val="40"/>
+      <w14:ligatures w14:val="standardContextual"/>
     </w:rPr>
   </w:style>
   <w:style w:type="paragraph" w:styleId="Heading2">
@@ -1864,14 +7430,16 @@
     <w:pPr>
       <w:keepNext/>
       <w:keepLines/>
-      <w:spacing w:before="160" w:after="80"/>
+      <w:spacing w:before="160" w:after="80" w:line="278" w:lineRule="auto"/>
       <w:outlineLvl w:val="1"/>
     </w:pPr>
     <w:rPr>
       <w:rFonts w:asciiTheme="majorHAnsi" w:eastAsiaTheme="majorEastAsia" w:hAnsiTheme="majorHAnsi" w:cstheme="majorBidi"/>
       <w:color w:val="2F5496" w:themeColor="accent1" w:themeShade="BF"/>
+      <w:kern w:val="2"/>
       <w:sz w:val="32"/>
       <w:szCs w:val="32"/>
+      <w14:ligatures w14:val="standardContextual"/>
     </w:rPr>
   </w:style>
   <w:style w:type="paragraph" w:styleId="Heading3">
@@ -1887,14 +7455,16 @@
     <w:pPr>
       <w:keepNext/>
       <w:keepLines/>
-      <w:spacing w:before="160" w:after="80"/>
+      <w:spacing w:before="160" w:after="80" w:line="278" w:lineRule="auto"/>
       <w:outlineLvl w:val="2"/>
     </w:pPr>
     <w:rPr>
-      <w:rFonts w:eastAsiaTheme="majorEastAsia" w:cstheme="majorBidi"/>
+      <w:rFonts w:asciiTheme="minorHAnsi" w:eastAsiaTheme="majorEastAsia" w:hAnsiTheme="minorHAnsi" w:cstheme="majorBidi"/>
       <w:color w:val="2F5496" w:themeColor="accent1" w:themeShade="BF"/>
+      <w:kern w:val="2"/>
       <w:sz w:val="28"/>
       <w:szCs w:val="28"/>
+      <w14:ligatures w14:val="standardContextual"/>
     </w:rPr>
   </w:style>
   <w:style w:type="paragraph" w:styleId="Heading4">
@@ -1910,14 +7480,16 @@
     <w:pPr>
       <w:keepNext/>
       <w:keepLines/>
-      <w:spacing w:before="80" w:after="40"/>
+      <w:spacing w:before="80" w:after="40" w:line="278" w:lineRule="auto"/>
       <w:outlineLvl w:val="3"/>
     </w:pPr>
     <w:rPr>
-      <w:rFonts w:eastAsiaTheme="majorEastAsia" w:cstheme="majorBidi"/>
+      <w:rFonts w:asciiTheme="minorHAnsi" w:eastAsiaTheme="majorEastAsia" w:hAnsiTheme="minorHAnsi" w:cstheme="majorBidi"/>
       <w:i/>
       <w:iCs/>
       <w:color w:val="2F5496" w:themeColor="accent1" w:themeShade="BF"/>
+      <w:kern w:val="2"/>
+      <w14:ligatures w14:val="standardContextual"/>
     </w:rPr>
   </w:style>
   <w:style w:type="paragraph" w:styleId="Heading5">
@@ -1933,12 +7505,14 @@
     <w:pPr>
       <w:keepNext/>
       <w:keepLines/>
-      <w:spacing w:before="80" w:after="40"/>
+      <w:spacing w:before="80" w:after="40" w:line="278" w:lineRule="auto"/>
       <w:outlineLvl w:val="4"/>
     </w:pPr>
     <w:rPr>
-      <w:rFonts w:eastAsiaTheme="majorEastAsia" w:cstheme="majorBidi"/>
+      <w:rFonts w:asciiTheme="minorHAnsi" w:eastAsiaTheme="majorEastAsia" w:hAnsiTheme="minorHAnsi" w:cstheme="majorBidi"/>
       <w:color w:val="2F5496" w:themeColor="accent1" w:themeShade="BF"/>
+      <w:kern w:val="2"/>
+      <w14:ligatures w14:val="standardContextual"/>
     </w:rPr>
   </w:style>
   <w:style w:type="paragraph" w:styleId="Heading6">
@@ -1954,14 +7528,16 @@
     <w:pPr>
       <w:keepNext/>
       <w:keepLines/>
-      <w:spacing w:before="40" w:after="0"/>
+      <w:spacing w:before="40" w:line="278" w:lineRule="auto"/>
       <w:outlineLvl w:val="5"/>
     </w:pPr>
     <w:rPr>
-      <w:rFonts w:eastAsiaTheme="majorEastAsia" w:cstheme="majorBidi"/>
+      <w:rFonts w:asciiTheme="minorHAnsi" w:eastAsiaTheme="majorEastAsia" w:hAnsiTheme="minorHAnsi" w:cstheme="majorBidi"/>
       <w:i/>
       <w:iCs/>
       <w:color w:val="595959" w:themeColor="text1" w:themeTint="A6"/>
+      <w:kern w:val="2"/>
+      <w14:ligatures w14:val="standardContextual"/>
     </w:rPr>
   </w:style>
   <w:style w:type="paragraph" w:styleId="Heading7">
@@ -1977,12 +7553,14 @@
     <w:pPr>
       <w:keepNext/>
       <w:keepLines/>
-      <w:spacing w:before="40" w:after="0"/>
+      <w:spacing w:before="40" w:line="278" w:lineRule="auto"/>
       <w:outlineLvl w:val="6"/>
     </w:pPr>
     <w:rPr>
-      <w:rFonts w:eastAsiaTheme="majorEastAsia" w:cstheme="majorBidi"/>
+      <w:rFonts w:asciiTheme="minorHAnsi" w:eastAsiaTheme="majorEastAsia" w:hAnsiTheme="minorHAnsi" w:cstheme="majorBidi"/>
       <w:color w:val="595959" w:themeColor="text1" w:themeTint="A6"/>
+      <w:kern w:val="2"/>
+      <w14:ligatures w14:val="standardContextual"/>
     </w:rPr>
   </w:style>
   <w:style w:type="paragraph" w:styleId="Heading8">
@@ -1998,14 +7576,16 @@
     <w:pPr>
       <w:keepNext/>
       <w:keepLines/>
-      <w:spacing w:after="0"/>
+      <w:spacing w:line="278" w:lineRule="auto"/>
       <w:outlineLvl w:val="7"/>
     </w:pPr>
     <w:rPr>
-      <w:rFonts w:eastAsiaTheme="majorEastAsia" w:cstheme="majorBidi"/>
+      <w:rFonts w:asciiTheme="minorHAnsi" w:eastAsiaTheme="majorEastAsia" w:hAnsiTheme="minorHAnsi" w:cstheme="majorBidi"/>
       <w:i/>
       <w:iCs/>
       <w:color w:val="272727" w:themeColor="text1" w:themeTint="D8"/>
+      <w:kern w:val="2"/>
+      <w14:ligatures w14:val="standardContextual"/>
     </w:rPr>
   </w:style>
   <w:style w:type="paragraph" w:styleId="Heading9">
@@ -2021,12 +7601,14 @@
     <w:pPr>
       <w:keepNext/>
       <w:keepLines/>
-      <w:spacing w:after="0"/>
+      <w:spacing w:line="278" w:lineRule="auto"/>
       <w:outlineLvl w:val="8"/>
     </w:pPr>
     <w:rPr>
-      <w:rFonts w:eastAsiaTheme="majorEastAsia" w:cstheme="majorBidi"/>
+      <w:rFonts w:asciiTheme="minorHAnsi" w:eastAsiaTheme="majorEastAsia" w:hAnsiTheme="minorHAnsi" w:cstheme="majorBidi"/>
       <w:color w:val="272727" w:themeColor="text1" w:themeTint="D8"/>
+      <w:kern w:val="2"/>
+      <w14:ligatures w14:val="standardContextual"/>
     </w:rPr>
   </w:style>
   <w:style w:type="character" w:default="1" w:styleId="DefaultParagraphFont">
@@ -2184,7 +7766,7 @@
     <w:qFormat/>
     <w:rsid w:val="004D1525"/>
     <w:pPr>
-      <w:spacing w:after="80" w:line="240" w:lineRule="auto"/>
+      <w:spacing w:after="80"/>
       <w:contextualSpacing/>
     </w:pPr>
     <w:rPr>
@@ -2193,6 +7775,7 @@
       <w:kern w:val="28"/>
       <w:sz w:val="56"/>
       <w:szCs w:val="56"/>
+      <w14:ligatures w14:val="standardContextual"/>
     </w:rPr>
   </w:style>
   <w:style w:type="character" w:customStyle="1" w:styleId="TitleChar">
@@ -2221,13 +7804,16 @@
       <w:numPr>
         <w:ilvl w:val="1"/>
       </w:numPr>
+      <w:spacing w:after="160" w:line="278" w:lineRule="auto"/>
     </w:pPr>
     <w:rPr>
-      <w:rFonts w:eastAsiaTheme="majorEastAsia" w:cstheme="majorBidi"/>
+      <w:rFonts w:asciiTheme="minorHAnsi" w:eastAsiaTheme="majorEastAsia" w:hAnsiTheme="minorHAnsi" w:cstheme="majorBidi"/>
       <w:color w:val="595959" w:themeColor="text1" w:themeTint="A6"/>
       <w:spacing w:val="15"/>
+      <w:kern w:val="2"/>
       <w:sz w:val="28"/>
       <w:szCs w:val="28"/>
+      <w14:ligatures w14:val="standardContextual"/>
     </w:rPr>
   </w:style>
   <w:style w:type="character" w:customStyle="1" w:styleId="SubtitleChar">
@@ -2253,13 +7839,16 @@
     <w:qFormat/>
     <w:rsid w:val="004D1525"/>
     <w:pPr>
-      <w:spacing w:before="160"/>
+      <w:spacing w:before="160" w:after="160" w:line="278" w:lineRule="auto"/>
       <w:jc w:val="center"/>
     </w:pPr>
     <w:rPr>
+      <w:rFonts w:asciiTheme="minorHAnsi" w:eastAsiaTheme="minorHAnsi" w:hAnsiTheme="minorHAnsi" w:cstheme="minorBidi"/>
       <w:i/>
       <w:iCs/>
       <w:color w:val="404040" w:themeColor="text1" w:themeTint="BF"/>
+      <w:kern w:val="2"/>
+      <w14:ligatures w14:val="standardContextual"/>
     </w:rPr>
   </w:style>
   <w:style w:type="character" w:customStyle="1" w:styleId="QuoteChar">
@@ -2281,9 +7870,15 @@
     <w:qFormat/>
     <w:rsid w:val="004D1525"/>
     <w:pPr>
+      <w:spacing w:after="160" w:line="278" w:lineRule="auto"/>
       <w:ind w:left="720"/>
       <w:contextualSpacing/>
     </w:pPr>
+    <w:rPr>
+      <w:rFonts w:asciiTheme="minorHAnsi" w:eastAsiaTheme="minorHAnsi" w:hAnsiTheme="minorHAnsi" w:cstheme="minorBidi"/>
+      <w:kern w:val="2"/>
+      <w14:ligatures w14:val="standardContextual"/>
+    </w:rPr>
   </w:style>
   <w:style w:type="character" w:styleId="IntenseEmphasis">
     <w:name w:val="Intense Emphasis"/>
@@ -2310,14 +7905,17 @@
         <w:top w:val="single" w:sz="4" w:space="10" w:color="2F5496" w:themeColor="accent1" w:themeShade="BF"/>
         <w:bottom w:val="single" w:sz="4" w:space="10" w:color="2F5496" w:themeColor="accent1" w:themeShade="BF"/>
       </w:pBdr>
-      <w:spacing w:before="360" w:after="360"/>
+      <w:spacing w:before="360" w:after="360" w:line="278" w:lineRule="auto"/>
       <w:ind w:left="864" w:right="864"/>
       <w:jc w:val="center"/>
     </w:pPr>
     <w:rPr>
+      <w:rFonts w:asciiTheme="minorHAnsi" w:eastAsiaTheme="minorHAnsi" w:hAnsiTheme="minorHAnsi" w:cstheme="minorBidi"/>
       <w:i/>
       <w:iCs/>
       <w:color w:val="2F5496" w:themeColor="accent1" w:themeShade="BF"/>
+      <w:kern w:val="2"/>
+      <w14:ligatures w14:val="standardContextual"/>
     </w:rPr>
   </w:style>
   <w:style w:type="character" w:customStyle="1" w:styleId="IntenseQuoteChar">
@@ -2586,6 +8184,17 @@
     <w:rsid w:val="009A62CD"/>
     <w:rPr>
       <w:color w:val="666666"/>
+    </w:rPr>
+  </w:style>
+  <w:style w:type="character" w:styleId="Strong">
+    <w:name w:val="Strong"/>
+    <w:basedOn w:val="DefaultParagraphFont"/>
+    <w:uiPriority w:val="22"/>
+    <w:qFormat/>
+    <w:rsid w:val="008C01AD"/>
+    <w:rPr>
+      <w:b/>
+      <w:bCs/>
     </w:rPr>
   </w:style>
 </w:styles>
